--- a/data/concession-rostov/П1_Термины_и_определения_КС_РО1000+264_v8.docx
+++ b/data/concession-rostov/П1_Термины_и_определения_КС_РО1000+264_v8.docx
@@ -1,6 +1,6 @@
 
 <file path=word/document.xml><?xml version="1.0" encoding="utf-8"?>
-<w:document xmlns:wpc="http://schemas.microsoft.com/office/word/2010/wordprocessingCanvas" xmlns:mc="http://schemas.openxmlformats.org/markup-compatibility/2006" xmlns:o="urn:schemas-microsoft-com:office:office" xmlns:r="http://schemas.openxmlformats.org/officeDocument/2006/relationships" xmlns:m="http://schemas.openxmlformats.org/officeDocument/2006/math" xmlns:v="urn:schemas-microsoft-com:vml" xmlns:wp14="http://schemas.microsoft.com/office/word/2010/wordprocessingDrawing" xmlns:wp="http://schemas.openxmlformats.org/drawingml/2006/wordprocessingDrawing" xmlns:w10="urn:schemas-microsoft-com:office:word" xmlns:w="http://schemas.openxmlformats.org/wordprocessingml/2006/main" xmlns:w14="http://schemas.microsoft.com/office/word/2010/wordml" xmlns:w15="http://schemas.microsoft.com/office/word/2012/wordml" xmlns:wpg="http://schemas.microsoft.com/office/word/2010/wordprocessingGroup" xmlns:wpi="http://schemas.microsoft.com/office/word/2010/wordprocessingInk" xmlns:wne="http://schemas.microsoft.com/office/word/2006/wordml" xmlns:wps="http://schemas.microsoft.com/office/word/2010/wordprocessingShape" mc:Ignorable="w14 w15 wp14">
+<w:document xmlns:wpc="http://schemas.microsoft.com/office/word/2010/wordprocessingCanvas" xmlns:cx="http://schemas.microsoft.com/office/drawing/2014/chartex" xmlns:cx1="http://schemas.microsoft.com/office/drawing/2015/9/8/chartex" xmlns:cx2="http://schemas.microsoft.com/office/drawing/2015/10/21/chartex" xmlns:cx3="http://schemas.microsoft.com/office/drawing/2016/5/9/chartex" xmlns:cx4="http://schemas.microsoft.com/office/drawing/2016/5/10/chartex" xmlns:cx5="http://schemas.microsoft.com/office/drawing/2016/5/11/chartex" xmlns:cx6="http://schemas.microsoft.com/office/drawing/2016/5/12/chartex" xmlns:cx7="http://schemas.microsoft.com/office/drawing/2016/5/13/chartex" xmlns:cx8="http://schemas.microsoft.com/office/drawing/2016/5/14/chartex" xmlns:mc="http://schemas.openxmlformats.org/markup-compatibility/2006" xmlns:aink="http://schemas.microsoft.com/office/drawing/2016/ink" xmlns:am3d="http://schemas.microsoft.com/office/drawing/2017/model3d" xmlns:o="urn:schemas-microsoft-com:office:office" xmlns:oel="http://schemas.microsoft.com/office/2019/extlst" xmlns:r="http://schemas.openxmlformats.org/officeDocument/2006/relationships" xmlns:m="http://schemas.openxmlformats.org/officeDocument/2006/math" xmlns:v="urn:schemas-microsoft-com:vml" xmlns:wp14="http://schemas.microsoft.com/office/word/2010/wordprocessingDrawing" xmlns:wp="http://schemas.openxmlformats.org/drawingml/2006/wordprocessingDrawing" xmlns:w10="urn:schemas-microsoft-com:office:word" xmlns:w="http://schemas.openxmlformats.org/wordprocessingml/2006/main" xmlns:w14="http://schemas.microsoft.com/office/word/2010/wordml" xmlns:w15="http://schemas.microsoft.com/office/word/2012/wordml" xmlns:w16cex="http://schemas.microsoft.com/office/word/2018/wordml/cex" xmlns:w16cid="http://schemas.microsoft.com/office/word/2016/wordml/cid" xmlns:w16="http://schemas.microsoft.com/office/word/2018/wordml" xmlns:w16du="http://schemas.microsoft.com/office/word/2023/wordml/word16du" xmlns:w16sdtdh="http://schemas.microsoft.com/office/word/2020/wordml/sdtdatahash" xmlns:w16sdtfl="http://schemas.microsoft.com/office/word/2024/wordml/sdtformatlock" xmlns:w16se="http://schemas.microsoft.com/office/word/2015/wordml/symex" xmlns:wpg="http://schemas.microsoft.com/office/word/2010/wordprocessingGroup" xmlns:wpi="http://schemas.microsoft.com/office/word/2010/wordprocessingInk" xmlns:wne="http://schemas.microsoft.com/office/word/2006/wordml" xmlns:wps="http://schemas.microsoft.com/office/word/2010/wordprocessingShape" mc:Ignorable="w14 w15 w16se w16cid w16 w16cex w16sdtdh w16sdtfl w16du wp14">
   <w:body>
     <w:p>
       <w:pPr>
@@ -269,10 +269,6 @@
           </w:tcPr>
           <w:p>
             <w:pPr>
-              <w:numPr>
-                <w:ilvl w:val="0"/>
-                <w:numId w:val="1"/>
-              </w:numPr>
               <w:spacing w:after="0" w:line="252" w:lineRule="auto"/>
               <w:ind w:left="691" w:hanging="691"/>
               <w:contextualSpacing/>
@@ -283,6 +279,22 @@
                 <w:sz w:val="24"/>
               </w:rPr>
             </w:pPr>
+            <w:r>
+              <w:rPr>
+                <w:rFonts w:ascii="Times New Roman" w:hAnsi="Times New Roman"/>
+                <w:b/>
+                <w:sz w:val="24"/>
+              </w:rPr>
+              <w:t>1.</w:t>
+            </w:r>
+            <w:r>
+              <w:rPr>
+                <w:rFonts w:ascii="Times New Roman" w:hAnsi="Times New Roman"/>
+                <w:b/>
+                <w:sz w:val="24"/>
+              </w:rPr>
+              <w:tab/>
+            </w:r>
           </w:p>
         </w:tc>
         <w:tc>
@@ -426,10 +438,6 @@
           </w:tcPr>
           <w:p>
             <w:pPr>
-              <w:numPr>
-                <w:ilvl w:val="0"/>
-                <w:numId w:val="1"/>
-              </w:numPr>
               <w:spacing w:after="0" w:line="252" w:lineRule="auto"/>
               <w:ind w:left="691" w:hanging="691"/>
               <w:contextualSpacing/>
@@ -440,6 +448,22 @@
                 <w:sz w:val="24"/>
               </w:rPr>
             </w:pPr>
+            <w:r>
+              <w:rPr>
+                <w:rFonts w:ascii="Times New Roman" w:hAnsi="Times New Roman"/>
+                <w:b/>
+                <w:sz w:val="24"/>
+              </w:rPr>
+              <w:t>2.</w:t>
+            </w:r>
+            <w:r>
+              <w:rPr>
+                <w:rFonts w:ascii="Times New Roman" w:hAnsi="Times New Roman"/>
+                <w:b/>
+                <w:sz w:val="24"/>
+              </w:rPr>
+              <w:tab/>
+            </w:r>
           </w:p>
         </w:tc>
         <w:tc>
@@ -534,10 +558,6 @@
           </w:tcPr>
           <w:p>
             <w:pPr>
-              <w:numPr>
-                <w:ilvl w:val="0"/>
-                <w:numId w:val="1"/>
-              </w:numPr>
               <w:spacing w:after="0" w:line="252" w:lineRule="auto"/>
               <w:ind w:left="691" w:hanging="691"/>
               <w:contextualSpacing/>
@@ -548,6 +568,22 @@
                 <w:sz w:val="24"/>
               </w:rPr>
             </w:pPr>
+            <w:r>
+              <w:rPr>
+                <w:rFonts w:ascii="Times New Roman" w:hAnsi="Times New Roman"/>
+                <w:b/>
+                <w:sz w:val="24"/>
+              </w:rPr>
+              <w:t>3.</w:t>
+            </w:r>
+            <w:r>
+              <w:rPr>
+                <w:rFonts w:ascii="Times New Roman" w:hAnsi="Times New Roman"/>
+                <w:b/>
+                <w:sz w:val="24"/>
+              </w:rPr>
+              <w:tab/>
+            </w:r>
           </w:p>
         </w:tc>
         <w:tc>
@@ -618,10 +654,6 @@
           </w:tcPr>
           <w:p>
             <w:pPr>
-              <w:numPr>
-                <w:ilvl w:val="0"/>
-                <w:numId w:val="1"/>
-              </w:numPr>
               <w:spacing w:after="0" w:line="252" w:lineRule="auto"/>
               <w:ind w:left="691" w:hanging="691"/>
               <w:contextualSpacing/>
@@ -632,6 +664,22 @@
                 <w:sz w:val="24"/>
               </w:rPr>
             </w:pPr>
+            <w:r>
+              <w:rPr>
+                <w:rFonts w:ascii="Times New Roman" w:hAnsi="Times New Roman"/>
+                <w:b/>
+                <w:sz w:val="24"/>
+              </w:rPr>
+              <w:t>4.</w:t>
+            </w:r>
+            <w:r>
+              <w:rPr>
+                <w:rFonts w:ascii="Times New Roman" w:hAnsi="Times New Roman"/>
+                <w:b/>
+                <w:sz w:val="24"/>
+              </w:rPr>
+              <w:tab/>
+            </w:r>
           </w:p>
         </w:tc>
         <w:tc>
@@ -702,10 +750,6 @@
           </w:tcPr>
           <w:p>
             <w:pPr>
-              <w:numPr>
-                <w:ilvl w:val="0"/>
-                <w:numId w:val="1"/>
-              </w:numPr>
               <w:spacing w:after="0" w:line="252" w:lineRule="auto"/>
               <w:ind w:left="691" w:hanging="691"/>
               <w:contextualSpacing/>
@@ -716,6 +760,22 @@
                 <w:sz w:val="24"/>
               </w:rPr>
             </w:pPr>
+            <w:r>
+              <w:rPr>
+                <w:rFonts w:ascii="Times New Roman" w:hAnsi="Times New Roman"/>
+                <w:b/>
+                <w:sz w:val="24"/>
+              </w:rPr>
+              <w:t>5.</w:t>
+            </w:r>
+            <w:r>
+              <w:rPr>
+                <w:rFonts w:ascii="Times New Roman" w:hAnsi="Times New Roman"/>
+                <w:b/>
+                <w:sz w:val="24"/>
+              </w:rPr>
+              <w:tab/>
+            </w:r>
           </w:p>
         </w:tc>
         <w:tc>
@@ -782,10 +842,6 @@
           </w:tcPr>
           <w:p>
             <w:pPr>
-              <w:numPr>
-                <w:ilvl w:val="0"/>
-                <w:numId w:val="1"/>
-              </w:numPr>
               <w:spacing w:after="0" w:line="252" w:lineRule="auto"/>
               <w:ind w:left="691" w:hanging="691"/>
               <w:contextualSpacing/>
@@ -796,6 +852,22 @@
                 <w:sz w:val="24"/>
               </w:rPr>
             </w:pPr>
+            <w:r>
+              <w:rPr>
+                <w:rFonts w:ascii="Times New Roman" w:hAnsi="Times New Roman"/>
+                <w:b/>
+                <w:sz w:val="24"/>
+              </w:rPr>
+              <w:t>6.</w:t>
+            </w:r>
+            <w:r>
+              <w:rPr>
+                <w:rFonts w:ascii="Times New Roman" w:hAnsi="Times New Roman"/>
+                <w:b/>
+                <w:sz w:val="24"/>
+              </w:rPr>
+              <w:tab/>
+            </w:r>
           </w:p>
         </w:tc>
         <w:tc>
@@ -883,10 +955,6 @@
           </w:tcPr>
           <w:p>
             <w:pPr>
-              <w:numPr>
-                <w:ilvl w:val="0"/>
-                <w:numId w:val="1"/>
-              </w:numPr>
               <w:spacing w:after="0" w:line="252" w:lineRule="auto"/>
               <w:ind w:left="691" w:hanging="691"/>
               <w:contextualSpacing/>
@@ -897,6 +965,22 @@
                 <w:sz w:val="24"/>
               </w:rPr>
             </w:pPr>
+            <w:r>
+              <w:rPr>
+                <w:rFonts w:ascii="Times New Roman" w:hAnsi="Times New Roman"/>
+                <w:b/>
+                <w:sz w:val="24"/>
+              </w:rPr>
+              <w:t>7.</w:t>
+            </w:r>
+            <w:r>
+              <w:rPr>
+                <w:rFonts w:ascii="Times New Roman" w:hAnsi="Times New Roman"/>
+                <w:b/>
+                <w:sz w:val="24"/>
+              </w:rPr>
+              <w:tab/>
+            </w:r>
           </w:p>
         </w:tc>
         <w:tc>
@@ -977,10 +1061,6 @@
           </w:tcPr>
           <w:p>
             <w:pPr>
-              <w:numPr>
-                <w:ilvl w:val="0"/>
-                <w:numId w:val="1"/>
-              </w:numPr>
               <w:spacing w:after="0" w:line="252" w:lineRule="auto"/>
               <w:ind w:left="691" w:hanging="691"/>
               <w:contextualSpacing/>
@@ -991,6 +1071,22 @@
                 <w:sz w:val="24"/>
               </w:rPr>
             </w:pPr>
+            <w:r>
+              <w:rPr>
+                <w:rFonts w:ascii="Times New Roman" w:hAnsi="Times New Roman"/>
+                <w:b/>
+                <w:sz w:val="24"/>
+              </w:rPr>
+              <w:t>8.</w:t>
+            </w:r>
+            <w:r>
+              <w:rPr>
+                <w:rFonts w:ascii="Times New Roman" w:hAnsi="Times New Roman"/>
+                <w:b/>
+                <w:sz w:val="24"/>
+              </w:rPr>
+              <w:tab/>
+            </w:r>
           </w:p>
         </w:tc>
         <w:tc>
@@ -1050,10 +1146,6 @@
           </w:tcPr>
           <w:p>
             <w:pPr>
-              <w:numPr>
-                <w:ilvl w:val="0"/>
-                <w:numId w:val="1"/>
-              </w:numPr>
               <w:spacing w:after="0" w:line="252" w:lineRule="auto"/>
               <w:ind w:left="691" w:hanging="691"/>
               <w:contextualSpacing/>
@@ -1064,6 +1156,22 @@
                 <w:sz w:val="24"/>
               </w:rPr>
             </w:pPr>
+            <w:r>
+              <w:rPr>
+                <w:rFonts w:ascii="Times New Roman" w:hAnsi="Times New Roman"/>
+                <w:b/>
+                <w:sz w:val="24"/>
+              </w:rPr>
+              <w:t>9.</w:t>
+            </w:r>
+            <w:r>
+              <w:rPr>
+                <w:rFonts w:ascii="Times New Roman" w:hAnsi="Times New Roman"/>
+                <w:b/>
+                <w:sz w:val="24"/>
+              </w:rPr>
+              <w:tab/>
+            </w:r>
           </w:p>
         </w:tc>
         <w:tc>
@@ -1123,10 +1231,6 @@
           </w:tcPr>
           <w:p>
             <w:pPr>
-              <w:numPr>
-                <w:ilvl w:val="0"/>
-                <w:numId w:val="1"/>
-              </w:numPr>
               <w:spacing w:after="0" w:line="252" w:lineRule="auto"/>
               <w:ind w:left="691" w:hanging="691"/>
               <w:contextualSpacing/>
@@ -1137,6 +1241,22 @@
                 <w:sz w:val="24"/>
               </w:rPr>
             </w:pPr>
+            <w:r>
+              <w:rPr>
+                <w:rFonts w:ascii="Times New Roman" w:hAnsi="Times New Roman"/>
+                <w:b/>
+                <w:sz w:val="24"/>
+              </w:rPr>
+              <w:t>10.</w:t>
+            </w:r>
+            <w:r>
+              <w:rPr>
+                <w:rFonts w:ascii="Times New Roman" w:hAnsi="Times New Roman"/>
+                <w:b/>
+                <w:sz w:val="24"/>
+              </w:rPr>
+              <w:tab/>
+            </w:r>
           </w:p>
         </w:tc>
         <w:tc>
@@ -1218,10 +1338,6 @@
           </w:tcPr>
           <w:p>
             <w:pPr>
-              <w:numPr>
-                <w:ilvl w:val="0"/>
-                <w:numId w:val="1"/>
-              </w:numPr>
               <w:spacing w:after="0" w:line="252" w:lineRule="auto"/>
               <w:ind w:left="691" w:hanging="691"/>
               <w:contextualSpacing/>
@@ -1232,6 +1348,23 @@
                 <w:sz w:val="24"/>
               </w:rPr>
             </w:pPr>
+            <w:r>
+              <w:rPr>
+                <w:rFonts w:ascii="Times New Roman" w:hAnsi="Times New Roman"/>
+                <w:b/>
+                <w:sz w:val="24"/>
+              </w:rPr>
+              <w:lastRenderedPageBreak/>
+              <w:t>11.</w:t>
+            </w:r>
+            <w:r>
+              <w:rPr>
+                <w:rFonts w:ascii="Times New Roman" w:hAnsi="Times New Roman"/>
+                <w:b/>
+                <w:sz w:val="24"/>
+              </w:rPr>
+              <w:tab/>
+            </w:r>
           </w:p>
         </w:tc>
         <w:tc>
@@ -1276,23 +1409,7 @@
                 <w:rFonts w:ascii="Times New Roman" w:hAnsi="Times New Roman"/>
                 <w:sz w:val="24"/>
               </w:rPr>
-              <w:t xml:space="preserve">возмещение, выплачиваемое </w:t>
-            </w:r>
-            <w:proofErr w:type="spellStart"/>
-            <w:r>
-              <w:rPr>
-                <w:rFonts w:ascii="Times New Roman" w:hAnsi="Times New Roman"/>
-                <w:sz w:val="24"/>
-              </w:rPr>
-              <w:t>Концедентом</w:t>
-            </w:r>
-            <w:proofErr w:type="spellEnd"/>
-            <w:r>
-              <w:rPr>
-                <w:rFonts w:ascii="Times New Roman" w:hAnsi="Times New Roman"/>
-                <w:sz w:val="24"/>
-              </w:rPr>
-              <w:t xml:space="preserve"> Концессионеру в случае расторжения Соглашения ранее истечения Срока Действия Соглашения в</w:t>
+              <w:t>возмещение, выплачиваемое Концедентом Концессионеру в случае расторжения Соглашения ранее истечения Срока Действия Соглашения в</w:t>
             </w:r>
             <w:r>
               <w:rPr>
@@ -1320,23 +1437,7 @@
                 <w:rFonts w:ascii="Times New Roman" w:hAnsi="Times New Roman"/>
                 <w:sz w:val="24"/>
               </w:rPr>
-              <w:t xml:space="preserve">к Соглашению. Размер обязательств </w:t>
-            </w:r>
-            <w:proofErr w:type="spellStart"/>
-            <w:r>
-              <w:rPr>
-                <w:rFonts w:ascii="Times New Roman" w:hAnsi="Times New Roman"/>
-                <w:sz w:val="24"/>
-              </w:rPr>
-              <w:t>Концедента</w:t>
-            </w:r>
-            <w:proofErr w:type="spellEnd"/>
-            <w:r>
-              <w:rPr>
-                <w:rFonts w:ascii="Times New Roman" w:hAnsi="Times New Roman"/>
-                <w:sz w:val="24"/>
-              </w:rPr>
-              <w:t xml:space="preserve"> по Возмещению при Досрочном Расторжении изменяется в зависимости от</w:t>
+              <w:t>к Соглашению. Размер обязательств Концедента по Возмещению при Досрочном Расторжении изменяется в зависимости от</w:t>
             </w:r>
             <w:r>
               <w:rPr>
@@ -1362,10 +1463,6 @@
           </w:tcPr>
           <w:p>
             <w:pPr>
-              <w:numPr>
-                <w:ilvl w:val="0"/>
-                <w:numId w:val="1"/>
-              </w:numPr>
               <w:spacing w:after="0" w:line="252" w:lineRule="auto"/>
               <w:ind w:left="691" w:hanging="691"/>
               <w:contextualSpacing/>
@@ -1376,6 +1473,22 @@
                 <w:sz w:val="24"/>
               </w:rPr>
             </w:pPr>
+            <w:r>
+              <w:rPr>
+                <w:rFonts w:ascii="Times New Roman" w:hAnsi="Times New Roman"/>
+                <w:b/>
+                <w:sz w:val="24"/>
+              </w:rPr>
+              <w:t>12.</w:t>
+            </w:r>
+            <w:r>
+              <w:rPr>
+                <w:rFonts w:ascii="Times New Roman" w:hAnsi="Times New Roman"/>
+                <w:b/>
+                <w:sz w:val="24"/>
+              </w:rPr>
+              <w:tab/>
+            </w:r>
           </w:p>
         </w:tc>
         <w:tc>
@@ -1449,10 +1562,6 @@
           </w:tcPr>
           <w:p>
             <w:pPr>
-              <w:numPr>
-                <w:ilvl w:val="0"/>
-                <w:numId w:val="1"/>
-              </w:numPr>
               <w:spacing w:after="0" w:line="252" w:lineRule="auto"/>
               <w:ind w:left="691" w:hanging="691"/>
               <w:contextualSpacing/>
@@ -1463,6 +1572,22 @@
                 <w:sz w:val="24"/>
               </w:rPr>
             </w:pPr>
+            <w:r>
+              <w:rPr>
+                <w:rFonts w:ascii="Times New Roman" w:hAnsi="Times New Roman"/>
+                <w:b/>
+                <w:sz w:val="24"/>
+              </w:rPr>
+              <w:t>13.</w:t>
+            </w:r>
+            <w:r>
+              <w:rPr>
+                <w:rFonts w:ascii="Times New Roman" w:hAnsi="Times New Roman"/>
+                <w:b/>
+                <w:sz w:val="24"/>
+              </w:rPr>
+              <w:tab/>
+            </w:r>
           </w:p>
         </w:tc>
         <w:tc>
@@ -1592,10 +1717,6 @@
           </w:tcPr>
           <w:p>
             <w:pPr>
-              <w:numPr>
-                <w:ilvl w:val="0"/>
-                <w:numId w:val="1"/>
-              </w:numPr>
               <w:spacing w:after="0" w:line="252" w:lineRule="auto"/>
               <w:ind w:left="691" w:hanging="691"/>
               <w:contextualSpacing/>
@@ -1606,6 +1727,22 @@
                 <w:sz w:val="24"/>
               </w:rPr>
             </w:pPr>
+            <w:r>
+              <w:rPr>
+                <w:rFonts w:ascii="Times New Roman" w:hAnsi="Times New Roman"/>
+                <w:b/>
+                <w:sz w:val="24"/>
+              </w:rPr>
+              <w:t>14.</w:t>
+            </w:r>
+            <w:r>
+              <w:rPr>
+                <w:rFonts w:ascii="Times New Roman" w:hAnsi="Times New Roman"/>
+                <w:b/>
+                <w:sz w:val="24"/>
+              </w:rPr>
+              <w:tab/>
+            </w:r>
           </w:p>
         </w:tc>
         <w:tc>
@@ -1662,10 +1799,6 @@
           </w:tcPr>
           <w:p>
             <w:pPr>
-              <w:numPr>
-                <w:ilvl w:val="0"/>
-                <w:numId w:val="1"/>
-              </w:numPr>
               <w:spacing w:after="0" w:line="252" w:lineRule="auto"/>
               <w:ind w:left="691" w:hanging="691"/>
               <w:contextualSpacing/>
@@ -1676,6 +1809,22 @@
                 <w:sz w:val="24"/>
               </w:rPr>
             </w:pPr>
+            <w:r>
+              <w:rPr>
+                <w:rFonts w:ascii="Times New Roman" w:hAnsi="Times New Roman"/>
+                <w:b/>
+                <w:sz w:val="24"/>
+              </w:rPr>
+              <w:t>15.</w:t>
+            </w:r>
+            <w:r>
+              <w:rPr>
+                <w:rFonts w:ascii="Times New Roman" w:hAnsi="Times New Roman"/>
+                <w:b/>
+                <w:sz w:val="24"/>
+              </w:rPr>
+              <w:tab/>
+            </w:r>
           </w:p>
         </w:tc>
         <w:tc>
@@ -1742,10 +1891,6 @@
           </w:tcPr>
           <w:p>
             <w:pPr>
-              <w:numPr>
-                <w:ilvl w:val="0"/>
-                <w:numId w:val="1"/>
-              </w:numPr>
               <w:spacing w:after="0" w:line="252" w:lineRule="auto"/>
               <w:ind w:left="691" w:hanging="691"/>
               <w:contextualSpacing/>
@@ -1756,6 +1901,22 @@
                 <w:sz w:val="24"/>
               </w:rPr>
             </w:pPr>
+            <w:r>
+              <w:rPr>
+                <w:rFonts w:ascii="Times New Roman" w:hAnsi="Times New Roman"/>
+                <w:b/>
+                <w:sz w:val="24"/>
+              </w:rPr>
+              <w:t>16.</w:t>
+            </w:r>
+            <w:r>
+              <w:rPr>
+                <w:rFonts w:ascii="Times New Roman" w:hAnsi="Times New Roman"/>
+                <w:b/>
+                <w:sz w:val="24"/>
+              </w:rPr>
+              <w:tab/>
+            </w:r>
           </w:p>
         </w:tc>
         <w:tc>
@@ -1822,10 +1983,6 @@
           </w:tcPr>
           <w:p>
             <w:pPr>
-              <w:numPr>
-                <w:ilvl w:val="0"/>
-                <w:numId w:val="1"/>
-              </w:numPr>
               <w:spacing w:after="0" w:line="252" w:lineRule="auto"/>
               <w:ind w:left="691" w:hanging="691"/>
               <w:contextualSpacing/>
@@ -1836,6 +1993,22 @@
                 <w:sz w:val="24"/>
               </w:rPr>
             </w:pPr>
+            <w:r>
+              <w:rPr>
+                <w:rFonts w:ascii="Times New Roman" w:hAnsi="Times New Roman"/>
+                <w:b/>
+                <w:sz w:val="24"/>
+              </w:rPr>
+              <w:t>17.</w:t>
+            </w:r>
+            <w:r>
+              <w:rPr>
+                <w:rFonts w:ascii="Times New Roman" w:hAnsi="Times New Roman"/>
+                <w:b/>
+                <w:sz w:val="24"/>
+              </w:rPr>
+              <w:tab/>
+            </w:r>
           </w:p>
         </w:tc>
         <w:tc>
@@ -1890,10 +2063,6 @@
           <w:p>
             <w:pPr>
               <w:widowControl w:val="0"/>
-              <w:numPr>
-                <w:ilvl w:val="0"/>
-                <w:numId w:val="2"/>
-              </w:numPr>
               <w:tabs>
                 <w:tab w:val="left" w:pos="993"/>
               </w:tabs>
@@ -1910,16 +2079,26 @@
                 <w:rFonts w:ascii="Times New Roman" w:hAnsi="Times New Roman"/>
                 <w:sz w:val="24"/>
               </w:rPr>
+              <w:t>(i)</w:t>
+            </w:r>
+            <w:r>
+              <w:rPr>
+                <w:rFonts w:ascii="Times New Roman" w:hAnsi="Times New Roman"/>
+                <w:sz w:val="24"/>
+              </w:rPr>
+              <w:tab/>
+            </w:r>
+            <w:r>
+              <w:rPr>
+                <w:rFonts w:ascii="Times New Roman" w:hAnsi="Times New Roman"/>
+                <w:sz w:val="24"/>
+              </w:rPr>
               <w:t xml:space="preserve">дата истечения Срока Действия Соглашения; </w:t>
             </w:r>
           </w:p>
           <w:p>
             <w:pPr>
               <w:widowControl w:val="0"/>
-              <w:numPr>
-                <w:ilvl w:val="0"/>
-                <w:numId w:val="2"/>
-              </w:numPr>
               <w:tabs>
                 <w:tab w:val="left" w:pos="993"/>
               </w:tabs>
@@ -1937,6 +2116,20 @@
                 <w:sz w:val="24"/>
               </w:rPr>
               <w:lastRenderedPageBreak/>
+              <w:t>(ii)</w:t>
+            </w:r>
+            <w:r>
+              <w:rPr>
+                <w:rFonts w:ascii="Times New Roman" w:hAnsi="Times New Roman"/>
+                <w:sz w:val="24"/>
+              </w:rPr>
+              <w:tab/>
+            </w:r>
+            <w:r>
+              <w:rPr>
+                <w:rFonts w:ascii="Times New Roman" w:hAnsi="Times New Roman"/>
+                <w:sz w:val="24"/>
+              </w:rPr>
               <w:t>дата подписания Сторонами соглашения о</w:t>
             </w:r>
             <w:r>
@@ -1957,10 +2150,6 @@
           <w:p>
             <w:pPr>
               <w:widowControl w:val="0"/>
-              <w:numPr>
-                <w:ilvl w:val="0"/>
-                <w:numId w:val="2"/>
-              </w:numPr>
               <w:tabs>
                 <w:tab w:val="left" w:pos="993"/>
               </w:tabs>
@@ -1977,6 +2166,20 @@
                 <w:rFonts w:ascii="Times New Roman" w:hAnsi="Times New Roman"/>
                 <w:sz w:val="24"/>
               </w:rPr>
+              <w:t>(iii)</w:t>
+            </w:r>
+            <w:r>
+              <w:rPr>
+                <w:rFonts w:ascii="Times New Roman" w:hAnsi="Times New Roman"/>
+                <w:sz w:val="24"/>
+              </w:rPr>
+              <w:tab/>
+            </w:r>
+            <w:r>
+              <w:rPr>
+                <w:rFonts w:ascii="Times New Roman" w:hAnsi="Times New Roman"/>
+                <w:sz w:val="24"/>
+              </w:rPr>
               <w:t>дата, определенная в судебном решении о расторжении Соглашения.</w:t>
             </w:r>
           </w:p>
@@ -1992,10 +2195,6 @@
           </w:tcPr>
           <w:p>
             <w:pPr>
-              <w:numPr>
-                <w:ilvl w:val="0"/>
-                <w:numId w:val="1"/>
-              </w:numPr>
               <w:spacing w:after="0" w:line="252" w:lineRule="auto"/>
               <w:ind w:left="691" w:hanging="691"/>
               <w:contextualSpacing/>
@@ -2006,6 +2205,23 @@
                 <w:sz w:val="24"/>
               </w:rPr>
             </w:pPr>
+            <w:r>
+              <w:rPr>
+                <w:rFonts w:ascii="Times New Roman" w:hAnsi="Times New Roman"/>
+                <w:b/>
+                <w:sz w:val="24"/>
+              </w:rPr>
+              <w:lastRenderedPageBreak/>
+              <w:t>18.</w:t>
+            </w:r>
+            <w:r>
+              <w:rPr>
+                <w:rFonts w:ascii="Times New Roman" w:hAnsi="Times New Roman"/>
+                <w:b/>
+                <w:sz w:val="24"/>
+              </w:rPr>
+              <w:tab/>
+            </w:r>
           </w:p>
         </w:tc>
         <w:tc>
@@ -2065,10 +2281,6 @@
           </w:tcPr>
           <w:p>
             <w:pPr>
-              <w:numPr>
-                <w:ilvl w:val="0"/>
-                <w:numId w:val="1"/>
-              </w:numPr>
               <w:spacing w:after="0" w:line="252" w:lineRule="auto"/>
               <w:ind w:left="691" w:hanging="691"/>
               <w:contextualSpacing/>
@@ -2079,6 +2291,22 @@
                 <w:sz w:val="24"/>
               </w:rPr>
             </w:pPr>
+            <w:r>
+              <w:rPr>
+                <w:rFonts w:ascii="Times New Roman" w:hAnsi="Times New Roman"/>
+                <w:b/>
+                <w:sz w:val="24"/>
+              </w:rPr>
+              <w:t>19.</w:t>
+            </w:r>
+            <w:r>
+              <w:rPr>
+                <w:rFonts w:ascii="Times New Roman" w:hAnsi="Times New Roman"/>
+                <w:b/>
+                <w:sz w:val="24"/>
+              </w:rPr>
+              <w:tab/>
+            </w:r>
           </w:p>
         </w:tc>
         <w:tc>
@@ -2135,10 +2363,6 @@
           </w:tcPr>
           <w:p>
             <w:pPr>
-              <w:numPr>
-                <w:ilvl w:val="0"/>
-                <w:numId w:val="1"/>
-              </w:numPr>
               <w:spacing w:after="0" w:line="252" w:lineRule="auto"/>
               <w:ind w:left="691" w:hanging="691"/>
               <w:contextualSpacing/>
@@ -2149,6 +2373,22 @@
                 <w:sz w:val="24"/>
               </w:rPr>
             </w:pPr>
+            <w:r>
+              <w:rPr>
+                <w:rFonts w:ascii="Times New Roman" w:hAnsi="Times New Roman"/>
+                <w:b/>
+                <w:sz w:val="24"/>
+              </w:rPr>
+              <w:t>20.</w:t>
+            </w:r>
+            <w:r>
+              <w:rPr>
+                <w:rFonts w:ascii="Times New Roman" w:hAnsi="Times New Roman"/>
+                <w:b/>
+                <w:sz w:val="24"/>
+              </w:rPr>
+              <w:tab/>
+            </w:r>
           </w:p>
         </w:tc>
         <w:tc>
@@ -2205,10 +2445,6 @@
           </w:tcPr>
           <w:p>
             <w:pPr>
-              <w:numPr>
-                <w:ilvl w:val="0"/>
-                <w:numId w:val="1"/>
-              </w:numPr>
               <w:spacing w:after="0" w:line="252" w:lineRule="auto"/>
               <w:ind w:left="691" w:hanging="691"/>
               <w:contextualSpacing/>
@@ -2219,6 +2455,22 @@
                 <w:sz w:val="24"/>
               </w:rPr>
             </w:pPr>
+            <w:r>
+              <w:rPr>
+                <w:rFonts w:ascii="Times New Roman" w:hAnsi="Times New Roman"/>
+                <w:b/>
+                <w:sz w:val="24"/>
+              </w:rPr>
+              <w:t>21.</w:t>
+            </w:r>
+            <w:r>
+              <w:rPr>
+                <w:rFonts w:ascii="Times New Roman" w:hAnsi="Times New Roman"/>
+                <w:b/>
+                <w:sz w:val="24"/>
+              </w:rPr>
+              <w:tab/>
+            </w:r>
           </w:p>
         </w:tc>
         <w:tc>
@@ -2303,10 +2555,6 @@
           </w:tcPr>
           <w:p>
             <w:pPr>
-              <w:numPr>
-                <w:ilvl w:val="0"/>
-                <w:numId w:val="1"/>
-              </w:numPr>
               <w:spacing w:after="0" w:line="252" w:lineRule="auto"/>
               <w:ind w:left="691" w:hanging="691"/>
               <w:contextualSpacing/>
@@ -2317,6 +2565,22 @@
                 <w:sz w:val="24"/>
               </w:rPr>
             </w:pPr>
+            <w:r>
+              <w:rPr>
+                <w:rFonts w:ascii="Times New Roman" w:hAnsi="Times New Roman"/>
+                <w:b/>
+                <w:sz w:val="24"/>
+              </w:rPr>
+              <w:t>22.</w:t>
+            </w:r>
+            <w:r>
+              <w:rPr>
+                <w:rFonts w:ascii="Times New Roman" w:hAnsi="Times New Roman"/>
+                <w:b/>
+                <w:sz w:val="24"/>
+              </w:rPr>
+              <w:tab/>
+            </w:r>
           </w:p>
         </w:tc>
         <w:tc>
@@ -2394,10 +2658,6 @@
           </w:tcPr>
           <w:p>
             <w:pPr>
-              <w:numPr>
-                <w:ilvl w:val="0"/>
-                <w:numId w:val="1"/>
-              </w:numPr>
               <w:spacing w:after="0" w:line="252" w:lineRule="auto"/>
               <w:ind w:left="691" w:hanging="691"/>
               <w:contextualSpacing/>
@@ -2408,6 +2668,22 @@
                 <w:sz w:val="24"/>
               </w:rPr>
             </w:pPr>
+            <w:r>
+              <w:rPr>
+                <w:rFonts w:ascii="Times New Roman" w:hAnsi="Times New Roman"/>
+                <w:b/>
+                <w:sz w:val="24"/>
+              </w:rPr>
+              <w:t>23.</w:t>
+            </w:r>
+            <w:r>
+              <w:rPr>
+                <w:rFonts w:ascii="Times New Roman" w:hAnsi="Times New Roman"/>
+                <w:b/>
+                <w:sz w:val="24"/>
+              </w:rPr>
+              <w:tab/>
+            </w:r>
           </w:p>
         </w:tc>
         <w:tc>
@@ -2492,10 +2768,6 @@
           </w:tcPr>
           <w:p>
             <w:pPr>
-              <w:numPr>
-                <w:ilvl w:val="0"/>
-                <w:numId w:val="1"/>
-              </w:numPr>
               <w:spacing w:after="0" w:line="252" w:lineRule="auto"/>
               <w:ind w:left="691" w:hanging="691"/>
               <w:contextualSpacing/>
@@ -2506,6 +2778,22 @@
                 <w:sz w:val="24"/>
               </w:rPr>
             </w:pPr>
+            <w:r>
+              <w:rPr>
+                <w:rFonts w:ascii="Times New Roman" w:hAnsi="Times New Roman"/>
+                <w:b/>
+                <w:sz w:val="24"/>
+              </w:rPr>
+              <w:t>24.</w:t>
+            </w:r>
+            <w:r>
+              <w:rPr>
+                <w:rFonts w:ascii="Times New Roman" w:hAnsi="Times New Roman"/>
+                <w:b/>
+                <w:sz w:val="24"/>
+              </w:rPr>
+              <w:tab/>
+            </w:r>
           </w:p>
         </w:tc>
         <w:tc>
@@ -2562,10 +2850,6 @@
           </w:tcPr>
           <w:p>
             <w:pPr>
-              <w:numPr>
-                <w:ilvl w:val="0"/>
-                <w:numId w:val="1"/>
-              </w:numPr>
               <w:spacing w:after="0" w:line="252" w:lineRule="auto"/>
               <w:ind w:left="691" w:hanging="691"/>
               <w:contextualSpacing/>
@@ -2576,6 +2860,23 @@
                 <w:sz w:val="24"/>
               </w:rPr>
             </w:pPr>
+            <w:r>
+              <w:rPr>
+                <w:rFonts w:ascii="Times New Roman" w:hAnsi="Times New Roman"/>
+                <w:b/>
+                <w:sz w:val="24"/>
+              </w:rPr>
+              <w:lastRenderedPageBreak/>
+              <w:t>25.</w:t>
+            </w:r>
+            <w:r>
+              <w:rPr>
+                <w:rFonts w:ascii="Times New Roman" w:hAnsi="Times New Roman"/>
+                <w:b/>
+                <w:sz w:val="24"/>
+              </w:rPr>
+              <w:tab/>
+            </w:r>
           </w:p>
         </w:tc>
         <w:tc>
@@ -2598,18 +2899,8 @@
                 <w:b/>
                 <w:sz w:val="24"/>
               </w:rPr>
-              <w:t xml:space="preserve">Имущество </w:t>
-            </w:r>
-            <w:proofErr w:type="spellStart"/>
-            <w:r>
-              <w:rPr>
-                <w:rFonts w:ascii="Times New Roman" w:hAnsi="Times New Roman"/>
-                <w:b/>
-                <w:sz w:val="24"/>
-              </w:rPr>
-              <w:t>Концедента</w:t>
-            </w:r>
-            <w:proofErr w:type="spellEnd"/>
+              <w:t>Имущество Концедента</w:t>
+            </w:r>
           </w:p>
         </w:tc>
         <w:tc>
@@ -2630,23 +2921,7 @@
                 <w:rFonts w:ascii="Times New Roman" w:hAnsi="Times New Roman"/>
                 <w:sz w:val="24"/>
               </w:rPr>
-              <w:t xml:space="preserve">движимое имущество, предназначенное для функционирования Объекта Соглашения, а также объекты информационных технологий и технические средства обеспечения функционирования объектов информационных технологий, образующие единое целое с Объектом Соглашения и (или) предназначенные для использования в целях осуществления деятельности Концессионера по Соглашению, права на которые (или права на использование которых) принадлежат </w:t>
-            </w:r>
-            <w:proofErr w:type="spellStart"/>
-            <w:r>
-              <w:rPr>
-                <w:rFonts w:ascii="Times New Roman" w:hAnsi="Times New Roman"/>
-                <w:sz w:val="24"/>
-              </w:rPr>
-              <w:t>Концеденту</w:t>
-            </w:r>
-            <w:proofErr w:type="spellEnd"/>
-            <w:r>
-              <w:rPr>
-                <w:rFonts w:ascii="Times New Roman" w:hAnsi="Times New Roman"/>
-                <w:sz w:val="24"/>
-              </w:rPr>
-              <w:t>, состав и описание которых указано в</w:t>
+              <w:t>движимое имущество, предназначенное для функционирования Объекта Соглашения, а также объекты информационных технологий и технические средства обеспечения функционирования объектов информационных технологий, образующие единое целое с Объектом Соглашения и (или) предназначенные для использования в целях осуществления деятельности Концессионера по Соглашению, права на которые (или права на использование которых) принадлежат Концеденту, состав и описание которых указано в</w:t>
             </w:r>
             <w:r>
               <w:rPr>
@@ -2660,23 +2935,7 @@
                 <w:rFonts w:ascii="Times New Roman" w:hAnsi="Times New Roman"/>
                 <w:sz w:val="24"/>
               </w:rPr>
-              <w:t xml:space="preserve">Приложении № 4 к Соглашению (в случае если такое имущество передается </w:t>
-            </w:r>
-            <w:proofErr w:type="spellStart"/>
-            <w:r>
-              <w:rPr>
-                <w:rFonts w:ascii="Times New Roman" w:hAnsi="Times New Roman"/>
-                <w:sz w:val="24"/>
-              </w:rPr>
-              <w:t>Концедентом</w:t>
-            </w:r>
-            <w:proofErr w:type="spellEnd"/>
-            <w:r>
-              <w:rPr>
-                <w:rFonts w:ascii="Times New Roman" w:hAnsi="Times New Roman"/>
-                <w:sz w:val="24"/>
-              </w:rPr>
-              <w:t xml:space="preserve"> Концессионеру).</w:t>
+              <w:t>Приложении № 4 к Соглашению (в случае если такое имущество передается Концедентом Концессионеру).</w:t>
             </w:r>
           </w:p>
         </w:tc>
@@ -2690,10 +2949,6 @@
           </w:tcPr>
           <w:p>
             <w:pPr>
-              <w:numPr>
-                <w:ilvl w:val="0"/>
-                <w:numId w:val="1"/>
-              </w:numPr>
               <w:spacing w:after="0" w:line="252" w:lineRule="auto"/>
               <w:ind w:left="691" w:hanging="691"/>
               <w:contextualSpacing/>
@@ -2704,6 +2959,22 @@
                 <w:sz w:val="24"/>
               </w:rPr>
             </w:pPr>
+            <w:r>
+              <w:rPr>
+                <w:rFonts w:ascii="Times New Roman" w:hAnsi="Times New Roman"/>
+                <w:b/>
+                <w:sz w:val="24"/>
+              </w:rPr>
+              <w:t>26.</w:t>
+            </w:r>
+            <w:r>
+              <w:rPr>
+                <w:rFonts w:ascii="Times New Roman" w:hAnsi="Times New Roman"/>
+                <w:b/>
+                <w:sz w:val="24"/>
+              </w:rPr>
+              <w:tab/>
+            </w:r>
           </w:p>
         </w:tc>
         <w:tc>
@@ -2760,10 +3031,6 @@
           </w:tcPr>
           <w:p>
             <w:pPr>
-              <w:numPr>
-                <w:ilvl w:val="0"/>
-                <w:numId w:val="1"/>
-              </w:numPr>
               <w:spacing w:after="0" w:line="252" w:lineRule="auto"/>
               <w:ind w:left="691" w:hanging="691"/>
               <w:contextualSpacing/>
@@ -2774,6 +3041,22 @@
                 <w:sz w:val="24"/>
               </w:rPr>
             </w:pPr>
+            <w:r>
+              <w:rPr>
+                <w:rFonts w:ascii="Times New Roman" w:hAnsi="Times New Roman"/>
+                <w:b/>
+                <w:sz w:val="24"/>
+              </w:rPr>
+              <w:t>27.</w:t>
+            </w:r>
+            <w:r>
+              <w:rPr>
+                <w:rFonts w:ascii="Times New Roman" w:hAnsi="Times New Roman"/>
+                <w:b/>
+                <w:sz w:val="24"/>
+              </w:rPr>
+              <w:tab/>
+            </w:r>
           </w:p>
         </w:tc>
         <w:tc>
@@ -2831,10 +3114,6 @@
           </w:tcPr>
           <w:p>
             <w:pPr>
-              <w:numPr>
-                <w:ilvl w:val="0"/>
-                <w:numId w:val="1"/>
-              </w:numPr>
               <w:spacing w:after="0" w:line="252" w:lineRule="auto"/>
               <w:ind w:left="691" w:hanging="691"/>
               <w:contextualSpacing/>
@@ -2845,6 +3124,22 @@
                 <w:sz w:val="24"/>
               </w:rPr>
             </w:pPr>
+            <w:r>
+              <w:rPr>
+                <w:rFonts w:ascii="Times New Roman" w:hAnsi="Times New Roman"/>
+                <w:b/>
+                <w:sz w:val="24"/>
+              </w:rPr>
+              <w:t>28.</w:t>
+            </w:r>
+            <w:r>
+              <w:rPr>
+                <w:rFonts w:ascii="Times New Roman" w:hAnsi="Times New Roman"/>
+                <w:b/>
+                <w:sz w:val="24"/>
+              </w:rPr>
+              <w:tab/>
+            </w:r>
           </w:p>
         </w:tc>
         <w:tc>
@@ -2861,7 +3156,6 @@
                 <w:sz w:val="24"/>
               </w:rPr>
             </w:pPr>
-            <w:proofErr w:type="spellStart"/>
             <w:r>
               <w:rPr>
                 <w:rFonts w:ascii="Times New Roman" w:hAnsi="Times New Roman"/>
@@ -2870,7 +3164,6 @@
               </w:rPr>
               <w:t>Концедент</w:t>
             </w:r>
-            <w:proofErr w:type="spellEnd"/>
           </w:p>
         </w:tc>
         <w:tc>
@@ -2903,10 +3196,6 @@
           </w:tcPr>
           <w:p>
             <w:pPr>
-              <w:numPr>
-                <w:ilvl w:val="0"/>
-                <w:numId w:val="1"/>
-              </w:numPr>
               <w:spacing w:after="0" w:line="252" w:lineRule="auto"/>
               <w:ind w:left="691" w:hanging="691"/>
               <w:contextualSpacing/>
@@ -2917,6 +3206,22 @@
                 <w:sz w:val="24"/>
               </w:rPr>
             </w:pPr>
+            <w:r>
+              <w:rPr>
+                <w:rFonts w:ascii="Times New Roman" w:hAnsi="Times New Roman"/>
+                <w:b/>
+                <w:sz w:val="24"/>
+              </w:rPr>
+              <w:t>29.</w:t>
+            </w:r>
+            <w:r>
+              <w:rPr>
+                <w:rFonts w:ascii="Times New Roman" w:hAnsi="Times New Roman"/>
+                <w:b/>
+                <w:sz w:val="24"/>
+              </w:rPr>
+              <w:tab/>
+            </w:r>
           </w:p>
         </w:tc>
         <w:tc>
@@ -2961,23 +3266,7 @@
                 <w:rFonts w:ascii="Times New Roman" w:hAnsi="Times New Roman"/>
                 <w:sz w:val="24"/>
               </w:rPr>
-              <w:t xml:space="preserve">часть дороги, на которой производится регистрация транспортных средств и </w:t>
-            </w:r>
-            <w:proofErr w:type="spellStart"/>
-            <w:r>
-              <w:rPr>
-                <w:rFonts w:ascii="Times New Roman" w:hAnsi="Times New Roman"/>
-                <w:sz w:val="24"/>
-              </w:rPr>
-              <w:t>фотовидеофиксация</w:t>
-            </w:r>
-            <w:proofErr w:type="spellEnd"/>
-            <w:r>
-              <w:rPr>
-                <w:rFonts w:ascii="Times New Roman" w:hAnsi="Times New Roman"/>
-                <w:sz w:val="24"/>
-              </w:rPr>
-              <w:t xml:space="preserve"> административных правонарушений в области дорожного движения.</w:t>
+              <w:t>часть дороги, на которой производится регистрация транспортных средств и фотовидеофиксация административных правонарушений в области дорожного движения.</w:t>
             </w:r>
           </w:p>
         </w:tc>
@@ -2989,10 +3278,6 @@
           </w:tcPr>
           <w:p>
             <w:pPr>
-              <w:numPr>
-                <w:ilvl w:val="0"/>
-                <w:numId w:val="1"/>
-              </w:numPr>
               <w:spacing w:after="0" w:line="252" w:lineRule="auto"/>
               <w:ind w:left="691" w:hanging="691"/>
               <w:contextualSpacing/>
@@ -3003,6 +3288,22 @@
                 <w:sz w:val="24"/>
               </w:rPr>
             </w:pPr>
+            <w:r>
+              <w:rPr>
+                <w:rFonts w:ascii="Times New Roman" w:hAnsi="Times New Roman"/>
+                <w:b/>
+                <w:sz w:val="24"/>
+              </w:rPr>
+              <w:t>30.</w:t>
+            </w:r>
+            <w:r>
+              <w:rPr>
+                <w:rFonts w:ascii="Times New Roman" w:hAnsi="Times New Roman"/>
+                <w:b/>
+                <w:sz w:val="24"/>
+              </w:rPr>
+              <w:tab/>
+            </w:r>
           </w:p>
         </w:tc>
         <w:tc>
@@ -3080,10 +3381,6 @@
           </w:tcPr>
           <w:p>
             <w:pPr>
-              <w:numPr>
-                <w:ilvl w:val="0"/>
-                <w:numId w:val="1"/>
-              </w:numPr>
               <w:spacing w:after="0" w:line="252" w:lineRule="auto"/>
               <w:ind w:left="691" w:hanging="691"/>
               <w:contextualSpacing/>
@@ -3094,6 +3391,22 @@
                 <w:sz w:val="24"/>
               </w:rPr>
             </w:pPr>
+            <w:r>
+              <w:rPr>
+                <w:rFonts w:ascii="Times New Roman" w:hAnsi="Times New Roman"/>
+                <w:b/>
+                <w:sz w:val="24"/>
+              </w:rPr>
+              <w:t>31.</w:t>
+            </w:r>
+            <w:r>
+              <w:rPr>
+                <w:rFonts w:ascii="Times New Roman" w:hAnsi="Times New Roman"/>
+                <w:b/>
+                <w:sz w:val="24"/>
+              </w:rPr>
+              <w:tab/>
+            </w:r>
           </w:p>
         </w:tc>
         <w:tc>
@@ -3116,18 +3429,8 @@
                 <w:b/>
                 <w:sz w:val="24"/>
               </w:rPr>
-              <w:t xml:space="preserve">Лицо, Относящееся к </w:t>
-            </w:r>
-            <w:proofErr w:type="spellStart"/>
-            <w:r>
-              <w:rPr>
-                <w:rFonts w:ascii="Times New Roman" w:hAnsi="Times New Roman"/>
-                <w:b/>
-                <w:sz w:val="24"/>
-              </w:rPr>
-              <w:t>Концеденту</w:t>
-            </w:r>
-            <w:proofErr w:type="spellEnd"/>
+              <w:t>Лицо, Относящееся к Концеденту</w:t>
+            </w:r>
           </w:p>
         </w:tc>
         <w:tc>
@@ -3148,55 +3451,7 @@
                 <w:rFonts w:ascii="Times New Roman" w:hAnsi="Times New Roman"/>
                 <w:sz w:val="24"/>
               </w:rPr>
-              <w:t xml:space="preserve">уполномоченный орган </w:t>
-            </w:r>
-            <w:proofErr w:type="spellStart"/>
-            <w:r>
-              <w:rPr>
-                <w:rFonts w:ascii="Times New Roman" w:hAnsi="Times New Roman"/>
-                <w:sz w:val="24"/>
-              </w:rPr>
-              <w:t>Концедента</w:t>
-            </w:r>
-            <w:proofErr w:type="spellEnd"/>
-            <w:r>
-              <w:rPr>
-                <w:rFonts w:ascii="Times New Roman" w:hAnsi="Times New Roman"/>
-                <w:sz w:val="24"/>
-              </w:rPr>
-              <w:t xml:space="preserve"> (включая его представителей и сотрудников, консультантов уполномоченного органа и </w:t>
-            </w:r>
-            <w:proofErr w:type="spellStart"/>
-            <w:r>
-              <w:rPr>
-                <w:rFonts w:ascii="Times New Roman" w:hAnsi="Times New Roman"/>
-                <w:sz w:val="24"/>
-              </w:rPr>
-              <w:t>Концедента</w:t>
-            </w:r>
-            <w:proofErr w:type="spellEnd"/>
-            <w:r>
-              <w:rPr>
-                <w:rFonts w:ascii="Times New Roman" w:hAnsi="Times New Roman"/>
-                <w:sz w:val="24"/>
-              </w:rPr>
-              <w:t xml:space="preserve">), а также органы исполнительной власти </w:t>
-            </w:r>
-            <w:proofErr w:type="spellStart"/>
-            <w:r>
-              <w:rPr>
-                <w:rFonts w:ascii="Times New Roman" w:hAnsi="Times New Roman"/>
-                <w:sz w:val="24"/>
-              </w:rPr>
-              <w:t>Концедента</w:t>
-            </w:r>
-            <w:proofErr w:type="spellEnd"/>
-            <w:r>
-              <w:rPr>
-                <w:rFonts w:ascii="Times New Roman" w:hAnsi="Times New Roman"/>
-                <w:sz w:val="24"/>
-              </w:rPr>
-              <w:t xml:space="preserve"> и подведомственные им организации (включая их представителей и сотрудников), которые имеют полномочия, непосредственно относящиеся к реализации Проекта.</w:t>
+              <w:t>уполномоченный орган Концедента (включая его представителей и сотрудников, консультантов уполномоченного органа и Концедента), а также органы исполнительной власти Концедента и подведомственные им организации (включая их представителей и сотрудников), которые имеют полномочия, непосредственно относящиеся к реализации Проекта.</w:t>
             </w:r>
           </w:p>
         </w:tc>
@@ -3208,10 +3463,6 @@
           </w:tcPr>
           <w:p>
             <w:pPr>
-              <w:numPr>
-                <w:ilvl w:val="0"/>
-                <w:numId w:val="1"/>
-              </w:numPr>
               <w:spacing w:after="0" w:line="252" w:lineRule="auto"/>
               <w:ind w:left="691" w:hanging="691"/>
               <w:contextualSpacing/>
@@ -3222,6 +3473,22 @@
                 <w:sz w:val="24"/>
               </w:rPr>
             </w:pPr>
+            <w:r>
+              <w:rPr>
+                <w:rFonts w:ascii="Times New Roman" w:hAnsi="Times New Roman"/>
+                <w:b/>
+                <w:sz w:val="24"/>
+              </w:rPr>
+              <w:t>32.</w:t>
+            </w:r>
+            <w:r>
+              <w:rPr>
+                <w:rFonts w:ascii="Times New Roman" w:hAnsi="Times New Roman"/>
+                <w:b/>
+                <w:sz w:val="24"/>
+              </w:rPr>
+              <w:tab/>
+            </w:r>
           </w:p>
         </w:tc>
         <w:tc>
@@ -3286,10 +3553,6 @@
           </w:tcPr>
           <w:p>
             <w:pPr>
-              <w:numPr>
-                <w:ilvl w:val="0"/>
-                <w:numId w:val="1"/>
-              </w:numPr>
               <w:spacing w:after="0" w:line="252" w:lineRule="auto"/>
               <w:ind w:left="691" w:hanging="691"/>
               <w:contextualSpacing/>
@@ -3300,6 +3563,23 @@
                 <w:sz w:val="24"/>
               </w:rPr>
             </w:pPr>
+            <w:r>
+              <w:rPr>
+                <w:rFonts w:ascii="Times New Roman" w:hAnsi="Times New Roman"/>
+                <w:b/>
+                <w:sz w:val="24"/>
+              </w:rPr>
+              <w:lastRenderedPageBreak/>
+              <w:t>33.</w:t>
+            </w:r>
+            <w:r>
+              <w:rPr>
+                <w:rFonts w:ascii="Times New Roman" w:hAnsi="Times New Roman"/>
+                <w:b/>
+                <w:sz w:val="24"/>
+              </w:rPr>
+              <w:tab/>
+            </w:r>
           </w:p>
         </w:tc>
         <w:tc>
@@ -3344,39 +3624,7 @@
                 <w:rFonts w:ascii="Times New Roman" w:hAnsi="Times New Roman"/>
                 <w:sz w:val="24"/>
               </w:rPr>
-              <w:t xml:space="preserve">это процесс обновления, улучшения или замены  оборудования и\или его составных частей на аналогичное без изменения целевого назначения Объекта Соглашения / Имущества </w:t>
-            </w:r>
-            <w:proofErr w:type="spellStart"/>
-            <w:r>
-              <w:rPr>
-                <w:rFonts w:ascii="Times New Roman" w:hAnsi="Times New Roman"/>
-                <w:sz w:val="24"/>
-              </w:rPr>
-              <w:t>Концедента</w:t>
-            </w:r>
-            <w:proofErr w:type="spellEnd"/>
-            <w:r>
-              <w:rPr>
-                <w:rFonts w:ascii="Times New Roman" w:hAnsi="Times New Roman"/>
-                <w:sz w:val="24"/>
-              </w:rPr>
-              <w:t xml:space="preserve"> (в случае если такое имущество передается </w:t>
-            </w:r>
-            <w:proofErr w:type="spellStart"/>
-            <w:r>
-              <w:rPr>
-                <w:rFonts w:ascii="Times New Roman" w:hAnsi="Times New Roman"/>
-                <w:sz w:val="24"/>
-              </w:rPr>
-              <w:t>Концедентом</w:t>
-            </w:r>
-            <w:proofErr w:type="spellEnd"/>
-            <w:r>
-              <w:rPr>
-                <w:rFonts w:ascii="Times New Roman" w:hAnsi="Times New Roman"/>
-                <w:sz w:val="24"/>
-              </w:rPr>
-              <w:t xml:space="preserve"> Концессионеру) с целью повышения их эффективности, производительности, надежности, усовершенствования или соответствия современным требованиям, нормам и стандартам</w:t>
+              <w:t>это процесс обновления, улучшения или замены  оборудования и\или его составных частей на аналогичное без изменения целевого назначения Объекта Соглашения / Имущества Концедента (в случае если такое имущество передается Концедентом Концессионеру) с целью повышения их эффективности, производительности, надежности, усовершенствования или соответствия современным требованиям, нормам и стандартам</w:t>
             </w:r>
             <w:bookmarkStart w:id="2" w:name="_Hlk207966239"/>
             <w:r>
@@ -3397,10 +3645,6 @@
           </w:tcPr>
           <w:p>
             <w:pPr>
-              <w:numPr>
-                <w:ilvl w:val="0"/>
-                <w:numId w:val="1"/>
-              </w:numPr>
               <w:spacing w:after="0" w:line="252" w:lineRule="auto"/>
               <w:ind w:left="691" w:hanging="691"/>
               <w:contextualSpacing/>
@@ -3411,6 +3655,22 @@
                 <w:sz w:val="24"/>
               </w:rPr>
             </w:pPr>
+            <w:r>
+              <w:rPr>
+                <w:rFonts w:ascii="Times New Roman" w:hAnsi="Times New Roman"/>
+                <w:b/>
+                <w:sz w:val="24"/>
+              </w:rPr>
+              <w:t>34.</w:t>
+            </w:r>
+            <w:r>
+              <w:rPr>
+                <w:rFonts w:ascii="Times New Roman" w:hAnsi="Times New Roman"/>
+                <w:b/>
+                <w:sz w:val="24"/>
+              </w:rPr>
+              <w:tab/>
+            </w:r>
           </w:p>
         </w:tc>
         <w:tc>
@@ -3467,10 +3727,6 @@
           </w:tcPr>
           <w:p>
             <w:pPr>
-              <w:numPr>
-                <w:ilvl w:val="0"/>
-                <w:numId w:val="1"/>
-              </w:numPr>
               <w:spacing w:after="0" w:line="252" w:lineRule="auto"/>
               <w:ind w:left="691" w:hanging="691"/>
               <w:contextualSpacing/>
@@ -3481,6 +3737,22 @@
                 <w:sz w:val="24"/>
               </w:rPr>
             </w:pPr>
+            <w:r>
+              <w:rPr>
+                <w:rFonts w:ascii="Times New Roman" w:hAnsi="Times New Roman"/>
+                <w:b/>
+                <w:sz w:val="24"/>
+              </w:rPr>
+              <w:t>35.</w:t>
+            </w:r>
+            <w:r>
+              <w:rPr>
+                <w:rFonts w:ascii="Times New Roman" w:hAnsi="Times New Roman"/>
+                <w:b/>
+                <w:sz w:val="24"/>
+              </w:rPr>
+              <w:tab/>
+            </w:r>
           </w:p>
         </w:tc>
         <w:tc>
@@ -3525,31 +3797,11 @@
                 <w:rFonts w:ascii="Times New Roman" w:hAnsi="Times New Roman"/>
                 <w:sz w:val="24"/>
               </w:rPr>
-              <w:t xml:space="preserve">означает чрезвычайное и непредотвратимое обстоятельство вне разумного контроля </w:t>
-            </w:r>
-            <w:proofErr w:type="spellStart"/>
-            <w:r>
-              <w:rPr>
-                <w:rFonts w:ascii="Times New Roman" w:hAnsi="Times New Roman"/>
-                <w:sz w:val="24"/>
-              </w:rPr>
-              <w:t>Концедента</w:t>
-            </w:r>
-            <w:proofErr w:type="spellEnd"/>
-            <w:r>
-              <w:rPr>
-                <w:rFonts w:ascii="Times New Roman" w:hAnsi="Times New Roman"/>
-                <w:sz w:val="24"/>
-              </w:rPr>
-              <w:t xml:space="preserve"> или Концессионера, препятствующее полному или частичному исполнению любой Стороной своих обязательств по Соглашению или причиняющее существенный имущественный вред или разрушение Объекта Соглашения:</w:t>
-            </w:r>
-          </w:p>
-          <w:p>
-            <w:pPr>
-              <w:numPr>
-                <w:ilvl w:val="0"/>
-                <w:numId w:val="3"/>
-              </w:numPr>
+              <w:t>означает чрезвычайное и непредотвратимое обстоятельство вне разумного контроля Концедента или Концессионера, препятствующее полному или частичному исполнению любой Стороной своих обязательств по Соглашению или причиняющее существенный имущественный вред или разрушение Объекта Соглашения:</w:t>
+            </w:r>
+          </w:p>
+          <w:p>
+            <w:pPr>
               <w:spacing w:before="120" w:after="120" w:line="252" w:lineRule="auto"/>
               <w:ind w:left="714" w:hanging="357"/>
               <w:contextualSpacing/>
@@ -3564,15 +3816,25 @@
                 <w:rFonts w:ascii="Times New Roman" w:hAnsi="Times New Roman"/>
                 <w:sz w:val="24"/>
               </w:rPr>
+              <w:t>(а)</w:t>
+            </w:r>
+            <w:r>
+              <w:rPr>
+                <w:rFonts w:ascii="Times New Roman" w:hAnsi="Times New Roman"/>
+                <w:sz w:val="24"/>
+              </w:rPr>
+              <w:tab/>
+            </w:r>
+            <w:r>
+              <w:rPr>
+                <w:rFonts w:ascii="Times New Roman" w:hAnsi="Times New Roman"/>
+                <w:sz w:val="24"/>
+              </w:rPr>
               <w:t>военные действия (будь то объявленные или необъявленные), вторжения, вооруженные конфликты либо действия зарубежных противников, при этом – в каждом случае – если в таковых участвует Российская Федерация либо если таковые оказывают на Российскую Федерацию непосредственное влияние или террористические акты, в том числе введение военного или чрезвычайного положения;</w:t>
             </w:r>
           </w:p>
           <w:p>
             <w:pPr>
-              <w:numPr>
-                <w:ilvl w:val="0"/>
-                <w:numId w:val="3"/>
-              </w:numPr>
               <w:spacing w:before="120" w:after="120" w:line="252" w:lineRule="auto"/>
               <w:ind w:left="714" w:hanging="357"/>
               <w:contextualSpacing/>
@@ -3587,15 +3849,25 @@
                 <w:rFonts w:ascii="Times New Roman" w:hAnsi="Times New Roman"/>
                 <w:sz w:val="24"/>
               </w:rPr>
+              <w:t>(б)</w:t>
+            </w:r>
+            <w:r>
+              <w:rPr>
+                <w:rFonts w:ascii="Times New Roman" w:hAnsi="Times New Roman"/>
+                <w:sz w:val="24"/>
+              </w:rPr>
+              <w:tab/>
+            </w:r>
+            <w:r>
+              <w:rPr>
+                <w:rFonts w:ascii="Times New Roman" w:hAnsi="Times New Roman"/>
+                <w:sz w:val="24"/>
+              </w:rPr>
               <w:t>ядерный взрыв, химическое или биологическое заражение;</w:t>
             </w:r>
           </w:p>
           <w:p>
             <w:pPr>
-              <w:numPr>
-                <w:ilvl w:val="0"/>
-                <w:numId w:val="3"/>
-              </w:numPr>
               <w:spacing w:before="120" w:after="120" w:line="252" w:lineRule="auto"/>
               <w:ind w:left="714" w:hanging="357"/>
               <w:contextualSpacing/>
@@ -3610,15 +3882,25 @@
                 <w:rFonts w:ascii="Times New Roman" w:hAnsi="Times New Roman"/>
                 <w:sz w:val="24"/>
               </w:rPr>
+              <w:t>(в)</w:t>
+            </w:r>
+            <w:r>
+              <w:rPr>
+                <w:rFonts w:ascii="Times New Roman" w:hAnsi="Times New Roman"/>
+                <w:sz w:val="24"/>
+              </w:rPr>
+              <w:tab/>
+            </w:r>
+            <w:r>
+              <w:rPr>
+                <w:rFonts w:ascii="Times New Roman" w:hAnsi="Times New Roman"/>
+                <w:sz w:val="24"/>
+              </w:rPr>
               <w:t>ударные волны, вызванные объектами, двигающимися со сверхзвуковой скоростью;</w:t>
             </w:r>
           </w:p>
           <w:p>
             <w:pPr>
-              <w:numPr>
-                <w:ilvl w:val="0"/>
-                <w:numId w:val="3"/>
-              </w:numPr>
               <w:spacing w:before="120" w:after="120" w:line="252" w:lineRule="auto"/>
               <w:ind w:left="714" w:hanging="357"/>
               <w:contextualSpacing/>
@@ -3633,15 +3915,25 @@
                 <w:rFonts w:ascii="Times New Roman" w:hAnsi="Times New Roman"/>
                 <w:sz w:val="24"/>
               </w:rPr>
+              <w:t>(г)</w:t>
+            </w:r>
+            <w:r>
+              <w:rPr>
+                <w:rFonts w:ascii="Times New Roman" w:hAnsi="Times New Roman"/>
+                <w:sz w:val="24"/>
+              </w:rPr>
+              <w:tab/>
+            </w:r>
+            <w:r>
+              <w:rPr>
+                <w:rFonts w:ascii="Times New Roman" w:hAnsi="Times New Roman"/>
+                <w:sz w:val="24"/>
+              </w:rPr>
               <w:t>революции, восстания или иные общественные беспорядки, террористические акты или саботаж;</w:t>
             </w:r>
           </w:p>
           <w:p>
             <w:pPr>
-              <w:numPr>
-                <w:ilvl w:val="0"/>
-                <w:numId w:val="3"/>
-              </w:numPr>
               <w:spacing w:before="120" w:after="120" w:line="252" w:lineRule="auto"/>
               <w:ind w:left="714" w:hanging="357"/>
               <w:contextualSpacing/>
@@ -3656,23 +3948,25 @@
                 <w:rFonts w:ascii="Times New Roman" w:hAnsi="Times New Roman"/>
                 <w:sz w:val="24"/>
               </w:rPr>
-              <w:t xml:space="preserve">забастовки, «работа строго по правилам» (итальянские забастовки), намеренно замедленная работа и/или локауты, за исключением проводимых исключительно сотрудниками Концессионера или сотрудниками </w:t>
-            </w:r>
-            <w:r>
-              <w:rPr>
-                <w:rFonts w:ascii="Times New Roman" w:hAnsi="Times New Roman"/>
-                <w:sz w:val="24"/>
-              </w:rPr>
-              <w:lastRenderedPageBreak/>
-              <w:t>любого привлекаемого Концессионером подрядчика;</w:t>
-            </w:r>
-          </w:p>
-          <w:p>
-            <w:pPr>
-              <w:numPr>
-                <w:ilvl w:val="0"/>
-                <w:numId w:val="3"/>
-              </w:numPr>
+              <w:t>(д)</w:t>
+            </w:r>
+            <w:r>
+              <w:rPr>
+                <w:rFonts w:ascii="Times New Roman" w:hAnsi="Times New Roman"/>
+                <w:sz w:val="24"/>
+              </w:rPr>
+              <w:tab/>
+            </w:r>
+            <w:r>
+              <w:rPr>
+                <w:rFonts w:ascii="Times New Roman" w:hAnsi="Times New Roman"/>
+                <w:sz w:val="24"/>
+              </w:rPr>
+              <w:t>забастовки, «работа строго по правилам» (итальянские забастовки), намеренно замедленная работа и/или локауты, за исключением проводимых исключительно сотрудниками Концессионера или сотрудниками любого привлекаемого Концессионером подрядчика;</w:t>
+            </w:r>
+          </w:p>
+          <w:p>
+            <w:pPr>
               <w:spacing w:before="120" w:after="120" w:line="252" w:lineRule="auto"/>
               <w:ind w:left="714" w:hanging="357"/>
               <w:contextualSpacing/>
@@ -3687,15 +3981,25 @@
                 <w:rFonts w:ascii="Times New Roman" w:hAnsi="Times New Roman"/>
                 <w:sz w:val="24"/>
               </w:rPr>
+              <w:t>(е)</w:t>
+            </w:r>
+            <w:r>
+              <w:rPr>
+                <w:rFonts w:ascii="Times New Roman" w:hAnsi="Times New Roman"/>
+                <w:sz w:val="24"/>
+              </w:rPr>
+              <w:tab/>
+            </w:r>
+            <w:r>
+              <w:rPr>
+                <w:rFonts w:ascii="Times New Roman" w:hAnsi="Times New Roman"/>
+                <w:sz w:val="24"/>
+              </w:rPr>
               <w:t>любое влияние стихий, включая молнии, пожары, землетрясения, песчаные бури, наводнения, цунами, бури, ураганы, или торнадо;</w:t>
             </w:r>
           </w:p>
           <w:p>
             <w:pPr>
-              <w:numPr>
-                <w:ilvl w:val="0"/>
-                <w:numId w:val="3"/>
-              </w:numPr>
               <w:spacing w:before="120" w:after="120" w:line="252" w:lineRule="auto"/>
               <w:ind w:left="714" w:hanging="357"/>
               <w:contextualSpacing/>
@@ -3710,15 +4014,25 @@
                 <w:rFonts w:ascii="Times New Roman" w:hAnsi="Times New Roman"/>
                 <w:sz w:val="24"/>
               </w:rPr>
+              <w:t>(ж)</w:t>
+            </w:r>
+            <w:r>
+              <w:rPr>
+                <w:rFonts w:ascii="Times New Roman" w:hAnsi="Times New Roman"/>
+                <w:sz w:val="24"/>
+              </w:rPr>
+              <w:tab/>
+            </w:r>
+            <w:r>
+              <w:rPr>
+                <w:rFonts w:ascii="Times New Roman" w:hAnsi="Times New Roman"/>
+                <w:sz w:val="24"/>
+              </w:rPr>
               <w:t>эпидемия, пандемия;</w:t>
             </w:r>
           </w:p>
           <w:p>
             <w:pPr>
-              <w:numPr>
-                <w:ilvl w:val="0"/>
-                <w:numId w:val="3"/>
-              </w:numPr>
               <w:spacing w:before="120" w:after="120" w:line="252" w:lineRule="auto"/>
               <w:ind w:left="714" w:hanging="357"/>
               <w:contextualSpacing/>
@@ -3733,31 +4047,25 @@
                 <w:rFonts w:ascii="Times New Roman" w:hAnsi="Times New Roman"/>
                 <w:sz w:val="24"/>
               </w:rPr>
-              <w:t xml:space="preserve">авария на объекте электроэнергетики и/или </w:t>
-            </w:r>
-            <w:proofErr w:type="spellStart"/>
-            <w:r>
-              <w:rPr>
-                <w:rFonts w:ascii="Times New Roman" w:hAnsi="Times New Roman"/>
-                <w:sz w:val="24"/>
-              </w:rPr>
-              <w:t>энергопринимающих</w:t>
-            </w:r>
-            <w:proofErr w:type="spellEnd"/>
-            <w:r>
-              <w:rPr>
-                <w:rFonts w:ascii="Times New Roman" w:hAnsi="Times New Roman"/>
-                <w:sz w:val="24"/>
-              </w:rPr>
-              <w:t xml:space="preserve"> установках потребителей электрической энергии в соответствии с постановлением Правительства Российской Федерации от 28 октября 2009 г. № 846;</w:t>
-            </w:r>
-          </w:p>
-          <w:p>
-            <w:pPr>
-              <w:numPr>
-                <w:ilvl w:val="0"/>
-                <w:numId w:val="3"/>
-              </w:numPr>
+              <w:t>(з)</w:t>
+            </w:r>
+            <w:r>
+              <w:rPr>
+                <w:rFonts w:ascii="Times New Roman" w:hAnsi="Times New Roman"/>
+                <w:sz w:val="24"/>
+              </w:rPr>
+              <w:tab/>
+            </w:r>
+            <w:r>
+              <w:rPr>
+                <w:rFonts w:ascii="Times New Roman" w:hAnsi="Times New Roman"/>
+                <w:sz w:val="24"/>
+              </w:rPr>
+              <w:t>авария на объекте электроэнергетики и/или энергопринимающих установках потребителей электрической энергии в соответствии с постановлением Правительства Российской Федерации от 28 октября 2009 г. № 846;</w:t>
+            </w:r>
+          </w:p>
+          <w:p>
+            <w:pPr>
               <w:spacing w:before="120" w:after="120" w:line="252" w:lineRule="auto"/>
               <w:ind w:left="714" w:hanging="357"/>
               <w:contextualSpacing/>
@@ -3772,16 +4080,27 @@
                 <w:rFonts w:ascii="Times New Roman" w:hAnsi="Times New Roman"/>
                 <w:sz w:val="24"/>
               </w:rPr>
+              <w:t>(и)</w:t>
+            </w:r>
+            <w:r>
+              <w:rPr>
+                <w:rFonts w:ascii="Times New Roman" w:hAnsi="Times New Roman"/>
+                <w:sz w:val="24"/>
+              </w:rPr>
+              <w:tab/>
+            </w:r>
+            <w:r>
+              <w:rPr>
+                <w:rFonts w:ascii="Times New Roman" w:hAnsi="Times New Roman"/>
+                <w:sz w:val="24"/>
+              </w:rPr>
               <w:t>прекращение функционирования или перерыв в работе Взаимоувязанной Сети Связи Российской Федерации;</w:t>
             </w:r>
           </w:p>
           <w:p>
             <w:pPr>
-              <w:numPr>
-                <w:ilvl w:val="0"/>
-                <w:numId w:val="3"/>
-              </w:numPr>
               <w:spacing w:before="120" w:after="120" w:line="252" w:lineRule="auto"/>
+              <w:ind w:left="720" w:hanging="360"/>
               <w:contextualSpacing/>
               <w:jc w:val="both"/>
               <w:rPr>
@@ -3789,6 +4108,20 @@
                 <w:sz w:val="24"/>
               </w:rPr>
             </w:pPr>
+            <w:r>
+              <w:rPr>
+                <w:rFonts w:ascii="Times New Roman" w:hAnsi="Times New Roman"/>
+                <w:sz w:val="24"/>
+              </w:rPr>
+              <w:t>(к)</w:t>
+            </w:r>
+            <w:r>
+              <w:rPr>
+                <w:rFonts w:ascii="Times New Roman" w:hAnsi="Times New Roman"/>
+                <w:sz w:val="24"/>
+              </w:rPr>
+              <w:tab/>
+            </w:r>
             <w:r>
               <w:rPr>
                 <w:rFonts w:ascii="Times New Roman" w:hAnsi="Times New Roman"/>
@@ -3806,10 +4139,6 @@
           </w:tcPr>
           <w:p>
             <w:pPr>
-              <w:numPr>
-                <w:ilvl w:val="0"/>
-                <w:numId w:val="1"/>
-              </w:numPr>
               <w:spacing w:after="0" w:line="252" w:lineRule="auto"/>
               <w:ind w:left="691" w:hanging="691"/>
               <w:contextualSpacing/>
@@ -3820,6 +4149,22 @@
                 <w:sz w:val="24"/>
               </w:rPr>
             </w:pPr>
+            <w:r>
+              <w:rPr>
+                <w:rFonts w:ascii="Times New Roman" w:hAnsi="Times New Roman"/>
+                <w:b/>
+                <w:sz w:val="24"/>
+              </w:rPr>
+              <w:t>36.</w:t>
+            </w:r>
+            <w:r>
+              <w:rPr>
+                <w:rFonts w:ascii="Times New Roman" w:hAnsi="Times New Roman"/>
+                <w:b/>
+                <w:sz w:val="24"/>
+              </w:rPr>
+              <w:tab/>
+            </w:r>
           </w:p>
         </w:tc>
         <w:tc>
@@ -3890,10 +4235,6 @@
           </w:tcPr>
           <w:p>
             <w:pPr>
-              <w:numPr>
-                <w:ilvl w:val="0"/>
-                <w:numId w:val="1"/>
-              </w:numPr>
               <w:spacing w:after="0" w:line="252" w:lineRule="auto"/>
               <w:ind w:left="691" w:hanging="691"/>
               <w:contextualSpacing/>
@@ -3904,6 +4245,22 @@
                 <w:sz w:val="24"/>
               </w:rPr>
             </w:pPr>
+            <w:r>
+              <w:rPr>
+                <w:rFonts w:ascii="Times New Roman" w:hAnsi="Times New Roman"/>
+                <w:b/>
+                <w:sz w:val="24"/>
+              </w:rPr>
+              <w:t>37.</w:t>
+            </w:r>
+            <w:r>
+              <w:rPr>
+                <w:rFonts w:ascii="Times New Roman" w:hAnsi="Times New Roman"/>
+                <w:b/>
+                <w:sz w:val="24"/>
+              </w:rPr>
+              <w:tab/>
+            </w:r>
           </w:p>
         </w:tc>
         <w:tc>
@@ -3963,10 +4320,6 @@
           </w:tcPr>
           <w:p>
             <w:pPr>
-              <w:numPr>
-                <w:ilvl w:val="0"/>
-                <w:numId w:val="1"/>
-              </w:numPr>
               <w:spacing w:after="0" w:line="252" w:lineRule="auto"/>
               <w:ind w:left="691" w:hanging="691"/>
               <w:contextualSpacing/>
@@ -3977,6 +4330,22 @@
                 <w:sz w:val="24"/>
               </w:rPr>
             </w:pPr>
+            <w:r>
+              <w:rPr>
+                <w:rFonts w:ascii="Times New Roman" w:hAnsi="Times New Roman"/>
+                <w:b/>
+                <w:sz w:val="24"/>
+              </w:rPr>
+              <w:t>38.</w:t>
+            </w:r>
+            <w:r>
+              <w:rPr>
+                <w:rFonts w:ascii="Times New Roman" w:hAnsi="Times New Roman"/>
+                <w:b/>
+                <w:sz w:val="24"/>
+              </w:rPr>
+              <w:tab/>
+            </w:r>
           </w:p>
         </w:tc>
         <w:tc>
@@ -4033,10 +4402,6 @@
           </w:tcPr>
           <w:p>
             <w:pPr>
-              <w:numPr>
-                <w:ilvl w:val="0"/>
-                <w:numId w:val="1"/>
-              </w:numPr>
               <w:spacing w:after="0" w:line="252" w:lineRule="auto"/>
               <w:ind w:left="691" w:hanging="691"/>
               <w:contextualSpacing/>
@@ -4047,6 +4412,22 @@
                 <w:sz w:val="24"/>
               </w:rPr>
             </w:pPr>
+            <w:r>
+              <w:rPr>
+                <w:rFonts w:ascii="Times New Roman" w:hAnsi="Times New Roman"/>
+                <w:b/>
+                <w:sz w:val="24"/>
+              </w:rPr>
+              <w:t>39.</w:t>
+            </w:r>
+            <w:r>
+              <w:rPr>
+                <w:rFonts w:ascii="Times New Roman" w:hAnsi="Times New Roman"/>
+                <w:b/>
+                <w:sz w:val="24"/>
+              </w:rPr>
+              <w:tab/>
+            </w:r>
           </w:p>
         </w:tc>
         <w:tc>
@@ -4103,10 +4484,6 @@
           </w:tcPr>
           <w:p>
             <w:pPr>
-              <w:numPr>
-                <w:ilvl w:val="0"/>
-                <w:numId w:val="1"/>
-              </w:numPr>
               <w:spacing w:after="0" w:line="252" w:lineRule="auto"/>
               <w:ind w:left="691" w:hanging="691"/>
               <w:contextualSpacing/>
@@ -4117,6 +4494,22 @@
                 <w:sz w:val="24"/>
               </w:rPr>
             </w:pPr>
+            <w:r>
+              <w:rPr>
+                <w:rFonts w:ascii="Times New Roman" w:hAnsi="Times New Roman"/>
+                <w:b/>
+                <w:sz w:val="24"/>
+              </w:rPr>
+              <w:t>40.</w:t>
+            </w:r>
+            <w:r>
+              <w:rPr>
+                <w:rFonts w:ascii="Times New Roman" w:hAnsi="Times New Roman"/>
+                <w:b/>
+                <w:sz w:val="24"/>
+              </w:rPr>
+              <w:tab/>
+            </w:r>
           </w:p>
         </w:tc>
         <w:tc>
@@ -4173,10 +4566,6 @@
           </w:tcPr>
           <w:p>
             <w:pPr>
-              <w:numPr>
-                <w:ilvl w:val="0"/>
-                <w:numId w:val="1"/>
-              </w:numPr>
               <w:spacing w:after="0" w:line="252" w:lineRule="auto"/>
               <w:ind w:left="691" w:hanging="691"/>
               <w:contextualSpacing/>
@@ -4187,6 +4576,22 @@
                 <w:sz w:val="24"/>
               </w:rPr>
             </w:pPr>
+            <w:r>
+              <w:rPr>
+                <w:rFonts w:ascii="Times New Roman" w:hAnsi="Times New Roman"/>
+                <w:b/>
+                <w:sz w:val="24"/>
+              </w:rPr>
+              <w:t>41.</w:t>
+            </w:r>
+            <w:r>
+              <w:rPr>
+                <w:rFonts w:ascii="Times New Roman" w:hAnsi="Times New Roman"/>
+                <w:b/>
+                <w:sz w:val="24"/>
+              </w:rPr>
+              <w:tab/>
+            </w:r>
           </w:p>
         </w:tc>
         <w:tc>
@@ -4243,10 +4648,6 @@
           </w:tcPr>
           <w:p>
             <w:pPr>
-              <w:numPr>
-                <w:ilvl w:val="0"/>
-                <w:numId w:val="1"/>
-              </w:numPr>
               <w:spacing w:after="0" w:line="252" w:lineRule="auto"/>
               <w:ind w:left="691" w:hanging="691"/>
               <w:contextualSpacing/>
@@ -4257,6 +4658,22 @@
                 <w:sz w:val="24"/>
               </w:rPr>
             </w:pPr>
+            <w:r>
+              <w:rPr>
+                <w:rFonts w:ascii="Times New Roman" w:hAnsi="Times New Roman"/>
+                <w:b/>
+                <w:sz w:val="24"/>
+              </w:rPr>
+              <w:t>42.</w:t>
+            </w:r>
+            <w:r>
+              <w:rPr>
+                <w:rFonts w:ascii="Times New Roman" w:hAnsi="Times New Roman"/>
+                <w:b/>
+                <w:sz w:val="24"/>
+              </w:rPr>
+              <w:tab/>
+            </w:r>
           </w:p>
         </w:tc>
         <w:tc>
@@ -4279,18 +4696,8 @@
                 <w:b/>
                 <w:sz w:val="24"/>
               </w:rPr>
-              <w:t xml:space="preserve">Плата </w:t>
-            </w:r>
-            <w:proofErr w:type="spellStart"/>
-            <w:r>
-              <w:rPr>
-                <w:rFonts w:ascii="Times New Roman" w:hAnsi="Times New Roman"/>
-                <w:b/>
-                <w:sz w:val="24"/>
-              </w:rPr>
-              <w:t>Концедента</w:t>
-            </w:r>
-            <w:proofErr w:type="spellEnd"/>
+              <w:t>Плата Концедента</w:t>
+            </w:r>
           </w:p>
         </w:tc>
         <w:tc>
@@ -4326,10 +4733,6 @@
           </w:tcPr>
           <w:p>
             <w:pPr>
-              <w:numPr>
-                <w:ilvl w:val="0"/>
-                <w:numId w:val="1"/>
-              </w:numPr>
               <w:spacing w:after="0" w:line="252" w:lineRule="auto"/>
               <w:ind w:left="691" w:hanging="691"/>
               <w:contextualSpacing/>
@@ -4340,6 +4743,22 @@
                 <w:sz w:val="24"/>
               </w:rPr>
             </w:pPr>
+            <w:r>
+              <w:rPr>
+                <w:rFonts w:ascii="Times New Roman" w:hAnsi="Times New Roman"/>
+                <w:b/>
+                <w:sz w:val="24"/>
+              </w:rPr>
+              <w:t>43.</w:t>
+            </w:r>
+            <w:r>
+              <w:rPr>
+                <w:rFonts w:ascii="Times New Roman" w:hAnsi="Times New Roman"/>
+                <w:b/>
+                <w:sz w:val="24"/>
+              </w:rPr>
+              <w:tab/>
+            </w:r>
           </w:p>
         </w:tc>
         <w:tc>
@@ -4399,10 +4818,6 @@
           </w:tcPr>
           <w:p>
             <w:pPr>
-              <w:numPr>
-                <w:ilvl w:val="0"/>
-                <w:numId w:val="1"/>
-              </w:numPr>
               <w:spacing w:after="0" w:line="252" w:lineRule="auto"/>
               <w:ind w:left="691" w:hanging="691"/>
               <w:contextualSpacing/>
@@ -4413,6 +4828,22 @@
                 <w:sz w:val="24"/>
               </w:rPr>
             </w:pPr>
+            <w:r>
+              <w:rPr>
+                <w:rFonts w:ascii="Times New Roman" w:hAnsi="Times New Roman"/>
+                <w:b/>
+                <w:sz w:val="24"/>
+              </w:rPr>
+              <w:t>44.</w:t>
+            </w:r>
+            <w:r>
+              <w:rPr>
+                <w:rFonts w:ascii="Times New Roman" w:hAnsi="Times New Roman"/>
+                <w:b/>
+                <w:sz w:val="24"/>
+              </w:rPr>
+              <w:tab/>
+            </w:r>
           </w:p>
         </w:tc>
         <w:tc>
@@ -4482,10 +4913,6 @@
           </w:tcPr>
           <w:p>
             <w:pPr>
-              <w:numPr>
-                <w:ilvl w:val="0"/>
-                <w:numId w:val="1"/>
-              </w:numPr>
               <w:spacing w:after="0" w:line="252" w:lineRule="auto"/>
               <w:ind w:left="691" w:hanging="691"/>
               <w:contextualSpacing/>
@@ -4496,6 +4923,22 @@
                 <w:sz w:val="24"/>
               </w:rPr>
             </w:pPr>
+            <w:r>
+              <w:rPr>
+                <w:rFonts w:ascii="Times New Roman" w:hAnsi="Times New Roman"/>
+                <w:b/>
+                <w:sz w:val="24"/>
+              </w:rPr>
+              <w:t>45.</w:t>
+            </w:r>
+            <w:r>
+              <w:rPr>
+                <w:rFonts w:ascii="Times New Roman" w:hAnsi="Times New Roman"/>
+                <w:b/>
+                <w:sz w:val="24"/>
+              </w:rPr>
+              <w:tab/>
+            </w:r>
           </w:p>
         </w:tc>
         <w:tc>
@@ -4555,10 +4998,6 @@
           </w:tcPr>
           <w:p>
             <w:pPr>
-              <w:numPr>
-                <w:ilvl w:val="0"/>
-                <w:numId w:val="1"/>
-              </w:numPr>
               <w:spacing w:after="0" w:line="252" w:lineRule="auto"/>
               <w:ind w:left="691" w:hanging="691"/>
               <w:contextualSpacing/>
@@ -4569,6 +5008,22 @@
                 <w:sz w:val="24"/>
               </w:rPr>
             </w:pPr>
+            <w:r>
+              <w:rPr>
+                <w:rFonts w:ascii="Times New Roman" w:hAnsi="Times New Roman"/>
+                <w:b/>
+                <w:sz w:val="24"/>
+              </w:rPr>
+              <w:t>46.</w:t>
+            </w:r>
+            <w:r>
+              <w:rPr>
+                <w:rFonts w:ascii="Times New Roman" w:hAnsi="Times New Roman"/>
+                <w:b/>
+                <w:sz w:val="24"/>
+              </w:rPr>
+              <w:tab/>
+            </w:r>
           </w:p>
         </w:tc>
         <w:tc>
@@ -4613,23 +5068,7 @@
                 <w:rFonts w:ascii="Times New Roman" w:hAnsi="Times New Roman"/>
                 <w:sz w:val="24"/>
               </w:rPr>
-              <w:t xml:space="preserve">проверка </w:t>
-            </w:r>
-            <w:proofErr w:type="spellStart"/>
-            <w:r>
-              <w:rPr>
-                <w:rFonts w:ascii="Times New Roman" w:hAnsi="Times New Roman"/>
-                <w:sz w:val="24"/>
-              </w:rPr>
-              <w:t>Концедентом</w:t>
-            </w:r>
-            <w:proofErr w:type="spellEnd"/>
-            <w:r>
-              <w:rPr>
-                <w:rFonts w:ascii="Times New Roman" w:hAnsi="Times New Roman"/>
-                <w:sz w:val="24"/>
-              </w:rPr>
-              <w:t xml:space="preserve"> полноты исполнения Концессионером всех или части обязательств на этапе Создания.</w:t>
+              <w:t>проверка Концедентом полноты исполнения Концессионером всех или части обязательств на этапе Создания.</w:t>
             </w:r>
           </w:p>
         </w:tc>
@@ -4644,10 +5083,6 @@
           </w:tcPr>
           <w:p>
             <w:pPr>
-              <w:numPr>
-                <w:ilvl w:val="0"/>
-                <w:numId w:val="1"/>
-              </w:numPr>
               <w:spacing w:after="0" w:line="252" w:lineRule="auto"/>
               <w:ind w:left="691" w:hanging="691"/>
               <w:contextualSpacing/>
@@ -4658,6 +5093,22 @@
                 <w:sz w:val="24"/>
               </w:rPr>
             </w:pPr>
+            <w:r>
+              <w:rPr>
+                <w:rFonts w:ascii="Times New Roman" w:hAnsi="Times New Roman"/>
+                <w:b/>
+                <w:sz w:val="24"/>
+              </w:rPr>
+              <w:t>47.</w:t>
+            </w:r>
+            <w:r>
+              <w:rPr>
+                <w:rFonts w:ascii="Times New Roman" w:hAnsi="Times New Roman"/>
+                <w:b/>
+                <w:sz w:val="24"/>
+              </w:rPr>
+              <w:tab/>
+            </w:r>
           </w:p>
         </w:tc>
         <w:tc>
@@ -4702,23 +5153,7 @@
                 <w:rFonts w:ascii="Times New Roman" w:hAnsi="Times New Roman"/>
                 <w:sz w:val="24"/>
               </w:rPr>
-              <w:t xml:space="preserve">комиссия, формируемая </w:t>
-            </w:r>
-            <w:proofErr w:type="spellStart"/>
-            <w:r>
-              <w:rPr>
-                <w:rFonts w:ascii="Times New Roman" w:hAnsi="Times New Roman"/>
-                <w:sz w:val="24"/>
-              </w:rPr>
-              <w:t>Концедентом</w:t>
-            </w:r>
-            <w:proofErr w:type="spellEnd"/>
-            <w:r>
-              <w:rPr>
-                <w:rFonts w:ascii="Times New Roman" w:hAnsi="Times New Roman"/>
-                <w:sz w:val="24"/>
-              </w:rPr>
-              <w:t xml:space="preserve"> в порядке, установленном Соглашением, необходимая для принятия решения о возможности или невозможности Приемки.</w:t>
+              <w:t>комиссия, формируемая Концедентом в порядке, установленном Соглашением, необходимая для принятия решения о возможности или невозможности Приемки.</w:t>
             </w:r>
           </w:p>
         </w:tc>
@@ -4733,10 +5168,6 @@
           </w:tcPr>
           <w:p>
             <w:pPr>
-              <w:numPr>
-                <w:ilvl w:val="0"/>
-                <w:numId w:val="1"/>
-              </w:numPr>
               <w:spacing w:after="0" w:line="252" w:lineRule="auto"/>
               <w:ind w:left="691" w:hanging="691"/>
               <w:contextualSpacing/>
@@ -4747,6 +5178,22 @@
                 <w:sz w:val="24"/>
               </w:rPr>
             </w:pPr>
+            <w:r>
+              <w:rPr>
+                <w:rFonts w:ascii="Times New Roman" w:hAnsi="Times New Roman"/>
+                <w:b/>
+                <w:sz w:val="24"/>
+              </w:rPr>
+              <w:t>48.</w:t>
+            </w:r>
+            <w:r>
+              <w:rPr>
+                <w:rFonts w:ascii="Times New Roman" w:hAnsi="Times New Roman"/>
+                <w:b/>
+                <w:sz w:val="24"/>
+              </w:rPr>
+              <w:tab/>
+            </w:r>
           </w:p>
         </w:tc>
         <w:tc>
@@ -4790,23 +5237,7 @@
                 <w:rFonts w:ascii="Times New Roman" w:hAnsi="Times New Roman"/>
                 <w:sz w:val="24"/>
               </w:rPr>
-              <w:t xml:space="preserve">это пересечение транспортным средством части дороги, оборудованной средствами </w:t>
-            </w:r>
-            <w:proofErr w:type="spellStart"/>
-            <w:r>
-              <w:rPr>
-                <w:rFonts w:ascii="Times New Roman" w:hAnsi="Times New Roman"/>
-                <w:sz w:val="24"/>
-              </w:rPr>
-              <w:t>фотовидеофиксации</w:t>
-            </w:r>
-            <w:proofErr w:type="spellEnd"/>
-            <w:r>
-              <w:rPr>
-                <w:rFonts w:ascii="Times New Roman" w:hAnsi="Times New Roman"/>
-                <w:sz w:val="24"/>
-              </w:rPr>
-              <w:t>, при котором производится автоматическая регистрация параметров этого проезда:</w:t>
+              <w:t>это пересечение транспортным средством части дороги, оборудованной средствами фотовидеофиксации, при котором производится автоматическая регистрация параметров этого проезда:</w:t>
             </w:r>
           </w:p>
           <w:p>
@@ -4875,10 +5306,6 @@
           </w:tcPr>
           <w:p>
             <w:pPr>
-              <w:numPr>
-                <w:ilvl w:val="0"/>
-                <w:numId w:val="1"/>
-              </w:numPr>
               <w:spacing w:after="0" w:line="252" w:lineRule="auto"/>
               <w:ind w:left="691" w:hanging="691"/>
               <w:contextualSpacing/>
@@ -4889,6 +5316,22 @@
                 <w:sz w:val="24"/>
               </w:rPr>
             </w:pPr>
+            <w:r>
+              <w:rPr>
+                <w:rFonts w:ascii="Times New Roman" w:hAnsi="Times New Roman"/>
+                <w:b/>
+                <w:sz w:val="24"/>
+              </w:rPr>
+              <w:t>49.</w:t>
+            </w:r>
+            <w:r>
+              <w:rPr>
+                <w:rFonts w:ascii="Times New Roman" w:hAnsi="Times New Roman"/>
+                <w:b/>
+                <w:sz w:val="24"/>
+              </w:rPr>
+              <w:tab/>
+            </w:r>
           </w:p>
         </w:tc>
         <w:tc>
@@ -4966,10 +5409,6 @@
           </w:tcPr>
           <w:p>
             <w:pPr>
-              <w:numPr>
-                <w:ilvl w:val="0"/>
-                <w:numId w:val="1"/>
-              </w:numPr>
               <w:spacing w:after="0" w:line="252" w:lineRule="auto"/>
               <w:ind w:left="691" w:hanging="691"/>
               <w:contextualSpacing/>
@@ -4980,6 +5419,22 @@
                 <w:sz w:val="24"/>
               </w:rPr>
             </w:pPr>
+            <w:r>
+              <w:rPr>
+                <w:rFonts w:ascii="Times New Roman" w:hAnsi="Times New Roman"/>
+                <w:b/>
+                <w:sz w:val="24"/>
+              </w:rPr>
+              <w:t>50.</w:t>
+            </w:r>
+            <w:r>
+              <w:rPr>
+                <w:rFonts w:ascii="Times New Roman" w:hAnsi="Times New Roman"/>
+                <w:b/>
+                <w:sz w:val="24"/>
+              </w:rPr>
+              <w:tab/>
+            </w:r>
           </w:p>
         </w:tc>
         <w:tc>
@@ -5038,55 +5493,7 @@
                 <w:rFonts w:ascii="Times New Roman" w:hAnsi="Times New Roman"/>
                 <w:sz w:val="24"/>
               </w:rPr>
-              <w:t xml:space="preserve">Рабочей </w:t>
-            </w:r>
-            <w:proofErr w:type="gramStart"/>
-            <w:r>
-              <w:rPr>
-                <w:rFonts w:ascii="Times New Roman" w:hAnsi="Times New Roman"/>
-                <w:sz w:val="24"/>
-              </w:rPr>
-              <w:t>и  Исполнительной</w:t>
-            </w:r>
-            <w:proofErr w:type="gramEnd"/>
-            <w:r>
-              <w:rPr>
-                <w:rFonts w:ascii="Times New Roman" w:hAnsi="Times New Roman"/>
-                <w:sz w:val="24"/>
-              </w:rPr>
-              <w:t xml:space="preserve"> документации в отношении Объекта Соглашения и Имущества </w:t>
-            </w:r>
-            <w:proofErr w:type="spellStart"/>
-            <w:r>
-              <w:rPr>
-                <w:rFonts w:ascii="Times New Roman" w:hAnsi="Times New Roman"/>
-                <w:sz w:val="24"/>
-              </w:rPr>
-              <w:t>Концедента</w:t>
-            </w:r>
-            <w:proofErr w:type="spellEnd"/>
-            <w:r>
-              <w:rPr>
-                <w:rFonts w:ascii="Times New Roman" w:hAnsi="Times New Roman"/>
-                <w:sz w:val="24"/>
-              </w:rPr>
-              <w:t xml:space="preserve"> (в случае если такое имущество передается </w:t>
-            </w:r>
-            <w:proofErr w:type="spellStart"/>
-            <w:r>
-              <w:rPr>
-                <w:rFonts w:ascii="Times New Roman" w:hAnsi="Times New Roman"/>
-                <w:sz w:val="24"/>
-              </w:rPr>
-              <w:t>Концедентом</w:t>
-            </w:r>
-            <w:proofErr w:type="spellEnd"/>
-            <w:r>
-              <w:rPr>
-                <w:rFonts w:ascii="Times New Roman" w:hAnsi="Times New Roman"/>
-                <w:sz w:val="24"/>
-              </w:rPr>
-              <w:t xml:space="preserve"> Концессионеру), требования к составу и содержанию которой определены в Приложении № 3 к Соглашению.</w:t>
+              <w:t>Рабочей и  Исполнительной документации в отношении Объекта Соглашения и Имущества Концедента (в случае если такое имущество передается Концедентом Концессионеру), требования к составу и содержанию которой определены в Приложении № 3 к Соглашению.</w:t>
             </w:r>
           </w:p>
         </w:tc>
@@ -5098,10 +5505,6 @@
           </w:tcPr>
           <w:p>
             <w:pPr>
-              <w:numPr>
-                <w:ilvl w:val="0"/>
-                <w:numId w:val="1"/>
-              </w:numPr>
               <w:spacing w:after="0" w:line="252" w:lineRule="auto"/>
               <w:ind w:left="691" w:hanging="691"/>
               <w:contextualSpacing/>
@@ -5112,6 +5515,22 @@
                 <w:sz w:val="24"/>
               </w:rPr>
             </w:pPr>
+            <w:r>
+              <w:rPr>
+                <w:rFonts w:ascii="Times New Roman" w:hAnsi="Times New Roman"/>
+                <w:b/>
+                <w:sz w:val="24"/>
+              </w:rPr>
+              <w:t>51.</w:t>
+            </w:r>
+            <w:r>
+              <w:rPr>
+                <w:rFonts w:ascii="Times New Roman" w:hAnsi="Times New Roman"/>
+                <w:b/>
+                <w:sz w:val="24"/>
+              </w:rPr>
+              <w:tab/>
+            </w:r>
           </w:p>
         </w:tc>
         <w:tc>
@@ -5168,10 +5587,6 @@
           </w:tcPr>
           <w:p>
             <w:pPr>
-              <w:numPr>
-                <w:ilvl w:val="0"/>
-                <w:numId w:val="1"/>
-              </w:numPr>
               <w:spacing w:after="0" w:line="252" w:lineRule="auto"/>
               <w:ind w:left="691" w:hanging="691"/>
               <w:contextualSpacing/>
@@ -5182,6 +5597,22 @@
                 <w:sz w:val="24"/>
               </w:rPr>
             </w:pPr>
+            <w:r>
+              <w:rPr>
+                <w:rFonts w:ascii="Times New Roman" w:hAnsi="Times New Roman"/>
+                <w:b/>
+                <w:sz w:val="24"/>
+              </w:rPr>
+              <w:t>52.</w:t>
+            </w:r>
+            <w:r>
+              <w:rPr>
+                <w:rFonts w:ascii="Times New Roman" w:hAnsi="Times New Roman"/>
+                <w:b/>
+                <w:sz w:val="24"/>
+              </w:rPr>
+              <w:tab/>
+            </w:r>
           </w:p>
         </w:tc>
         <w:tc>
@@ -5234,15 +5665,7 @@
                 <w:sz w:val="24"/>
               </w:rPr>
               <w:br/>
-              <w:t xml:space="preserve">Термин «Рабочая Документация» включает в себя документы, определенные в Приложении № 3 к </w:t>
-            </w:r>
-            <w:r>
-              <w:rPr>
-                <w:rFonts w:ascii="Times New Roman" w:hAnsi="Times New Roman"/>
-                <w:sz w:val="24"/>
-              </w:rPr>
-              <w:lastRenderedPageBreak/>
-              <w:t>Соглашению, а также любые иные документы, которые, по обоснованному суждению Концессионера, необходимы для исполнения обязательств по Созданию Объекта Соглашения.</w:t>
+              <w:t>Термин «Рабочая Документация» включает в себя документы, определенные в Приложении № 3 к Соглашению, а также любые иные документы, которые, по обоснованному суждению Концессионера, необходимы для исполнения обязательств по Созданию Объекта Соглашения.</w:t>
             </w:r>
           </w:p>
         </w:tc>
@@ -5254,10 +5677,6 @@
           </w:tcPr>
           <w:p>
             <w:pPr>
-              <w:numPr>
-                <w:ilvl w:val="0"/>
-                <w:numId w:val="1"/>
-              </w:numPr>
               <w:spacing w:after="0" w:line="252" w:lineRule="auto"/>
               <w:ind w:left="691" w:hanging="691"/>
               <w:contextualSpacing/>
@@ -5268,6 +5687,22 @@
                 <w:sz w:val="24"/>
               </w:rPr>
             </w:pPr>
+            <w:r>
+              <w:rPr>
+                <w:rFonts w:ascii="Times New Roman" w:hAnsi="Times New Roman"/>
+                <w:b/>
+                <w:sz w:val="24"/>
+              </w:rPr>
+              <w:t>53.</w:t>
+            </w:r>
+            <w:r>
+              <w:rPr>
+                <w:rFonts w:ascii="Times New Roman" w:hAnsi="Times New Roman"/>
+                <w:b/>
+                <w:sz w:val="24"/>
+              </w:rPr>
+              <w:tab/>
+            </w:r>
           </w:p>
         </w:tc>
         <w:tc>
@@ -5327,10 +5762,6 @@
           </w:tcPr>
           <w:p>
             <w:pPr>
-              <w:numPr>
-                <w:ilvl w:val="0"/>
-                <w:numId w:val="1"/>
-              </w:numPr>
               <w:spacing w:after="0" w:line="252" w:lineRule="auto"/>
               <w:ind w:left="691" w:hanging="691"/>
               <w:contextualSpacing/>
@@ -5341,6 +5772,22 @@
                 <w:sz w:val="24"/>
               </w:rPr>
             </w:pPr>
+            <w:r>
+              <w:rPr>
+                <w:rFonts w:ascii="Times New Roman" w:hAnsi="Times New Roman"/>
+                <w:b/>
+                <w:sz w:val="24"/>
+              </w:rPr>
+              <w:t>54.</w:t>
+            </w:r>
+            <w:r>
+              <w:rPr>
+                <w:rFonts w:ascii="Times New Roman" w:hAnsi="Times New Roman"/>
+                <w:b/>
+                <w:sz w:val="24"/>
+              </w:rPr>
+              <w:tab/>
+            </w:r>
           </w:p>
         </w:tc>
         <w:tc>
@@ -5400,10 +5847,6 @@
           </w:tcPr>
           <w:p>
             <w:pPr>
-              <w:numPr>
-                <w:ilvl w:val="0"/>
-                <w:numId w:val="1"/>
-              </w:numPr>
               <w:spacing w:after="0" w:line="252" w:lineRule="auto"/>
               <w:ind w:left="691" w:hanging="691"/>
               <w:contextualSpacing/>
@@ -5414,6 +5857,22 @@
                 <w:sz w:val="24"/>
               </w:rPr>
             </w:pPr>
+            <w:r>
+              <w:rPr>
+                <w:rFonts w:ascii="Times New Roman" w:hAnsi="Times New Roman"/>
+                <w:b/>
+                <w:sz w:val="24"/>
+              </w:rPr>
+              <w:t>55.</w:t>
+            </w:r>
+            <w:r>
+              <w:rPr>
+                <w:rFonts w:ascii="Times New Roman" w:hAnsi="Times New Roman"/>
+                <w:b/>
+                <w:sz w:val="24"/>
+              </w:rPr>
+              <w:tab/>
+            </w:r>
           </w:p>
         </w:tc>
         <w:tc>
@@ -5473,10 +5932,6 @@
           </w:tcPr>
           <w:p>
             <w:pPr>
-              <w:numPr>
-                <w:ilvl w:val="0"/>
-                <w:numId w:val="1"/>
-              </w:numPr>
               <w:spacing w:after="0" w:line="252" w:lineRule="auto"/>
               <w:ind w:left="691" w:hanging="691"/>
               <w:contextualSpacing/>
@@ -5487,6 +5942,22 @@
                 <w:sz w:val="24"/>
               </w:rPr>
             </w:pPr>
+            <w:r>
+              <w:rPr>
+                <w:rFonts w:ascii="Times New Roman" w:hAnsi="Times New Roman"/>
+                <w:b/>
+                <w:sz w:val="24"/>
+              </w:rPr>
+              <w:t>56.</w:t>
+            </w:r>
+            <w:r>
+              <w:rPr>
+                <w:rFonts w:ascii="Times New Roman" w:hAnsi="Times New Roman"/>
+                <w:b/>
+                <w:sz w:val="24"/>
+              </w:rPr>
+              <w:tab/>
+            </w:r>
           </w:p>
         </w:tc>
         <w:tc>
@@ -5543,10 +6014,6 @@
           </w:tcPr>
           <w:p>
             <w:pPr>
-              <w:numPr>
-                <w:ilvl w:val="0"/>
-                <w:numId w:val="1"/>
-              </w:numPr>
               <w:spacing w:after="0" w:line="252" w:lineRule="auto"/>
               <w:ind w:left="691" w:hanging="691"/>
               <w:contextualSpacing/>
@@ -5557,6 +6024,22 @@
                 <w:sz w:val="24"/>
               </w:rPr>
             </w:pPr>
+            <w:r>
+              <w:rPr>
+                <w:rFonts w:ascii="Times New Roman" w:hAnsi="Times New Roman"/>
+                <w:b/>
+                <w:sz w:val="24"/>
+              </w:rPr>
+              <w:t>57.</w:t>
+            </w:r>
+            <w:r>
+              <w:rPr>
+                <w:rFonts w:ascii="Times New Roman" w:hAnsi="Times New Roman"/>
+                <w:b/>
+                <w:sz w:val="24"/>
+              </w:rPr>
+              <w:tab/>
+            </w:r>
           </w:p>
         </w:tc>
         <w:tc>
@@ -5613,10 +6096,6 @@
           </w:tcPr>
           <w:p>
             <w:pPr>
-              <w:numPr>
-                <w:ilvl w:val="0"/>
-                <w:numId w:val="1"/>
-              </w:numPr>
               <w:spacing w:after="0" w:line="252" w:lineRule="auto"/>
               <w:ind w:left="691" w:hanging="691"/>
               <w:contextualSpacing/>
@@ -5627,6 +6106,22 @@
                 <w:sz w:val="24"/>
               </w:rPr>
             </w:pPr>
+            <w:r>
+              <w:rPr>
+                <w:rFonts w:ascii="Times New Roman" w:hAnsi="Times New Roman"/>
+                <w:b/>
+                <w:sz w:val="24"/>
+              </w:rPr>
+              <w:t>58.</w:t>
+            </w:r>
+            <w:r>
+              <w:rPr>
+                <w:rFonts w:ascii="Times New Roman" w:hAnsi="Times New Roman"/>
+                <w:b/>
+                <w:sz w:val="24"/>
+              </w:rPr>
+              <w:tab/>
+            </w:r>
           </w:p>
         </w:tc>
         <w:tc>
@@ -5700,10 +6195,6 @@
           </w:tcPr>
           <w:p>
             <w:pPr>
-              <w:numPr>
-                <w:ilvl w:val="0"/>
-                <w:numId w:val="1"/>
-              </w:numPr>
               <w:spacing w:after="0" w:line="252" w:lineRule="auto"/>
               <w:ind w:left="691" w:hanging="691"/>
               <w:contextualSpacing/>
@@ -5714,6 +6205,22 @@
                 <w:sz w:val="24"/>
               </w:rPr>
             </w:pPr>
+            <w:r>
+              <w:rPr>
+                <w:rFonts w:ascii="Times New Roman" w:hAnsi="Times New Roman"/>
+                <w:b/>
+                <w:sz w:val="24"/>
+              </w:rPr>
+              <w:t>59.</w:t>
+            </w:r>
+            <w:r>
+              <w:rPr>
+                <w:rFonts w:ascii="Times New Roman" w:hAnsi="Times New Roman"/>
+                <w:b/>
+                <w:sz w:val="24"/>
+              </w:rPr>
+              <w:tab/>
+            </w:r>
           </w:p>
         </w:tc>
         <w:tc>
@@ -5770,10 +6277,6 @@
           </w:tcPr>
           <w:p>
             <w:pPr>
-              <w:numPr>
-                <w:ilvl w:val="0"/>
-                <w:numId w:val="1"/>
-              </w:numPr>
               <w:spacing w:after="0" w:line="252" w:lineRule="auto"/>
               <w:ind w:left="691" w:hanging="691"/>
               <w:contextualSpacing/>
@@ -5784,6 +6287,22 @@
                 <w:sz w:val="24"/>
               </w:rPr>
             </w:pPr>
+            <w:r>
+              <w:rPr>
+                <w:rFonts w:ascii="Times New Roman" w:hAnsi="Times New Roman"/>
+                <w:b/>
+                <w:sz w:val="24"/>
+              </w:rPr>
+              <w:t>60.</w:t>
+            </w:r>
+            <w:r>
+              <w:rPr>
+                <w:rFonts w:ascii="Times New Roman" w:hAnsi="Times New Roman"/>
+                <w:b/>
+                <w:sz w:val="24"/>
+              </w:rPr>
+              <w:tab/>
+            </w:r>
           </w:p>
         </w:tc>
         <w:tc>
@@ -5840,10 +6359,6 @@
           </w:tcPr>
           <w:p>
             <w:pPr>
-              <w:numPr>
-                <w:ilvl w:val="0"/>
-                <w:numId w:val="1"/>
-              </w:numPr>
               <w:spacing w:after="0" w:line="252" w:lineRule="auto"/>
               <w:ind w:left="691" w:hanging="691"/>
               <w:contextualSpacing/>
@@ -5854,6 +6369,22 @@
                 <w:sz w:val="24"/>
               </w:rPr>
             </w:pPr>
+            <w:r>
+              <w:rPr>
+                <w:rFonts w:ascii="Times New Roman" w:hAnsi="Times New Roman"/>
+                <w:b/>
+                <w:sz w:val="24"/>
+              </w:rPr>
+              <w:t>61.</w:t>
+            </w:r>
+            <w:r>
+              <w:rPr>
+                <w:rFonts w:ascii="Times New Roman" w:hAnsi="Times New Roman"/>
+                <w:b/>
+                <w:sz w:val="24"/>
+              </w:rPr>
+              <w:tab/>
+            </w:r>
           </w:p>
         </w:tc>
         <w:tc>
@@ -5898,39 +6429,11 @@
                 <w:rFonts w:ascii="Times New Roman" w:hAnsi="Times New Roman"/>
                 <w:sz w:val="24"/>
               </w:rPr>
-              <w:t xml:space="preserve">совокупность действий Сторон, направленная на создание Объекта Соглашения и его ввод </w:t>
-            </w:r>
-            <w:r>
-              <w:rPr>
-                <w:rFonts w:ascii="Times New Roman" w:hAnsi="Times New Roman"/>
-                <w:sz w:val="24"/>
-              </w:rPr>
-              <w:lastRenderedPageBreak/>
-              <w:t xml:space="preserve">в эксплуатацию, включающая, в том числе следующие </w:t>
-            </w:r>
-            <w:proofErr w:type="spellStart"/>
-            <w:r>
-              <w:rPr>
-                <w:rFonts w:ascii="Times New Roman" w:hAnsi="Times New Roman"/>
-                <w:sz w:val="24"/>
-              </w:rPr>
-              <w:t>подэтапы</w:t>
-            </w:r>
-            <w:proofErr w:type="spellEnd"/>
-            <w:r>
-              <w:rPr>
-                <w:rFonts w:ascii="Times New Roman" w:hAnsi="Times New Roman"/>
-                <w:sz w:val="24"/>
-              </w:rPr>
-              <w:t>:</w:t>
-            </w:r>
-          </w:p>
-          <w:p>
-            <w:pPr>
-              <w:numPr>
-                <w:ilvl w:val="0"/>
-                <w:numId w:val="4"/>
-              </w:numPr>
+              <w:t>совокупность действий Сторон, направленная на создание Объекта Соглашения и его ввод в эксплуатацию, включающая, в том числе следующие подэтапы:</w:t>
+            </w:r>
+          </w:p>
+          <w:p>
+            <w:pPr>
               <w:spacing w:before="120" w:after="120" w:line="252" w:lineRule="auto"/>
               <w:ind w:left="714" w:hanging="357"/>
               <w:contextualSpacing/>
@@ -5945,15 +6448,25 @@
                 <w:rFonts w:ascii="Times New Roman" w:hAnsi="Times New Roman"/>
                 <w:sz w:val="24"/>
               </w:rPr>
+              <w:t>(а)</w:t>
+            </w:r>
+            <w:r>
+              <w:rPr>
+                <w:rFonts w:ascii="Times New Roman" w:hAnsi="Times New Roman"/>
+                <w:sz w:val="24"/>
+              </w:rPr>
+              <w:tab/>
+            </w:r>
+            <w:r>
+              <w:rPr>
+                <w:rFonts w:ascii="Times New Roman" w:hAnsi="Times New Roman"/>
+                <w:sz w:val="24"/>
+              </w:rPr>
               <w:t>Предоставление Концессионеру Адресного перечня в соответствии с Соглашением;</w:t>
             </w:r>
           </w:p>
           <w:p>
             <w:pPr>
-              <w:numPr>
-                <w:ilvl w:val="0"/>
-                <w:numId w:val="4"/>
-              </w:numPr>
               <w:spacing w:before="120" w:after="120" w:line="252" w:lineRule="auto"/>
               <w:ind w:left="714" w:hanging="357"/>
               <w:contextualSpacing/>
@@ -5968,15 +6481,25 @@
                 <w:rFonts w:ascii="Times New Roman" w:hAnsi="Times New Roman"/>
                 <w:sz w:val="24"/>
               </w:rPr>
+              <w:t>(б)</w:t>
+            </w:r>
+            <w:r>
+              <w:rPr>
+                <w:rFonts w:ascii="Times New Roman" w:hAnsi="Times New Roman"/>
+                <w:sz w:val="24"/>
+              </w:rPr>
+              <w:tab/>
+            </w:r>
+            <w:r>
+              <w:rPr>
+                <w:rFonts w:ascii="Times New Roman" w:hAnsi="Times New Roman"/>
+                <w:sz w:val="24"/>
+              </w:rPr>
               <w:t>предоставление Концессионеру Земельных Участков (в случае, если в соответствии с Земельным Законодательством требуется предоставление Земельных Участков) в соответствии с Соглашением;</w:t>
             </w:r>
           </w:p>
           <w:p>
             <w:pPr>
-              <w:numPr>
-                <w:ilvl w:val="0"/>
-                <w:numId w:val="4"/>
-              </w:numPr>
               <w:spacing w:before="120" w:after="120" w:line="252" w:lineRule="auto"/>
               <w:ind w:left="714" w:hanging="357"/>
               <w:contextualSpacing/>
@@ -5991,15 +6514,25 @@
                 <w:rFonts w:ascii="Times New Roman" w:hAnsi="Times New Roman"/>
                 <w:sz w:val="24"/>
               </w:rPr>
+              <w:t>(в)</w:t>
+            </w:r>
+            <w:r>
+              <w:rPr>
+                <w:rFonts w:ascii="Times New Roman" w:hAnsi="Times New Roman"/>
+                <w:sz w:val="24"/>
+              </w:rPr>
+              <w:tab/>
+            </w:r>
+            <w:r>
+              <w:rPr>
+                <w:rFonts w:ascii="Times New Roman" w:hAnsi="Times New Roman"/>
+                <w:sz w:val="24"/>
+              </w:rPr>
               <w:t>Проектирование Объекта Соглашения;</w:t>
             </w:r>
           </w:p>
           <w:p>
             <w:pPr>
-              <w:numPr>
-                <w:ilvl w:val="0"/>
-                <w:numId w:val="4"/>
-              </w:numPr>
               <w:spacing w:before="120" w:after="120" w:line="252" w:lineRule="auto"/>
               <w:ind w:left="714" w:hanging="357"/>
               <w:contextualSpacing/>
@@ -6014,47 +6547,25 @@
                 <w:rFonts w:ascii="Times New Roman" w:hAnsi="Times New Roman"/>
                 <w:sz w:val="24"/>
               </w:rPr>
-              <w:t xml:space="preserve">Проектирование Имущества </w:t>
-            </w:r>
-            <w:proofErr w:type="spellStart"/>
-            <w:r>
-              <w:rPr>
-                <w:rFonts w:ascii="Times New Roman" w:hAnsi="Times New Roman"/>
-                <w:sz w:val="24"/>
-              </w:rPr>
-              <w:t>Концедента</w:t>
-            </w:r>
-            <w:proofErr w:type="spellEnd"/>
-            <w:r>
-              <w:rPr>
-                <w:rFonts w:ascii="Times New Roman" w:hAnsi="Times New Roman"/>
-                <w:sz w:val="24"/>
-              </w:rPr>
-              <w:t xml:space="preserve"> (в случае если такое имущество передается </w:t>
-            </w:r>
-            <w:proofErr w:type="spellStart"/>
-            <w:r>
-              <w:rPr>
-                <w:rFonts w:ascii="Times New Roman" w:hAnsi="Times New Roman"/>
-                <w:sz w:val="24"/>
-              </w:rPr>
-              <w:t>Концедентом</w:t>
-            </w:r>
-            <w:proofErr w:type="spellEnd"/>
-            <w:r>
-              <w:rPr>
-                <w:rFonts w:ascii="Times New Roman" w:hAnsi="Times New Roman"/>
-                <w:sz w:val="24"/>
-              </w:rPr>
-              <w:t xml:space="preserve"> Концессионеру);</w:t>
-            </w:r>
-          </w:p>
-          <w:p>
-            <w:pPr>
-              <w:numPr>
-                <w:ilvl w:val="0"/>
-                <w:numId w:val="4"/>
-              </w:numPr>
+              <w:t>(г)</w:t>
+            </w:r>
+            <w:r>
+              <w:rPr>
+                <w:rFonts w:ascii="Times New Roman" w:hAnsi="Times New Roman"/>
+                <w:sz w:val="24"/>
+              </w:rPr>
+              <w:tab/>
+            </w:r>
+            <w:r>
+              <w:rPr>
+                <w:rFonts w:ascii="Times New Roman" w:hAnsi="Times New Roman"/>
+                <w:sz w:val="24"/>
+              </w:rPr>
+              <w:t>Проектирование Имущества Концедента (в случае если такое имущество передается Концедентом Концессионеру);</w:t>
+            </w:r>
+          </w:p>
+          <w:p>
+            <w:pPr>
               <w:spacing w:before="120" w:after="120" w:line="252" w:lineRule="auto"/>
               <w:ind w:left="714" w:hanging="357"/>
               <w:contextualSpacing/>
@@ -6069,31 +6580,25 @@
                 <w:rFonts w:ascii="Times New Roman" w:hAnsi="Times New Roman"/>
                 <w:sz w:val="24"/>
               </w:rPr>
-              <w:t xml:space="preserve">осуществление Концессионером деятельности по созданию Объекта Соглашения и Имущества </w:t>
-            </w:r>
-            <w:proofErr w:type="spellStart"/>
-            <w:r>
-              <w:rPr>
-                <w:rFonts w:ascii="Times New Roman" w:hAnsi="Times New Roman"/>
-                <w:sz w:val="24"/>
-              </w:rPr>
-              <w:t>Концедента</w:t>
-            </w:r>
-            <w:proofErr w:type="spellEnd"/>
-            <w:r>
-              <w:rPr>
-                <w:rFonts w:ascii="Times New Roman" w:hAnsi="Times New Roman"/>
-                <w:sz w:val="24"/>
-              </w:rPr>
-              <w:t>;</w:t>
-            </w:r>
-          </w:p>
-          <w:p>
-            <w:pPr>
-              <w:numPr>
-                <w:ilvl w:val="0"/>
-                <w:numId w:val="4"/>
-              </w:numPr>
+              <w:t>(д)</w:t>
+            </w:r>
+            <w:r>
+              <w:rPr>
+                <w:rFonts w:ascii="Times New Roman" w:hAnsi="Times New Roman"/>
+                <w:sz w:val="24"/>
+              </w:rPr>
+              <w:tab/>
+            </w:r>
+            <w:r>
+              <w:rPr>
+                <w:rFonts w:ascii="Times New Roman" w:hAnsi="Times New Roman"/>
+                <w:sz w:val="24"/>
+              </w:rPr>
+              <w:t>осуществление Концессионером деятельности по созданию Объекта Соглашения и Имущества Концедента;</w:t>
+            </w:r>
+          </w:p>
+          <w:p>
+            <w:pPr>
               <w:spacing w:before="120" w:after="120" w:line="252" w:lineRule="auto"/>
               <w:ind w:left="714" w:hanging="357"/>
               <w:contextualSpacing/>
@@ -6108,47 +6613,25 @@
                 <w:rFonts w:ascii="Times New Roman" w:hAnsi="Times New Roman"/>
                 <w:sz w:val="24"/>
               </w:rPr>
-              <w:t xml:space="preserve">Приемку Имущества </w:t>
-            </w:r>
-            <w:proofErr w:type="spellStart"/>
-            <w:r>
-              <w:rPr>
-                <w:rFonts w:ascii="Times New Roman" w:hAnsi="Times New Roman"/>
-                <w:sz w:val="24"/>
-              </w:rPr>
-              <w:t>Концедента</w:t>
-            </w:r>
-            <w:proofErr w:type="spellEnd"/>
-            <w:r>
-              <w:rPr>
-                <w:rFonts w:ascii="Times New Roman" w:hAnsi="Times New Roman"/>
-                <w:sz w:val="24"/>
-              </w:rPr>
-              <w:t xml:space="preserve"> (в случае если такое имущество передается </w:t>
-            </w:r>
-            <w:proofErr w:type="spellStart"/>
-            <w:r>
-              <w:rPr>
-                <w:rFonts w:ascii="Times New Roman" w:hAnsi="Times New Roman"/>
-                <w:sz w:val="24"/>
-              </w:rPr>
-              <w:t>Концедентом</w:t>
-            </w:r>
-            <w:proofErr w:type="spellEnd"/>
-            <w:r>
-              <w:rPr>
-                <w:rFonts w:ascii="Times New Roman" w:hAnsi="Times New Roman"/>
-                <w:sz w:val="24"/>
-              </w:rPr>
-              <w:t xml:space="preserve"> Концессионеру);</w:t>
-            </w:r>
-          </w:p>
-          <w:p>
-            <w:pPr>
-              <w:numPr>
-                <w:ilvl w:val="0"/>
-                <w:numId w:val="4"/>
-              </w:numPr>
+              <w:t>(е)</w:t>
+            </w:r>
+            <w:r>
+              <w:rPr>
+                <w:rFonts w:ascii="Times New Roman" w:hAnsi="Times New Roman"/>
+                <w:sz w:val="24"/>
+              </w:rPr>
+              <w:tab/>
+            </w:r>
+            <w:r>
+              <w:rPr>
+                <w:rFonts w:ascii="Times New Roman" w:hAnsi="Times New Roman"/>
+                <w:sz w:val="24"/>
+              </w:rPr>
+              <w:t>Приемку Имущества Концедента (в случае если такое имущество передается Концедентом Концессионеру);</w:t>
+            </w:r>
+          </w:p>
+          <w:p>
+            <w:pPr>
               <w:spacing w:before="120" w:after="120" w:line="252" w:lineRule="auto"/>
               <w:ind w:left="714" w:hanging="357"/>
               <w:contextualSpacing/>
@@ -6163,15 +6646,25 @@
                 <w:rFonts w:ascii="Times New Roman" w:hAnsi="Times New Roman"/>
                 <w:sz w:val="24"/>
               </w:rPr>
+              <w:t>(ж)</w:t>
+            </w:r>
+            <w:r>
+              <w:rPr>
+                <w:rFonts w:ascii="Times New Roman" w:hAnsi="Times New Roman"/>
+                <w:sz w:val="24"/>
+              </w:rPr>
+              <w:tab/>
+            </w:r>
+            <w:r>
+              <w:rPr>
+                <w:rFonts w:ascii="Times New Roman" w:hAnsi="Times New Roman"/>
+                <w:sz w:val="24"/>
+              </w:rPr>
               <w:t>Приемку Объекта Соглашения;</w:t>
             </w:r>
           </w:p>
           <w:p>
             <w:pPr>
-              <w:numPr>
-                <w:ilvl w:val="0"/>
-                <w:numId w:val="4"/>
-              </w:numPr>
               <w:spacing w:before="120" w:after="120" w:line="252" w:lineRule="auto"/>
               <w:ind w:left="714" w:hanging="357"/>
               <w:contextualSpacing/>
@@ -6186,15 +6679,25 @@
                 <w:rFonts w:ascii="Times New Roman" w:hAnsi="Times New Roman"/>
                 <w:sz w:val="24"/>
               </w:rPr>
+              <w:t>(з)</w:t>
+            </w:r>
+            <w:r>
+              <w:rPr>
+                <w:rFonts w:ascii="Times New Roman" w:hAnsi="Times New Roman"/>
+                <w:sz w:val="24"/>
+              </w:rPr>
+              <w:tab/>
+            </w:r>
+            <w:r>
+              <w:rPr>
+                <w:rFonts w:ascii="Times New Roman" w:hAnsi="Times New Roman"/>
+                <w:sz w:val="24"/>
+              </w:rPr>
               <w:t>Ввод Объекта Соглашения в Эксплуатацию;</w:t>
             </w:r>
           </w:p>
           <w:p>
             <w:pPr>
-              <w:numPr>
-                <w:ilvl w:val="0"/>
-                <w:numId w:val="4"/>
-              </w:numPr>
               <w:spacing w:before="120" w:after="120" w:line="252" w:lineRule="auto"/>
               <w:ind w:left="714" w:hanging="357"/>
               <w:contextualSpacing/>
@@ -6209,47 +6712,25 @@
                 <w:rFonts w:ascii="Times New Roman" w:hAnsi="Times New Roman"/>
                 <w:sz w:val="24"/>
               </w:rPr>
-              <w:t xml:space="preserve">ввод Имущества </w:t>
-            </w:r>
-            <w:proofErr w:type="spellStart"/>
-            <w:r>
-              <w:rPr>
-                <w:rFonts w:ascii="Times New Roman" w:hAnsi="Times New Roman"/>
-                <w:sz w:val="24"/>
-              </w:rPr>
-              <w:t>Концедента</w:t>
-            </w:r>
-            <w:proofErr w:type="spellEnd"/>
-            <w:r>
-              <w:rPr>
-                <w:rFonts w:ascii="Times New Roman" w:hAnsi="Times New Roman"/>
-                <w:sz w:val="24"/>
-              </w:rPr>
-              <w:t xml:space="preserve"> в эксплуатацию (в случае если такое имущество передается </w:t>
-            </w:r>
-            <w:proofErr w:type="spellStart"/>
-            <w:r>
-              <w:rPr>
-                <w:rFonts w:ascii="Times New Roman" w:hAnsi="Times New Roman"/>
-                <w:sz w:val="24"/>
-              </w:rPr>
-              <w:t>Концедентом</w:t>
-            </w:r>
-            <w:proofErr w:type="spellEnd"/>
-            <w:r>
-              <w:rPr>
-                <w:rFonts w:ascii="Times New Roman" w:hAnsi="Times New Roman"/>
-                <w:sz w:val="24"/>
-              </w:rPr>
-              <w:t xml:space="preserve"> Концессионеру);</w:t>
-            </w:r>
-          </w:p>
-          <w:p>
-            <w:pPr>
-              <w:numPr>
-                <w:ilvl w:val="0"/>
-                <w:numId w:val="4"/>
-              </w:numPr>
+              <w:t>(и)</w:t>
+            </w:r>
+            <w:r>
+              <w:rPr>
+                <w:rFonts w:ascii="Times New Roman" w:hAnsi="Times New Roman"/>
+                <w:sz w:val="24"/>
+              </w:rPr>
+              <w:tab/>
+            </w:r>
+            <w:r>
+              <w:rPr>
+                <w:rFonts w:ascii="Times New Roman" w:hAnsi="Times New Roman"/>
+                <w:sz w:val="24"/>
+              </w:rPr>
+              <w:t>ввод Имущества Концедента в эксплуатацию (в случае если такое имущество передается Концедентом Концессионеру);</w:t>
+            </w:r>
+          </w:p>
+          <w:p>
+            <w:pPr>
               <w:spacing w:before="120" w:after="120" w:line="252" w:lineRule="auto"/>
               <w:ind w:left="714" w:hanging="357"/>
               <w:contextualSpacing/>
@@ -6264,39 +6745,21 @@
                 <w:rFonts w:ascii="Times New Roman" w:hAnsi="Times New Roman"/>
                 <w:sz w:val="24"/>
               </w:rPr>
-              <w:t xml:space="preserve">Регистрацию прав государственной собственности Ростовской области на Объект Соглашения и, если применимо, Имущество </w:t>
-            </w:r>
-            <w:proofErr w:type="spellStart"/>
-            <w:r>
-              <w:rPr>
-                <w:rFonts w:ascii="Times New Roman" w:hAnsi="Times New Roman"/>
-                <w:sz w:val="24"/>
-              </w:rPr>
-              <w:t>Концедента</w:t>
-            </w:r>
-            <w:proofErr w:type="spellEnd"/>
-            <w:r>
-              <w:rPr>
-                <w:rFonts w:ascii="Times New Roman" w:hAnsi="Times New Roman"/>
-                <w:sz w:val="24"/>
-              </w:rPr>
-              <w:t xml:space="preserve"> (в случае если такое имущество передается </w:t>
-            </w:r>
-            <w:proofErr w:type="spellStart"/>
-            <w:r>
-              <w:rPr>
-                <w:rFonts w:ascii="Times New Roman" w:hAnsi="Times New Roman"/>
-                <w:sz w:val="24"/>
-              </w:rPr>
-              <w:t>Концедентом</w:t>
-            </w:r>
-            <w:proofErr w:type="spellEnd"/>
-            <w:r>
-              <w:rPr>
-                <w:rFonts w:ascii="Times New Roman" w:hAnsi="Times New Roman"/>
-                <w:sz w:val="24"/>
-              </w:rPr>
-              <w:t xml:space="preserve"> Концессионеру).</w:t>
+              <w:t>(к)</w:t>
+            </w:r>
+            <w:r>
+              <w:rPr>
+                <w:rFonts w:ascii="Times New Roman" w:hAnsi="Times New Roman"/>
+                <w:sz w:val="24"/>
+              </w:rPr>
+              <w:tab/>
+            </w:r>
+            <w:r>
+              <w:rPr>
+                <w:rFonts w:ascii="Times New Roman" w:hAnsi="Times New Roman"/>
+                <w:sz w:val="24"/>
+              </w:rPr>
+              <w:t>Регистрацию прав государственной собственности Ростовской области на Объект Соглашения и, если применимо, Имущество Концедента (в случае если такое имущество передается Концедентом Концессионеру).</w:t>
             </w:r>
           </w:p>
         </w:tc>
@@ -6308,10 +6771,6 @@
           </w:tcPr>
           <w:p>
             <w:pPr>
-              <w:numPr>
-                <w:ilvl w:val="0"/>
-                <w:numId w:val="1"/>
-              </w:numPr>
               <w:spacing w:after="0" w:line="252" w:lineRule="auto"/>
               <w:ind w:left="691" w:hanging="691"/>
               <w:contextualSpacing/>
@@ -6322,6 +6781,22 @@
                 <w:sz w:val="24"/>
               </w:rPr>
             </w:pPr>
+            <w:r>
+              <w:rPr>
+                <w:rFonts w:ascii="Times New Roman" w:hAnsi="Times New Roman"/>
+                <w:b/>
+                <w:sz w:val="24"/>
+              </w:rPr>
+              <w:t>62.</w:t>
+            </w:r>
+            <w:r>
+              <w:rPr>
+                <w:rFonts w:ascii="Times New Roman" w:hAnsi="Times New Roman"/>
+                <w:b/>
+                <w:sz w:val="24"/>
+              </w:rPr>
+              <w:tab/>
+            </w:r>
           </w:p>
         </w:tc>
         <w:tc>
@@ -6378,10 +6853,6 @@
           </w:tcPr>
           <w:p>
             <w:pPr>
-              <w:numPr>
-                <w:ilvl w:val="0"/>
-                <w:numId w:val="1"/>
-              </w:numPr>
               <w:spacing w:after="0" w:line="252" w:lineRule="auto"/>
               <w:ind w:left="691" w:hanging="691"/>
               <w:contextualSpacing/>
@@ -6392,6 +6863,22 @@
                 <w:sz w:val="24"/>
               </w:rPr>
             </w:pPr>
+            <w:r>
+              <w:rPr>
+                <w:rFonts w:ascii="Times New Roman" w:hAnsi="Times New Roman"/>
+                <w:b/>
+                <w:sz w:val="24"/>
+              </w:rPr>
+              <w:t>63.</w:t>
+            </w:r>
+            <w:r>
+              <w:rPr>
+                <w:rFonts w:ascii="Times New Roman" w:hAnsi="Times New Roman"/>
+                <w:b/>
+                <w:sz w:val="24"/>
+              </w:rPr>
+              <w:tab/>
+            </w:r>
           </w:p>
         </w:tc>
         <w:tc>
@@ -6448,10 +6935,6 @@
           </w:tcPr>
           <w:p>
             <w:pPr>
-              <w:numPr>
-                <w:ilvl w:val="0"/>
-                <w:numId w:val="1"/>
-              </w:numPr>
               <w:spacing w:after="0" w:line="252" w:lineRule="auto"/>
               <w:ind w:left="691" w:hanging="691"/>
               <w:contextualSpacing/>
@@ -6462,6 +6945,22 @@
                 <w:sz w:val="24"/>
               </w:rPr>
             </w:pPr>
+            <w:r>
+              <w:rPr>
+                <w:rFonts w:ascii="Times New Roman" w:hAnsi="Times New Roman"/>
+                <w:b/>
+                <w:sz w:val="24"/>
+              </w:rPr>
+              <w:t>64.</w:t>
+            </w:r>
+            <w:r>
+              <w:rPr>
+                <w:rFonts w:ascii="Times New Roman" w:hAnsi="Times New Roman"/>
+                <w:b/>
+                <w:sz w:val="24"/>
+              </w:rPr>
+              <w:tab/>
+            </w:r>
           </w:p>
         </w:tc>
         <w:tc>
@@ -6518,10 +7017,6 @@
           </w:tcPr>
           <w:p>
             <w:pPr>
-              <w:numPr>
-                <w:ilvl w:val="0"/>
-                <w:numId w:val="1"/>
-              </w:numPr>
               <w:spacing w:after="0" w:line="252" w:lineRule="auto"/>
               <w:ind w:left="691" w:hanging="691"/>
               <w:contextualSpacing/>
@@ -6532,6 +7027,22 @@
                 <w:sz w:val="24"/>
               </w:rPr>
             </w:pPr>
+            <w:r>
+              <w:rPr>
+                <w:rFonts w:ascii="Times New Roman" w:hAnsi="Times New Roman"/>
+                <w:b/>
+                <w:sz w:val="24"/>
+              </w:rPr>
+              <w:t>65.</w:t>
+            </w:r>
+            <w:r>
+              <w:rPr>
+                <w:rFonts w:ascii="Times New Roman" w:hAnsi="Times New Roman"/>
+                <w:b/>
+                <w:sz w:val="24"/>
+              </w:rPr>
+              <w:tab/>
+            </w:r>
           </w:p>
         </w:tc>
         <w:tc>
@@ -6571,21 +7082,12 @@
                 <w:sz w:val="24"/>
               </w:rPr>
             </w:pPr>
-            <w:proofErr w:type="spellStart"/>
-            <w:r>
-              <w:rPr>
-                <w:rFonts w:ascii="Times New Roman" w:hAnsi="Times New Roman"/>
-                <w:sz w:val="24"/>
-              </w:rPr>
-              <w:t>Концедент</w:t>
-            </w:r>
-            <w:proofErr w:type="spellEnd"/>
-            <w:r>
-              <w:rPr>
-                <w:rFonts w:ascii="Times New Roman" w:hAnsi="Times New Roman"/>
-                <w:sz w:val="24"/>
-              </w:rPr>
-              <w:t xml:space="preserve"> и Концессионер, именуемые совместно.</w:t>
+            <w:r>
+              <w:rPr>
+                <w:rFonts w:ascii="Times New Roman" w:hAnsi="Times New Roman"/>
+                <w:sz w:val="24"/>
+              </w:rPr>
+              <w:t>Концедент и Концессионер, именуемые совместно.</w:t>
             </w:r>
           </w:p>
         </w:tc>
@@ -6600,10 +7102,6 @@
           </w:tcPr>
           <w:p>
             <w:pPr>
-              <w:numPr>
-                <w:ilvl w:val="0"/>
-                <w:numId w:val="1"/>
-              </w:numPr>
               <w:spacing w:after="0" w:line="252" w:lineRule="auto"/>
               <w:ind w:left="691" w:hanging="691"/>
               <w:contextualSpacing/>
@@ -6614,6 +7112,22 @@
                 <w:sz w:val="24"/>
               </w:rPr>
             </w:pPr>
+            <w:r>
+              <w:rPr>
+                <w:rFonts w:ascii="Times New Roman" w:hAnsi="Times New Roman"/>
+                <w:b/>
+                <w:sz w:val="24"/>
+              </w:rPr>
+              <w:t>66.</w:t>
+            </w:r>
+            <w:r>
+              <w:rPr>
+                <w:rFonts w:ascii="Times New Roman" w:hAnsi="Times New Roman"/>
+                <w:b/>
+                <w:sz w:val="24"/>
+              </w:rPr>
+              <w:tab/>
+            </w:r>
           </w:p>
         </w:tc>
         <w:tc>
@@ -6673,10 +7187,6 @@
           </w:tcPr>
           <w:p>
             <w:pPr>
-              <w:numPr>
-                <w:ilvl w:val="0"/>
-                <w:numId w:val="1"/>
-              </w:numPr>
               <w:spacing w:after="0" w:line="252" w:lineRule="auto"/>
               <w:ind w:left="691" w:hanging="691"/>
               <w:contextualSpacing/>
@@ -6687,6 +7197,22 @@
                 <w:sz w:val="24"/>
               </w:rPr>
             </w:pPr>
+            <w:r>
+              <w:rPr>
+                <w:rFonts w:ascii="Times New Roman" w:hAnsi="Times New Roman"/>
+                <w:b/>
+                <w:sz w:val="24"/>
+              </w:rPr>
+              <w:t>67.</w:t>
+            </w:r>
+            <w:r>
+              <w:rPr>
+                <w:rFonts w:ascii="Times New Roman" w:hAnsi="Times New Roman"/>
+                <w:b/>
+                <w:sz w:val="24"/>
+              </w:rPr>
+              <w:tab/>
+            </w:r>
           </w:p>
         </w:tc>
         <w:tc>
@@ -6735,11 +7261,8 @@
           </w:p>
           <w:p>
             <w:pPr>
-              <w:numPr>
-                <w:ilvl w:val="0"/>
-                <w:numId w:val="5"/>
-              </w:numPr>
               <w:spacing w:before="120" w:after="120" w:line="252" w:lineRule="auto"/>
+              <w:ind w:left="720" w:hanging="360"/>
               <w:contextualSpacing/>
               <w:jc w:val="both"/>
               <w:rPr>
@@ -6752,24 +7275,27 @@
                 <w:rFonts w:ascii="Times New Roman" w:hAnsi="Times New Roman"/>
                 <w:sz w:val="24"/>
               </w:rPr>
-              <w:t xml:space="preserve">суммы ссудной задолженности (срочной и просроченной) по Соглашениям </w:t>
-            </w:r>
-            <w:r>
-              <w:rPr>
-                <w:rFonts w:ascii="Times New Roman" w:hAnsi="Times New Roman"/>
-                <w:sz w:val="24"/>
-              </w:rPr>
-              <w:lastRenderedPageBreak/>
-              <w:t>о финансировании, начисленных на нее процентов, комиссионных, агентских и иных платежей, прямо предусмотренных Соглашениями о финансировании и не выплаченных Концессионером в пользу Финансирующей Организации по всем Соглашениям о финансировании на Дату Прекращения Соглашения;</w:t>
-            </w:r>
-          </w:p>
-          <w:p>
-            <w:pPr>
-              <w:numPr>
-                <w:ilvl w:val="0"/>
-                <w:numId w:val="5"/>
-              </w:numPr>
+              <w:t>(а)</w:t>
+            </w:r>
+            <w:r>
+              <w:rPr>
+                <w:rFonts w:ascii="Times New Roman" w:hAnsi="Times New Roman"/>
+                <w:sz w:val="24"/>
+              </w:rPr>
+              <w:tab/>
+            </w:r>
+            <w:r>
+              <w:rPr>
+                <w:rFonts w:ascii="Times New Roman" w:hAnsi="Times New Roman"/>
+                <w:sz w:val="24"/>
+              </w:rPr>
+              <w:t>суммы ссудной задолженности (срочной и просроченной) по Соглашениям о финансировании, начисленных на нее процентов, комиссионных, агентских и иных платежей, прямо предусмотренных Соглашениями о финансировании и не выплаченных Концессионером в пользу Финансирующей Организации по всем Соглашениям о финансировании на Дату Прекращения Соглашения;</w:t>
+            </w:r>
+          </w:p>
+          <w:p>
+            <w:pPr>
               <w:spacing w:before="120" w:after="120" w:line="252" w:lineRule="auto"/>
+              <w:ind w:left="720" w:hanging="360"/>
               <w:contextualSpacing/>
               <w:jc w:val="both"/>
               <w:rPr>
@@ -6782,23 +7308,21 @@
                 <w:rFonts w:ascii="Times New Roman" w:hAnsi="Times New Roman"/>
                 <w:sz w:val="24"/>
               </w:rPr>
-              <w:t xml:space="preserve">всех сумм, подлежащих уплате Концессионером в пользу Финансирующей Организации по Соглашениям о финансировании, </w:t>
-            </w:r>
-            <w:proofErr w:type="gramStart"/>
-            <w:r>
-              <w:rPr>
-                <w:rFonts w:ascii="Times New Roman" w:hAnsi="Times New Roman"/>
-                <w:sz w:val="24"/>
-              </w:rPr>
-              <w:t>включая  расходы</w:t>
-            </w:r>
-            <w:proofErr w:type="gramEnd"/>
-            <w:r>
-              <w:rPr>
-                <w:rFonts w:ascii="Times New Roman" w:hAnsi="Times New Roman"/>
-                <w:sz w:val="24"/>
-              </w:rPr>
-              <w:t>, связанные с досрочным расторжением Соглашений о финансировании в связи с досрочным расторжением Соглашения.</w:t>
+              <w:t>(б)</w:t>
+            </w:r>
+            <w:r>
+              <w:rPr>
+                <w:rFonts w:ascii="Times New Roman" w:hAnsi="Times New Roman"/>
+                <w:sz w:val="24"/>
+              </w:rPr>
+              <w:tab/>
+            </w:r>
+            <w:r>
+              <w:rPr>
+                <w:rFonts w:ascii="Times New Roman" w:hAnsi="Times New Roman"/>
+                <w:sz w:val="24"/>
+              </w:rPr>
+              <w:t>всех сумм, подлежащих уплате Концессионером в пользу Финансирующей Организации по Соглашениям о финансировании, включая  расходы, связанные с досрочным расторжением Соглашений о финансировании в связи с досрочным расторжением Соглашения.</w:t>
             </w:r>
           </w:p>
         </w:tc>
@@ -6810,10 +7334,6 @@
           </w:tcPr>
           <w:p>
             <w:pPr>
-              <w:numPr>
-                <w:ilvl w:val="0"/>
-                <w:numId w:val="1"/>
-              </w:numPr>
               <w:spacing w:after="0" w:line="252" w:lineRule="auto"/>
               <w:ind w:left="691" w:hanging="691"/>
               <w:contextualSpacing/>
@@ -6824,6 +7344,22 @@
                 <w:sz w:val="24"/>
               </w:rPr>
             </w:pPr>
+            <w:r>
+              <w:rPr>
+                <w:rFonts w:ascii="Times New Roman" w:hAnsi="Times New Roman"/>
+                <w:b/>
+                <w:sz w:val="24"/>
+              </w:rPr>
+              <w:t>68.</w:t>
+            </w:r>
+            <w:r>
+              <w:rPr>
+                <w:rFonts w:ascii="Times New Roman" w:hAnsi="Times New Roman"/>
+                <w:b/>
+                <w:sz w:val="24"/>
+              </w:rPr>
+              <w:tab/>
+            </w:r>
           </w:p>
         </w:tc>
         <w:tc>
@@ -6880,10 +7416,6 @@
           </w:tcPr>
           <w:p>
             <w:pPr>
-              <w:numPr>
-                <w:ilvl w:val="0"/>
-                <w:numId w:val="1"/>
-              </w:numPr>
               <w:spacing w:after="0" w:line="252" w:lineRule="auto"/>
               <w:ind w:left="691" w:hanging="691"/>
               <w:contextualSpacing/>
@@ -6894,6 +7426,22 @@
                 <w:sz w:val="24"/>
               </w:rPr>
             </w:pPr>
+            <w:r>
+              <w:rPr>
+                <w:rFonts w:ascii="Times New Roman" w:hAnsi="Times New Roman"/>
+                <w:b/>
+                <w:sz w:val="24"/>
+              </w:rPr>
+              <w:t>69.</w:t>
+            </w:r>
+            <w:r>
+              <w:rPr>
+                <w:rFonts w:ascii="Times New Roman" w:hAnsi="Times New Roman"/>
+                <w:b/>
+                <w:sz w:val="24"/>
+              </w:rPr>
+              <w:tab/>
+            </w:r>
           </w:p>
         </w:tc>
         <w:tc>
@@ -6950,10 +7498,6 @@
           </w:tcPr>
           <w:p>
             <w:pPr>
-              <w:numPr>
-                <w:ilvl w:val="0"/>
-                <w:numId w:val="1"/>
-              </w:numPr>
               <w:spacing w:after="0" w:line="252" w:lineRule="auto"/>
               <w:ind w:left="691" w:hanging="691"/>
               <w:contextualSpacing/>
@@ -6964,6 +7508,22 @@
                 <w:sz w:val="24"/>
               </w:rPr>
             </w:pPr>
+            <w:r>
+              <w:rPr>
+                <w:rFonts w:ascii="Times New Roman" w:hAnsi="Times New Roman"/>
+                <w:b/>
+                <w:sz w:val="24"/>
+              </w:rPr>
+              <w:t>70.</w:t>
+            </w:r>
+            <w:r>
+              <w:rPr>
+                <w:rFonts w:ascii="Times New Roman" w:hAnsi="Times New Roman"/>
+                <w:b/>
+                <w:sz w:val="24"/>
+              </w:rPr>
+              <w:tab/>
+            </w:r>
           </w:p>
         </w:tc>
         <w:tc>
@@ -7008,23 +7568,7 @@
                 <w:rFonts w:ascii="Times New Roman" w:hAnsi="Times New Roman"/>
                 <w:sz w:val="24"/>
               </w:rPr>
-              <w:t xml:space="preserve">уведомление, направляемое Концессионером </w:t>
-            </w:r>
-            <w:proofErr w:type="spellStart"/>
-            <w:r>
-              <w:rPr>
-                <w:rFonts w:ascii="Times New Roman" w:hAnsi="Times New Roman"/>
-                <w:sz w:val="24"/>
-              </w:rPr>
-              <w:t>Концеденту</w:t>
-            </w:r>
-            <w:proofErr w:type="spellEnd"/>
-            <w:r>
-              <w:rPr>
-                <w:rFonts w:ascii="Times New Roman" w:hAnsi="Times New Roman"/>
-                <w:sz w:val="24"/>
-              </w:rPr>
-              <w:t xml:space="preserve"> для начала процедуры Приемки в соответствии с пунктом 10.8.2 Соглашения.</w:t>
+              <w:t>уведомление, направляемое Концессионером Концеденту для начала процедуры Приемки в соответствии с пунктом 10.8.2 Соглашения.</w:t>
             </w:r>
           </w:p>
         </w:tc>
@@ -7036,10 +7580,6 @@
           </w:tcPr>
           <w:p>
             <w:pPr>
-              <w:numPr>
-                <w:ilvl w:val="0"/>
-                <w:numId w:val="1"/>
-              </w:numPr>
               <w:spacing w:after="0" w:line="252" w:lineRule="auto"/>
               <w:ind w:left="691" w:hanging="691"/>
               <w:contextualSpacing/>
@@ -7050,6 +7590,22 @@
                 <w:sz w:val="24"/>
               </w:rPr>
             </w:pPr>
+            <w:r>
+              <w:rPr>
+                <w:rFonts w:ascii="Times New Roman" w:hAnsi="Times New Roman"/>
+                <w:b/>
+                <w:sz w:val="24"/>
+              </w:rPr>
+              <w:t>71.</w:t>
+            </w:r>
+            <w:r>
+              <w:rPr>
+                <w:rFonts w:ascii="Times New Roman" w:hAnsi="Times New Roman"/>
+                <w:b/>
+                <w:sz w:val="24"/>
+              </w:rPr>
+              <w:tab/>
+            </w:r>
           </w:p>
         </w:tc>
         <w:tc>
@@ -7106,10 +7662,6 @@
           </w:tcPr>
           <w:p>
             <w:pPr>
-              <w:numPr>
-                <w:ilvl w:val="0"/>
-                <w:numId w:val="1"/>
-              </w:numPr>
               <w:spacing w:after="0" w:line="252" w:lineRule="auto"/>
               <w:ind w:left="691" w:hanging="691"/>
               <w:contextualSpacing/>
@@ -7120,6 +7672,22 @@
                 <w:sz w:val="24"/>
               </w:rPr>
             </w:pPr>
+            <w:r>
+              <w:rPr>
+                <w:rFonts w:ascii="Times New Roman" w:hAnsi="Times New Roman"/>
+                <w:b/>
+                <w:sz w:val="24"/>
+              </w:rPr>
+              <w:t>72.</w:t>
+            </w:r>
+            <w:r>
+              <w:rPr>
+                <w:rFonts w:ascii="Times New Roman" w:hAnsi="Times New Roman"/>
+                <w:b/>
+                <w:sz w:val="24"/>
+              </w:rPr>
+              <w:tab/>
+            </w:r>
           </w:p>
         </w:tc>
         <w:tc>
@@ -7164,23 +7732,7 @@
                 <w:rFonts w:ascii="Times New Roman" w:hAnsi="Times New Roman"/>
                 <w:sz w:val="24"/>
               </w:rPr>
-              <w:t xml:space="preserve">оказание </w:t>
-            </w:r>
-            <w:proofErr w:type="spellStart"/>
-            <w:r>
-              <w:rPr>
-                <w:rFonts w:ascii="Times New Roman" w:hAnsi="Times New Roman"/>
-                <w:sz w:val="24"/>
-              </w:rPr>
-              <w:t>Концеденту</w:t>
-            </w:r>
-            <w:proofErr w:type="spellEnd"/>
-            <w:r>
-              <w:rPr>
-                <w:rFonts w:ascii="Times New Roman" w:hAnsi="Times New Roman"/>
-                <w:sz w:val="24"/>
-              </w:rPr>
-              <w:t xml:space="preserve"> услуг по формированию, передаче и контролю качества документов и материалов, полученных с использованием Объекта Соглашения.</w:t>
+              <w:t>оказание Концеденту услуг по формированию, передаче и контролю качества документов и материалов, полученных с использованием Объекта Соглашения.</w:t>
             </w:r>
           </w:p>
         </w:tc>
@@ -7192,10 +7744,6 @@
           </w:tcPr>
           <w:p>
             <w:pPr>
-              <w:numPr>
-                <w:ilvl w:val="0"/>
-                <w:numId w:val="1"/>
-              </w:numPr>
               <w:spacing w:after="0" w:line="252" w:lineRule="auto"/>
               <w:ind w:left="691" w:hanging="691"/>
               <w:contextualSpacing/>
@@ -7206,6 +7754,22 @@
                 <w:sz w:val="24"/>
               </w:rPr>
             </w:pPr>
+            <w:r>
+              <w:rPr>
+                <w:rFonts w:ascii="Times New Roman" w:hAnsi="Times New Roman"/>
+                <w:b/>
+                <w:sz w:val="24"/>
+              </w:rPr>
+              <w:t>73.</w:t>
+            </w:r>
+            <w:r>
+              <w:rPr>
+                <w:rFonts w:ascii="Times New Roman" w:hAnsi="Times New Roman"/>
+                <w:b/>
+                <w:sz w:val="24"/>
+              </w:rPr>
+              <w:tab/>
+            </w:r>
           </w:p>
         </w:tc>
         <w:tc>
@@ -7222,23 +7786,13 @@
                 <w:sz w:val="24"/>
               </w:rPr>
             </w:pPr>
-            <w:proofErr w:type="spellStart"/>
-            <w:r>
-              <w:rPr>
-                <w:rFonts w:ascii="Times New Roman" w:hAnsi="Times New Roman"/>
-                <w:b/>
-                <w:sz w:val="24"/>
-              </w:rPr>
-              <w:t>Фотовидеофиксация</w:t>
-            </w:r>
-            <w:proofErr w:type="spellEnd"/>
-            <w:r>
-              <w:rPr>
-                <w:rFonts w:ascii="Times New Roman" w:hAnsi="Times New Roman"/>
-                <w:b/>
-                <w:sz w:val="24"/>
-              </w:rPr>
-              <w:t xml:space="preserve"> нарушений ПДД</w:t>
+            <w:r>
+              <w:rPr>
+                <w:rFonts w:ascii="Times New Roman" w:hAnsi="Times New Roman"/>
+                <w:b/>
+                <w:sz w:val="24"/>
+              </w:rPr>
+              <w:t>Фотовидеофиксация нарушений ПДД</w:t>
             </w:r>
           </w:p>
         </w:tc>
@@ -7272,10 +7826,6 @@
           </w:tcPr>
           <w:p>
             <w:pPr>
-              <w:numPr>
-                <w:ilvl w:val="0"/>
-                <w:numId w:val="1"/>
-              </w:numPr>
               <w:spacing w:after="0" w:line="252" w:lineRule="auto"/>
               <w:ind w:left="691" w:hanging="691"/>
               <w:contextualSpacing/>
@@ -7286,6 +7836,22 @@
                 <w:sz w:val="24"/>
               </w:rPr>
             </w:pPr>
+            <w:r>
+              <w:rPr>
+                <w:rFonts w:ascii="Times New Roman" w:hAnsi="Times New Roman"/>
+                <w:b/>
+                <w:sz w:val="24"/>
+              </w:rPr>
+              <w:t>74.</w:t>
+            </w:r>
+            <w:r>
+              <w:rPr>
+                <w:rFonts w:ascii="Times New Roman" w:hAnsi="Times New Roman"/>
+                <w:b/>
+                <w:sz w:val="24"/>
+              </w:rPr>
+              <w:tab/>
+            </w:r>
           </w:p>
         </w:tc>
         <w:tc>
@@ -7330,23 +7896,7 @@
                 <w:rFonts w:ascii="Times New Roman" w:hAnsi="Times New Roman"/>
                 <w:sz w:val="24"/>
               </w:rPr>
-              <w:t xml:space="preserve">Федеральный закон от 21.07.2005 № 115-ФЗ «О концессионных соглашениях» с изменениями </w:t>
-            </w:r>
-            <w:proofErr w:type="gramStart"/>
-            <w:r>
-              <w:rPr>
-                <w:rFonts w:ascii="Times New Roman" w:hAnsi="Times New Roman"/>
-                <w:sz w:val="24"/>
-              </w:rPr>
-              <w:t>и  дополнениями</w:t>
-            </w:r>
-            <w:proofErr w:type="gramEnd"/>
-            <w:r>
-              <w:rPr>
-                <w:rFonts w:ascii="Times New Roman" w:hAnsi="Times New Roman"/>
-                <w:sz w:val="24"/>
-              </w:rPr>
-              <w:t>, вступившими в силу на Дату Подписания Соглашения.</w:t>
+              <w:t>Федеральный закон от 21.07.2005 № 115-ФЗ «О концессионных соглашениях» с изменениями и  дополнениями, вступившими в силу на Дату Подписания Соглашения.</w:t>
             </w:r>
           </w:p>
         </w:tc>
@@ -7361,10 +7911,6 @@
           </w:tcPr>
           <w:p>
             <w:pPr>
-              <w:numPr>
-                <w:ilvl w:val="0"/>
-                <w:numId w:val="1"/>
-              </w:numPr>
               <w:spacing w:after="0" w:line="252" w:lineRule="auto"/>
               <w:ind w:left="691" w:hanging="691"/>
               <w:contextualSpacing/>
@@ -7375,6 +7921,22 @@
                 <w:sz w:val="24"/>
               </w:rPr>
             </w:pPr>
+            <w:r>
+              <w:rPr>
+                <w:rFonts w:ascii="Times New Roman" w:hAnsi="Times New Roman"/>
+                <w:b/>
+                <w:sz w:val="24"/>
+              </w:rPr>
+              <w:t>75.</w:t>
+            </w:r>
+            <w:r>
+              <w:rPr>
+                <w:rFonts w:ascii="Times New Roman" w:hAnsi="Times New Roman"/>
+                <w:b/>
+                <w:sz w:val="24"/>
+              </w:rPr>
+              <w:tab/>
+            </w:r>
           </w:p>
         </w:tc>
         <w:tc>
@@ -7431,10 +7993,6 @@
           </w:tcPr>
           <w:p>
             <w:pPr>
-              <w:numPr>
-                <w:ilvl w:val="0"/>
-                <w:numId w:val="1"/>
-              </w:numPr>
               <w:spacing w:after="0" w:line="252" w:lineRule="auto"/>
               <w:ind w:left="691" w:hanging="691"/>
               <w:contextualSpacing/>
@@ -7445,6 +8003,22 @@
                 <w:sz w:val="24"/>
               </w:rPr>
             </w:pPr>
+            <w:r>
+              <w:rPr>
+                <w:rFonts w:ascii="Times New Roman" w:hAnsi="Times New Roman"/>
+                <w:b/>
+                <w:sz w:val="24"/>
+              </w:rPr>
+              <w:t>76.</w:t>
+            </w:r>
+            <w:r>
+              <w:rPr>
+                <w:rFonts w:ascii="Times New Roman" w:hAnsi="Times New Roman"/>
+                <w:b/>
+                <w:sz w:val="24"/>
+              </w:rPr>
+              <w:tab/>
+            </w:r>
           </w:p>
         </w:tc>
         <w:tc>
@@ -7489,23 +8063,7 @@
                 <w:rFonts w:ascii="Times New Roman" w:hAnsi="Times New Roman"/>
                 <w:sz w:val="24"/>
               </w:rPr>
-              <w:t xml:space="preserve">совокупность действий Сторон, направленных </w:t>
-            </w:r>
-            <w:proofErr w:type="gramStart"/>
-            <w:r>
-              <w:rPr>
-                <w:rFonts w:ascii="Times New Roman" w:hAnsi="Times New Roman"/>
-                <w:sz w:val="24"/>
-              </w:rPr>
-              <w:t>на  привлечение</w:t>
-            </w:r>
-            <w:proofErr w:type="gramEnd"/>
-            <w:r>
-              <w:rPr>
-                <w:rFonts w:ascii="Times New Roman" w:hAnsi="Times New Roman"/>
-                <w:sz w:val="24"/>
-              </w:rPr>
-              <w:t xml:space="preserve"> заемного финансирования в объеме, достаточном для исполнения обязательств Концессионера в соответствии с условиями Соглашения.</w:t>
+              <w:t>совокупность действий Сторон, направленных на  привлечение заемного финансирования в объеме, достаточном для исполнения обязательств Концессионера в соответствии с условиями Соглашения.</w:t>
             </w:r>
           </w:p>
         </w:tc>
@@ -7525,10 +8083,6 @@
           </w:tcPr>
           <w:p>
             <w:pPr>
-              <w:numPr>
-                <w:ilvl w:val="0"/>
-                <w:numId w:val="1"/>
-              </w:numPr>
               <w:spacing w:after="0" w:line="252" w:lineRule="auto"/>
               <w:ind w:left="691" w:hanging="691"/>
               <w:contextualSpacing/>
@@ -7539,6 +8093,22 @@
                 <w:sz w:val="24"/>
               </w:rPr>
             </w:pPr>
+            <w:r>
+              <w:rPr>
+                <w:rFonts w:ascii="Times New Roman" w:hAnsi="Times New Roman"/>
+                <w:b/>
+                <w:sz w:val="24"/>
+              </w:rPr>
+              <w:t>77.</w:t>
+            </w:r>
+            <w:r>
+              <w:rPr>
+                <w:rFonts w:ascii="Times New Roman" w:hAnsi="Times New Roman"/>
+                <w:b/>
+                <w:sz w:val="24"/>
+              </w:rPr>
+              <w:tab/>
+            </w:r>
           </w:p>
         </w:tc>
         <w:tc>
@@ -7593,39 +8163,7 @@
                 <w:rFonts w:ascii="Times New Roman" w:hAnsi="Times New Roman"/>
                 <w:sz w:val="24"/>
               </w:rPr>
-              <w:t xml:space="preserve">деятельность Концессионера с использованием Объекта Соглашения и Имущества </w:t>
-            </w:r>
-            <w:proofErr w:type="spellStart"/>
-            <w:r>
-              <w:rPr>
-                <w:rFonts w:ascii="Times New Roman" w:hAnsi="Times New Roman"/>
-                <w:sz w:val="24"/>
-              </w:rPr>
-              <w:t>Концедента</w:t>
-            </w:r>
-            <w:proofErr w:type="spellEnd"/>
-            <w:r>
-              <w:rPr>
-                <w:rFonts w:ascii="Times New Roman" w:hAnsi="Times New Roman"/>
-                <w:sz w:val="24"/>
-              </w:rPr>
-              <w:t xml:space="preserve"> в соответствии </w:t>
-            </w:r>
-            <w:proofErr w:type="gramStart"/>
-            <w:r>
-              <w:rPr>
-                <w:rFonts w:ascii="Times New Roman" w:hAnsi="Times New Roman"/>
-                <w:sz w:val="24"/>
-              </w:rPr>
-              <w:t>с  пунктом</w:t>
-            </w:r>
-            <w:proofErr w:type="gramEnd"/>
-            <w:r>
-              <w:rPr>
-                <w:rFonts w:ascii="Times New Roman" w:hAnsi="Times New Roman"/>
-                <w:sz w:val="24"/>
-              </w:rPr>
-              <w:t xml:space="preserve"> 11.2 Соглашения, осуществляемая в целях, установленных пунктом 11.3 Соглашения.</w:t>
+              <w:t>деятельность Концессионера с использованием Объекта Соглашения и Имущества Концедента в соответствии с  пунктом 11.2 Соглашения, осуществляемая в целях, установленных пунктом 11.3 Соглашения.</w:t>
             </w:r>
           </w:p>
         </w:tc>
@@ -7642,10 +8180,6 @@
           </w:tcPr>
           <w:p>
             <w:pPr>
-              <w:numPr>
-                <w:ilvl w:val="0"/>
-                <w:numId w:val="1"/>
-              </w:numPr>
               <w:spacing w:after="0" w:line="252" w:lineRule="auto"/>
               <w:ind w:left="691" w:hanging="691"/>
               <w:contextualSpacing/>
@@ -7656,6 +8190,22 @@
                 <w:sz w:val="24"/>
               </w:rPr>
             </w:pPr>
+            <w:r>
+              <w:rPr>
+                <w:rFonts w:ascii="Times New Roman" w:hAnsi="Times New Roman"/>
+                <w:b/>
+                <w:sz w:val="24"/>
+              </w:rPr>
+              <w:t>78.</w:t>
+            </w:r>
+            <w:r>
+              <w:rPr>
+                <w:rFonts w:ascii="Times New Roman" w:hAnsi="Times New Roman"/>
+                <w:b/>
+                <w:sz w:val="24"/>
+              </w:rPr>
+              <w:tab/>
+            </w:r>
           </w:p>
         </w:tc>
         <w:tc>
@@ -7710,33 +8260,8 @@
                 <w:rFonts w:ascii="Times New Roman" w:hAnsi="Times New Roman"/>
                 <w:sz w:val="24"/>
               </w:rPr>
-              <w:t xml:space="preserve">логически завершенная часть Создания, ограниченная по срокам и объему обязательств Концессионера </w:t>
-            </w:r>
-            <w:proofErr w:type="gramStart"/>
-            <w:r>
-              <w:rPr>
-                <w:rFonts w:ascii="Times New Roman" w:hAnsi="Times New Roman"/>
-                <w:sz w:val="24"/>
-              </w:rPr>
-              <w:t>в  соответствии</w:t>
-            </w:r>
-            <w:proofErr w:type="gramEnd"/>
-            <w:r>
-              <w:rPr>
-                <w:rFonts w:ascii="Times New Roman" w:hAnsi="Times New Roman"/>
-                <w:sz w:val="24"/>
-              </w:rPr>
-              <w:t xml:space="preserve"> с Приложением № 5 к Соглашению, разделенная на </w:t>
-            </w:r>
-            <w:proofErr w:type="spellStart"/>
-            <w:r>
-              <w:rPr>
-                <w:rFonts w:ascii="Times New Roman" w:hAnsi="Times New Roman"/>
-                <w:sz w:val="24"/>
-              </w:rPr>
-              <w:t>подэтапы</w:t>
-            </w:r>
-            <w:proofErr w:type="spellEnd"/>
+              <w:t>логически завершенная часть Создания, ограниченная по срокам и объему обязательств Концессионера в  соответствии с Приложением № 5 к Соглашению, разделенная на подэтапы</w:t>
+            </w:r>
             <w:r>
               <w:rPr>
                 <w:rFonts w:ascii="Times New Roman" w:hAnsi="Times New Roman"/>
@@ -7895,11 +8420,8 @@
           </w:tcPr>
           <w:p>
             <w:pPr>
-              <w:numPr>
-                <w:ilvl w:val="0"/>
-                <w:numId w:val="6"/>
-              </w:numPr>
-              <w:spacing w:after="0" w:line="252" w:lineRule="auto"/>
+              <w:spacing w:after="0" w:line="252" w:lineRule="auto"/>
+              <w:ind w:left="720" w:hanging="360"/>
               <w:contextualSpacing/>
               <w:jc w:val="both"/>
               <w:rPr>
@@ -7908,6 +8430,22 @@
                 <w:sz w:val="24"/>
               </w:rPr>
             </w:pPr>
+            <w:r>
+              <w:rPr>
+                <w:rFonts w:ascii="Times New Roman" w:hAnsi="Times New Roman"/>
+                <w:b/>
+                <w:sz w:val="24"/>
+              </w:rPr>
+              <w:t>1.</w:t>
+            </w:r>
+            <w:r>
+              <w:rPr>
+                <w:rFonts w:ascii="Times New Roman" w:hAnsi="Times New Roman"/>
+                <w:b/>
+                <w:sz w:val="24"/>
+              </w:rPr>
+              <w:tab/>
+            </w:r>
           </w:p>
         </w:tc>
         <w:tc>
@@ -7985,11 +8523,8 @@
           </w:tcPr>
           <w:p>
             <w:pPr>
-              <w:numPr>
-                <w:ilvl w:val="0"/>
-                <w:numId w:val="6"/>
-              </w:numPr>
-              <w:spacing w:after="0" w:line="252" w:lineRule="auto"/>
+              <w:spacing w:after="0" w:line="252" w:lineRule="auto"/>
+              <w:ind w:left="720" w:hanging="360"/>
               <w:contextualSpacing/>
               <w:jc w:val="both"/>
               <w:rPr>
@@ -7998,6 +8533,22 @@
                 <w:sz w:val="24"/>
               </w:rPr>
             </w:pPr>
+            <w:r>
+              <w:rPr>
+                <w:rFonts w:ascii="Times New Roman" w:hAnsi="Times New Roman"/>
+                <w:b/>
+                <w:sz w:val="24"/>
+              </w:rPr>
+              <w:t>2.</w:t>
+            </w:r>
+            <w:r>
+              <w:rPr>
+                <w:rFonts w:ascii="Times New Roman" w:hAnsi="Times New Roman"/>
+                <w:b/>
+                <w:sz w:val="24"/>
+              </w:rPr>
+              <w:tab/>
+            </w:r>
           </w:p>
         </w:tc>
         <w:tc>
@@ -8075,11 +8626,8 @@
           </w:tcPr>
           <w:p>
             <w:pPr>
-              <w:numPr>
-                <w:ilvl w:val="0"/>
-                <w:numId w:val="6"/>
-              </w:numPr>
-              <w:spacing w:after="0" w:line="252" w:lineRule="auto"/>
+              <w:spacing w:after="0" w:line="252" w:lineRule="auto"/>
+              <w:ind w:left="720" w:hanging="360"/>
               <w:contextualSpacing/>
               <w:jc w:val="both"/>
               <w:rPr>
@@ -8088,6 +8636,22 @@
                 <w:sz w:val="24"/>
               </w:rPr>
             </w:pPr>
+            <w:r>
+              <w:rPr>
+                <w:rFonts w:ascii="Times New Roman" w:hAnsi="Times New Roman"/>
+                <w:b/>
+                <w:sz w:val="24"/>
+              </w:rPr>
+              <w:t>3.</w:t>
+            </w:r>
+            <w:r>
+              <w:rPr>
+                <w:rFonts w:ascii="Times New Roman" w:hAnsi="Times New Roman"/>
+                <w:b/>
+                <w:sz w:val="24"/>
+              </w:rPr>
+              <w:tab/>
+            </w:r>
           </w:p>
         </w:tc>
         <w:tc>
@@ -8165,11 +8729,8 @@
           </w:tcPr>
           <w:p>
             <w:pPr>
-              <w:numPr>
-                <w:ilvl w:val="0"/>
-                <w:numId w:val="6"/>
-              </w:numPr>
-              <w:spacing w:after="0" w:line="252" w:lineRule="auto"/>
+              <w:spacing w:after="0" w:line="252" w:lineRule="auto"/>
+              <w:ind w:left="720" w:hanging="360"/>
               <w:contextualSpacing/>
               <w:jc w:val="both"/>
               <w:rPr>
@@ -8178,6 +8739,22 @@
                 <w:sz w:val="24"/>
               </w:rPr>
             </w:pPr>
+            <w:r>
+              <w:rPr>
+                <w:rFonts w:ascii="Times New Roman" w:hAnsi="Times New Roman"/>
+                <w:b/>
+                <w:sz w:val="24"/>
+              </w:rPr>
+              <w:t>4.</w:t>
+            </w:r>
+            <w:r>
+              <w:rPr>
+                <w:rFonts w:ascii="Times New Roman" w:hAnsi="Times New Roman"/>
+                <w:b/>
+                <w:sz w:val="24"/>
+              </w:rPr>
+              <w:tab/>
+            </w:r>
           </w:p>
         </w:tc>
         <w:tc>
@@ -8274,11 +8851,8 @@
           </w:tcPr>
           <w:p>
             <w:pPr>
-              <w:numPr>
-                <w:ilvl w:val="0"/>
-                <w:numId w:val="6"/>
-              </w:numPr>
-              <w:spacing w:after="0" w:line="252" w:lineRule="auto"/>
+              <w:spacing w:after="0" w:line="252" w:lineRule="auto"/>
+              <w:ind w:left="720" w:hanging="360"/>
               <w:contextualSpacing/>
               <w:jc w:val="both"/>
               <w:rPr>
@@ -8287,6 +8861,22 @@
                 <w:sz w:val="24"/>
               </w:rPr>
             </w:pPr>
+            <w:r>
+              <w:rPr>
+                <w:rFonts w:ascii="Times New Roman" w:hAnsi="Times New Roman"/>
+                <w:b/>
+                <w:sz w:val="24"/>
+              </w:rPr>
+              <w:t>5.</w:t>
+            </w:r>
+            <w:r>
+              <w:rPr>
+                <w:rFonts w:ascii="Times New Roman" w:hAnsi="Times New Roman"/>
+                <w:b/>
+                <w:sz w:val="24"/>
+              </w:rPr>
+              <w:tab/>
+            </w:r>
           </w:p>
         </w:tc>
         <w:tc>
@@ -8309,7 +8899,6 @@
                 <w:sz w:val="24"/>
               </w:rPr>
             </w:pPr>
-            <w:proofErr w:type="spellStart"/>
             <w:r>
               <w:rPr>
                 <w:rFonts w:ascii="Times New Roman" w:hAnsi="Times New Roman"/>
@@ -8318,7 +8907,6 @@
               </w:rPr>
               <w:t>PoE</w:t>
             </w:r>
-            <w:proofErr w:type="spellEnd"/>
           </w:p>
         </w:tc>
         <w:tc>
@@ -8345,17 +8933,8 @@
                 <w:rFonts w:ascii="Times New Roman" w:hAnsi="Times New Roman"/>
                 <w:sz w:val="24"/>
               </w:rPr>
-              <w:t xml:space="preserve">передача электроэнергии через </w:t>
-            </w:r>
-            <w:proofErr w:type="spellStart"/>
-            <w:r>
-              <w:rPr>
-                <w:rFonts w:ascii="Times New Roman" w:hAnsi="Times New Roman"/>
-                <w:sz w:val="24"/>
-              </w:rPr>
-              <w:t>Ethernet</w:t>
-            </w:r>
-            <w:proofErr w:type="spellEnd"/>
+              <w:t>передача электроэнергии через Ethernet</w:t>
+            </w:r>
           </w:p>
         </w:tc>
       </w:tr>
@@ -8375,11 +8954,8 @@
           </w:tcPr>
           <w:p>
             <w:pPr>
-              <w:numPr>
-                <w:ilvl w:val="0"/>
-                <w:numId w:val="6"/>
-              </w:numPr>
-              <w:spacing w:after="0" w:line="252" w:lineRule="auto"/>
+              <w:spacing w:after="0" w:line="252" w:lineRule="auto"/>
+              <w:ind w:left="720" w:hanging="360"/>
               <w:contextualSpacing/>
               <w:jc w:val="both"/>
               <w:rPr>
@@ -8388,6 +8964,22 @@
                 <w:sz w:val="24"/>
               </w:rPr>
             </w:pPr>
+            <w:r>
+              <w:rPr>
+                <w:rFonts w:ascii="Times New Roman" w:hAnsi="Times New Roman"/>
+                <w:b/>
+                <w:sz w:val="24"/>
+              </w:rPr>
+              <w:t>6.</w:t>
+            </w:r>
+            <w:r>
+              <w:rPr>
+                <w:rFonts w:ascii="Times New Roman" w:hAnsi="Times New Roman"/>
+                <w:b/>
+                <w:sz w:val="24"/>
+              </w:rPr>
+              <w:tab/>
+            </w:r>
           </w:p>
         </w:tc>
         <w:tc>
@@ -8416,104 +9008,57 @@
                 <w:b/>
                 <w:sz w:val="24"/>
               </w:rPr>
-              <w:t xml:space="preserve">SLA, </w:t>
-            </w:r>
-            <w:proofErr w:type="spellStart"/>
-            <w:r>
-              <w:rPr>
-                <w:rFonts w:ascii="Times New Roman" w:hAnsi="Times New Roman"/>
-                <w:b/>
-                <w:sz w:val="24"/>
-              </w:rPr>
-              <w:t>Service</w:t>
-            </w:r>
-            <w:proofErr w:type="spellEnd"/>
-            <w:r>
-              <w:rPr>
-                <w:rFonts w:ascii="Times New Roman" w:hAnsi="Times New Roman"/>
-                <w:b/>
+              <w:t>SLA, Service Level Agreement</w:t>
+            </w:r>
+          </w:p>
+        </w:tc>
+        <w:tc>
+          <w:tcPr>
+            <w:tcW w:w="5940" w:type="dxa"/>
+            <w:tcBorders>
+              <w:top w:val="single" w:sz="4" w:space="0" w:color="000000"/>
+              <w:left w:val="nil"/>
+              <w:bottom w:val="single" w:sz="4" w:space="0" w:color="000000"/>
+              <w:right w:val="nil"/>
+            </w:tcBorders>
+          </w:tcPr>
+          <w:p>
+            <w:pPr>
+              <w:spacing w:before="120" w:after="120" w:line="252" w:lineRule="auto"/>
+              <w:jc w:val="both"/>
+              <w:rPr>
+                <w:rFonts w:ascii="Times New Roman" w:hAnsi="Times New Roman"/>
+                <w:sz w:val="24"/>
+              </w:rPr>
+            </w:pPr>
+            <w:r>
+              <w:rPr>
+                <w:rFonts w:ascii="Times New Roman" w:hAnsi="Times New Roman"/>
+                <w:sz w:val="24"/>
+              </w:rPr>
+              <w:t>уровень эксплуатационной доступности оборудования, программы для ЭВМ</w:t>
+            </w:r>
+            <w:r>
+              <w:rPr>
+                <w:rFonts w:ascii="Times New Roman" w:hAnsi="Times New Roman"/>
                 <w:sz w:val="24"/>
               </w:rPr>
               <w:t xml:space="preserve"> </w:t>
             </w:r>
-            <w:proofErr w:type="spellStart"/>
-            <w:r>
-              <w:rPr>
-                <w:rFonts w:ascii="Times New Roman" w:hAnsi="Times New Roman"/>
-                <w:b/>
-                <w:sz w:val="24"/>
-              </w:rPr>
-              <w:t>Level</w:t>
-            </w:r>
-            <w:proofErr w:type="spellEnd"/>
-            <w:r>
-              <w:rPr>
-                <w:rFonts w:ascii="Times New Roman" w:hAnsi="Times New Roman"/>
-                <w:b/>
+            <w:r>
+              <w:rPr>
+                <w:rFonts w:ascii="Times New Roman" w:hAnsi="Times New Roman"/>
+                <w:sz w:val="24"/>
+              </w:rPr>
+              <w:t>и технических средств обеспечения функционирования объектов информационных технологий</w:t>
+            </w:r>
+            <w:r>
+              <w:rPr>
+                <w:rFonts w:ascii="Times New Roman" w:hAnsi="Times New Roman"/>
                 <w:sz w:val="24"/>
               </w:rPr>
               <w:t xml:space="preserve"> </w:t>
             </w:r>
-            <w:proofErr w:type="spellStart"/>
-            <w:r>
-              <w:rPr>
-                <w:rFonts w:ascii="Times New Roman" w:hAnsi="Times New Roman"/>
-                <w:b/>
-                <w:sz w:val="24"/>
-              </w:rPr>
-              <w:t>Agreement</w:t>
-            </w:r>
-            <w:proofErr w:type="spellEnd"/>
-          </w:p>
-        </w:tc>
-        <w:tc>
-          <w:tcPr>
-            <w:tcW w:w="5940" w:type="dxa"/>
-            <w:tcBorders>
-              <w:top w:val="single" w:sz="4" w:space="0" w:color="000000"/>
-              <w:left w:val="nil"/>
-              <w:bottom w:val="single" w:sz="4" w:space="0" w:color="000000"/>
-              <w:right w:val="nil"/>
-            </w:tcBorders>
-          </w:tcPr>
-          <w:p>
-            <w:pPr>
-              <w:spacing w:before="120" w:after="120" w:line="252" w:lineRule="auto"/>
-              <w:jc w:val="both"/>
-              <w:rPr>
-                <w:rFonts w:ascii="Times New Roman" w:hAnsi="Times New Roman"/>
-                <w:sz w:val="24"/>
-              </w:rPr>
-            </w:pPr>
-            <w:r>
-              <w:rPr>
-                <w:rFonts w:ascii="Times New Roman" w:hAnsi="Times New Roman"/>
-                <w:sz w:val="24"/>
-              </w:rPr>
-              <w:t>уровень эксплуатационной доступности оборудования, программы для ЭВМ</w:t>
-            </w:r>
-            <w:r>
-              <w:rPr>
-                <w:rFonts w:ascii="Times New Roman" w:hAnsi="Times New Roman"/>
-                <w:sz w:val="24"/>
-              </w:rPr>
-              <w:t xml:space="preserve"> </w:t>
-            </w:r>
-            <w:r>
-              <w:rPr>
-                <w:rFonts w:ascii="Times New Roman" w:hAnsi="Times New Roman"/>
-                <w:sz w:val="24"/>
-              </w:rPr>
-              <w:t>и технических средств обеспечения функционирования объектов информационных технологий</w:t>
-            </w:r>
-            <w:r>
-              <w:rPr>
-                <w:rFonts w:ascii="Times New Roman" w:hAnsi="Times New Roman"/>
-                <w:sz w:val="24"/>
-              </w:rPr>
-              <w:t xml:space="preserve"> </w:t>
-            </w:r>
-            <w:proofErr w:type="gramStart"/>
             <w:r>
               <w:rPr>
                 <w:rFonts w:ascii="Times New Roman" w:hAnsi="Times New Roman"/>
@@ -8533,15 +9078,7 @@
                 <w:rFonts w:ascii="Times New Roman" w:hAnsi="Times New Roman"/>
                 <w:sz w:val="24"/>
               </w:rPr>
-              <w:t xml:space="preserve"> соответствии</w:t>
-            </w:r>
-            <w:proofErr w:type="gramEnd"/>
-            <w:r>
-              <w:rPr>
-                <w:rFonts w:ascii="Times New Roman" w:hAnsi="Times New Roman"/>
-                <w:sz w:val="24"/>
-              </w:rPr>
-              <w:t xml:space="preserve"> с критериями доступности, определенными в Приложении №</w:t>
+              <w:t xml:space="preserve"> соответствии с критериями доступности, определенными в Приложении №</w:t>
             </w:r>
             <w:r>
               <w:rPr>
@@ -8576,11 +9113,8 @@
           </w:tcPr>
           <w:p>
             <w:pPr>
-              <w:numPr>
-                <w:ilvl w:val="0"/>
-                <w:numId w:val="6"/>
-              </w:numPr>
-              <w:spacing w:after="0" w:line="252" w:lineRule="auto"/>
+              <w:spacing w:after="0" w:line="252" w:lineRule="auto"/>
+              <w:ind w:left="720" w:hanging="360"/>
               <w:contextualSpacing/>
               <w:jc w:val="both"/>
               <w:rPr>
@@ -8589,6 +9123,22 @@
                 <w:sz w:val="24"/>
               </w:rPr>
             </w:pPr>
+            <w:r>
+              <w:rPr>
+                <w:rFonts w:ascii="Times New Roman" w:hAnsi="Times New Roman"/>
+                <w:b/>
+                <w:sz w:val="24"/>
+              </w:rPr>
+              <w:t>7.</w:t>
+            </w:r>
+            <w:r>
+              <w:rPr>
+                <w:rFonts w:ascii="Times New Roman" w:hAnsi="Times New Roman"/>
+                <w:b/>
+                <w:sz w:val="24"/>
+              </w:rPr>
+              <w:tab/>
+            </w:r>
           </w:p>
         </w:tc>
         <w:tc>
@@ -8666,11 +9216,8 @@
           </w:tcPr>
           <w:p>
             <w:pPr>
-              <w:numPr>
-                <w:ilvl w:val="0"/>
-                <w:numId w:val="6"/>
-              </w:numPr>
-              <w:spacing w:after="0" w:line="252" w:lineRule="auto"/>
+              <w:spacing w:after="0" w:line="252" w:lineRule="auto"/>
+              <w:ind w:left="720" w:hanging="360"/>
               <w:contextualSpacing/>
               <w:jc w:val="both"/>
               <w:rPr>
@@ -8679,6 +9226,22 @@
                 <w:sz w:val="24"/>
               </w:rPr>
             </w:pPr>
+            <w:r>
+              <w:rPr>
+                <w:rFonts w:ascii="Times New Roman" w:hAnsi="Times New Roman"/>
+                <w:b/>
+                <w:sz w:val="24"/>
+              </w:rPr>
+              <w:t>8.</w:t>
+            </w:r>
+            <w:r>
+              <w:rPr>
+                <w:rFonts w:ascii="Times New Roman" w:hAnsi="Times New Roman"/>
+                <w:b/>
+                <w:sz w:val="24"/>
+              </w:rPr>
+              <w:tab/>
+            </w:r>
           </w:p>
         </w:tc>
         <w:tc>
@@ -8756,11 +9319,8 @@
           </w:tcPr>
           <w:p>
             <w:pPr>
-              <w:numPr>
-                <w:ilvl w:val="0"/>
-                <w:numId w:val="6"/>
-              </w:numPr>
-              <w:spacing w:after="0" w:line="252" w:lineRule="auto"/>
+              <w:spacing w:after="0" w:line="252" w:lineRule="auto"/>
+              <w:ind w:left="720" w:hanging="360"/>
               <w:contextualSpacing/>
               <w:jc w:val="both"/>
               <w:rPr>
@@ -8769,6 +9329,22 @@
                 <w:sz w:val="24"/>
               </w:rPr>
             </w:pPr>
+            <w:r>
+              <w:rPr>
+                <w:rFonts w:ascii="Times New Roman" w:hAnsi="Times New Roman"/>
+                <w:b/>
+                <w:sz w:val="24"/>
+              </w:rPr>
+              <w:t>9.</w:t>
+            </w:r>
+            <w:r>
+              <w:rPr>
+                <w:rFonts w:ascii="Times New Roman" w:hAnsi="Times New Roman"/>
+                <w:b/>
+                <w:sz w:val="24"/>
+              </w:rPr>
+              <w:tab/>
+            </w:r>
           </w:p>
         </w:tc>
         <w:tc>
@@ -8846,11 +9422,8 @@
           </w:tcPr>
           <w:p>
             <w:pPr>
-              <w:numPr>
-                <w:ilvl w:val="0"/>
-                <w:numId w:val="6"/>
-              </w:numPr>
-              <w:spacing w:after="0" w:line="252" w:lineRule="auto"/>
+              <w:spacing w:after="0" w:line="252" w:lineRule="auto"/>
+              <w:ind w:left="720" w:hanging="360"/>
               <w:contextualSpacing/>
               <w:jc w:val="both"/>
               <w:rPr>
@@ -8859,6 +9432,22 @@
                 <w:sz w:val="24"/>
               </w:rPr>
             </w:pPr>
+            <w:r>
+              <w:rPr>
+                <w:rFonts w:ascii="Times New Roman" w:hAnsi="Times New Roman"/>
+                <w:b/>
+                <w:sz w:val="24"/>
+              </w:rPr>
+              <w:t>10.</w:t>
+            </w:r>
+            <w:r>
+              <w:rPr>
+                <w:rFonts w:ascii="Times New Roman" w:hAnsi="Times New Roman"/>
+                <w:b/>
+                <w:sz w:val="24"/>
+              </w:rPr>
+              <w:tab/>
+            </w:r>
           </w:p>
         </w:tc>
         <w:tc>
@@ -8936,11 +9525,8 @@
           </w:tcPr>
           <w:p>
             <w:pPr>
-              <w:numPr>
-                <w:ilvl w:val="0"/>
-                <w:numId w:val="6"/>
-              </w:numPr>
-              <w:spacing w:after="0" w:line="252" w:lineRule="auto"/>
+              <w:spacing w:after="0" w:line="252" w:lineRule="auto"/>
+              <w:ind w:left="720" w:hanging="360"/>
               <w:contextualSpacing/>
               <w:jc w:val="both"/>
               <w:rPr>
@@ -8949,6 +9535,22 @@
                 <w:sz w:val="24"/>
               </w:rPr>
             </w:pPr>
+            <w:r>
+              <w:rPr>
+                <w:rFonts w:ascii="Times New Roman" w:hAnsi="Times New Roman"/>
+                <w:b/>
+                <w:sz w:val="24"/>
+              </w:rPr>
+              <w:t>11.</w:t>
+            </w:r>
+            <w:r>
+              <w:rPr>
+                <w:rFonts w:ascii="Times New Roman" w:hAnsi="Times New Roman"/>
+                <w:b/>
+                <w:sz w:val="24"/>
+              </w:rPr>
+              <w:tab/>
+            </w:r>
           </w:p>
         </w:tc>
         <w:tc>
@@ -9026,11 +9628,8 @@
           </w:tcPr>
           <w:p>
             <w:pPr>
-              <w:numPr>
-                <w:ilvl w:val="0"/>
-                <w:numId w:val="6"/>
-              </w:numPr>
-              <w:spacing w:after="0" w:line="252" w:lineRule="auto"/>
+              <w:spacing w:after="0" w:line="252" w:lineRule="auto"/>
+              <w:ind w:left="720" w:hanging="360"/>
               <w:contextualSpacing/>
               <w:jc w:val="both"/>
               <w:rPr>
@@ -9039,6 +9638,22 @@
                 <w:sz w:val="24"/>
               </w:rPr>
             </w:pPr>
+            <w:r>
+              <w:rPr>
+                <w:rFonts w:ascii="Times New Roman" w:hAnsi="Times New Roman"/>
+                <w:b/>
+                <w:sz w:val="24"/>
+              </w:rPr>
+              <w:t>12.</w:t>
+            </w:r>
+            <w:r>
+              <w:rPr>
+                <w:rFonts w:ascii="Times New Roman" w:hAnsi="Times New Roman"/>
+                <w:b/>
+                <w:sz w:val="24"/>
+              </w:rPr>
+              <w:tab/>
+            </w:r>
           </w:p>
         </w:tc>
         <w:tc>
@@ -9116,11 +9731,8 @@
           </w:tcPr>
           <w:p>
             <w:pPr>
-              <w:numPr>
-                <w:ilvl w:val="0"/>
-                <w:numId w:val="6"/>
-              </w:numPr>
-              <w:spacing w:after="0" w:line="252" w:lineRule="auto"/>
+              <w:spacing w:after="0" w:line="252" w:lineRule="auto"/>
+              <w:ind w:left="720" w:hanging="360"/>
               <w:contextualSpacing/>
               <w:jc w:val="both"/>
               <w:rPr>
@@ -9129,6 +9741,22 @@
                 <w:sz w:val="24"/>
               </w:rPr>
             </w:pPr>
+            <w:r>
+              <w:rPr>
+                <w:rFonts w:ascii="Times New Roman" w:hAnsi="Times New Roman"/>
+                <w:b/>
+                <w:sz w:val="24"/>
+              </w:rPr>
+              <w:t>13.</w:t>
+            </w:r>
+            <w:r>
+              <w:rPr>
+                <w:rFonts w:ascii="Times New Roman" w:hAnsi="Times New Roman"/>
+                <w:b/>
+                <w:sz w:val="24"/>
+              </w:rPr>
+              <w:tab/>
+            </w:r>
           </w:p>
         </w:tc>
         <w:tc>
@@ -9206,11 +9834,8 @@
           </w:tcPr>
           <w:p>
             <w:pPr>
-              <w:numPr>
-                <w:ilvl w:val="0"/>
-                <w:numId w:val="6"/>
-              </w:numPr>
-              <w:spacing w:after="0" w:line="252" w:lineRule="auto"/>
+              <w:spacing w:after="0" w:line="252" w:lineRule="auto"/>
+              <w:ind w:left="720" w:hanging="360"/>
               <w:contextualSpacing/>
               <w:jc w:val="both"/>
               <w:rPr>
@@ -9219,6 +9844,22 @@
                 <w:sz w:val="24"/>
               </w:rPr>
             </w:pPr>
+            <w:r>
+              <w:rPr>
+                <w:rFonts w:ascii="Times New Roman" w:hAnsi="Times New Roman"/>
+                <w:b/>
+                <w:sz w:val="24"/>
+              </w:rPr>
+              <w:t>14.</w:t>
+            </w:r>
+            <w:r>
+              <w:rPr>
+                <w:rFonts w:ascii="Times New Roman" w:hAnsi="Times New Roman"/>
+                <w:b/>
+                <w:sz w:val="24"/>
+              </w:rPr>
+              <w:tab/>
+            </w:r>
           </w:p>
         </w:tc>
         <w:tc>
@@ -9296,11 +9937,8 @@
           </w:tcPr>
           <w:p>
             <w:pPr>
-              <w:numPr>
-                <w:ilvl w:val="0"/>
-                <w:numId w:val="6"/>
-              </w:numPr>
-              <w:spacing w:after="0" w:line="252" w:lineRule="auto"/>
+              <w:spacing w:after="0" w:line="252" w:lineRule="auto"/>
+              <w:ind w:left="720" w:hanging="360"/>
               <w:contextualSpacing/>
               <w:jc w:val="both"/>
               <w:rPr>
@@ -9309,6 +9947,22 @@
                 <w:sz w:val="24"/>
               </w:rPr>
             </w:pPr>
+            <w:r>
+              <w:rPr>
+                <w:rFonts w:ascii="Times New Roman" w:hAnsi="Times New Roman"/>
+                <w:b/>
+                <w:sz w:val="24"/>
+              </w:rPr>
+              <w:t>15.</w:t>
+            </w:r>
+            <w:r>
+              <w:rPr>
+                <w:rFonts w:ascii="Times New Roman" w:hAnsi="Times New Roman"/>
+                <w:b/>
+                <w:sz w:val="24"/>
+              </w:rPr>
+              <w:tab/>
+            </w:r>
           </w:p>
         </w:tc>
         <w:tc>
@@ -9386,11 +10040,8 @@
           </w:tcPr>
           <w:p>
             <w:pPr>
-              <w:numPr>
-                <w:ilvl w:val="0"/>
-                <w:numId w:val="6"/>
-              </w:numPr>
-              <w:spacing w:after="0" w:line="252" w:lineRule="auto"/>
+              <w:spacing w:after="0" w:line="252" w:lineRule="auto"/>
+              <w:ind w:left="720" w:hanging="360"/>
               <w:contextualSpacing/>
               <w:jc w:val="both"/>
               <w:rPr>
@@ -9399,6 +10050,22 @@
                 <w:sz w:val="24"/>
               </w:rPr>
             </w:pPr>
+            <w:r>
+              <w:rPr>
+                <w:rFonts w:ascii="Times New Roman" w:hAnsi="Times New Roman"/>
+                <w:b/>
+                <w:sz w:val="24"/>
+              </w:rPr>
+              <w:t>16.</w:t>
+            </w:r>
+            <w:r>
+              <w:rPr>
+                <w:rFonts w:ascii="Times New Roman" w:hAnsi="Times New Roman"/>
+                <w:b/>
+                <w:sz w:val="24"/>
+              </w:rPr>
+              <w:tab/>
+            </w:r>
           </w:p>
         </w:tc>
         <w:tc>
@@ -9476,11 +10143,8 @@
           </w:tcPr>
           <w:p>
             <w:pPr>
-              <w:numPr>
-                <w:ilvl w:val="0"/>
-                <w:numId w:val="6"/>
-              </w:numPr>
-              <w:spacing w:after="0" w:line="252" w:lineRule="auto"/>
+              <w:spacing w:after="0" w:line="252" w:lineRule="auto"/>
+              <w:ind w:left="720" w:hanging="360"/>
               <w:contextualSpacing/>
               <w:jc w:val="both"/>
               <w:rPr>
@@ -9489,6 +10153,22 @@
                 <w:sz w:val="24"/>
               </w:rPr>
             </w:pPr>
+            <w:r>
+              <w:rPr>
+                <w:rFonts w:ascii="Times New Roman" w:hAnsi="Times New Roman"/>
+                <w:b/>
+                <w:sz w:val="24"/>
+              </w:rPr>
+              <w:t>17.</w:t>
+            </w:r>
+            <w:r>
+              <w:rPr>
+                <w:rFonts w:ascii="Times New Roman" w:hAnsi="Times New Roman"/>
+                <w:b/>
+                <w:sz w:val="24"/>
+              </w:rPr>
+              <w:tab/>
+            </w:r>
           </w:p>
         </w:tc>
         <w:tc>
@@ -9566,11 +10246,8 @@
           </w:tcPr>
           <w:p>
             <w:pPr>
-              <w:numPr>
-                <w:ilvl w:val="0"/>
-                <w:numId w:val="6"/>
-              </w:numPr>
-              <w:spacing w:after="0" w:line="252" w:lineRule="auto"/>
+              <w:spacing w:after="0" w:line="252" w:lineRule="auto"/>
+              <w:ind w:left="720" w:hanging="360"/>
               <w:contextualSpacing/>
               <w:jc w:val="both"/>
               <w:rPr>
@@ -9579,6 +10256,22 @@
                 <w:sz w:val="24"/>
               </w:rPr>
             </w:pPr>
+            <w:r>
+              <w:rPr>
+                <w:rFonts w:ascii="Times New Roman" w:hAnsi="Times New Roman"/>
+                <w:b/>
+                <w:sz w:val="24"/>
+              </w:rPr>
+              <w:t>18.</w:t>
+            </w:r>
+            <w:r>
+              <w:rPr>
+                <w:rFonts w:ascii="Times New Roman" w:hAnsi="Times New Roman"/>
+                <w:b/>
+                <w:sz w:val="24"/>
+              </w:rPr>
+              <w:tab/>
+            </w:r>
           </w:p>
         </w:tc>
         <w:tc>
@@ -9656,11 +10349,8 @@
           </w:tcPr>
           <w:p>
             <w:pPr>
-              <w:numPr>
-                <w:ilvl w:val="0"/>
-                <w:numId w:val="6"/>
-              </w:numPr>
-              <w:spacing w:after="0" w:line="252" w:lineRule="auto"/>
+              <w:spacing w:after="0" w:line="252" w:lineRule="auto"/>
+              <w:ind w:left="720" w:hanging="360"/>
               <w:contextualSpacing/>
               <w:jc w:val="both"/>
               <w:rPr>
@@ -9669,6 +10359,22 @@
                 <w:sz w:val="24"/>
               </w:rPr>
             </w:pPr>
+            <w:r>
+              <w:rPr>
+                <w:rFonts w:ascii="Times New Roman" w:hAnsi="Times New Roman"/>
+                <w:b/>
+                <w:sz w:val="24"/>
+              </w:rPr>
+              <w:t>19.</w:t>
+            </w:r>
+            <w:r>
+              <w:rPr>
+                <w:rFonts w:ascii="Times New Roman" w:hAnsi="Times New Roman"/>
+                <w:b/>
+                <w:sz w:val="24"/>
+              </w:rPr>
+              <w:tab/>
+            </w:r>
           </w:p>
         </w:tc>
         <w:tc>
@@ -9746,11 +10452,8 @@
           </w:tcPr>
           <w:p>
             <w:pPr>
-              <w:numPr>
-                <w:ilvl w:val="0"/>
-                <w:numId w:val="6"/>
-              </w:numPr>
-              <w:spacing w:after="0" w:line="252" w:lineRule="auto"/>
+              <w:spacing w:after="0" w:line="252" w:lineRule="auto"/>
+              <w:ind w:left="720" w:hanging="360"/>
               <w:contextualSpacing/>
               <w:jc w:val="both"/>
               <w:rPr>
@@ -9759,6 +10462,22 @@
                 <w:sz w:val="24"/>
               </w:rPr>
             </w:pPr>
+            <w:r>
+              <w:rPr>
+                <w:rFonts w:ascii="Times New Roman" w:hAnsi="Times New Roman"/>
+                <w:b/>
+                <w:sz w:val="24"/>
+              </w:rPr>
+              <w:t>20.</w:t>
+            </w:r>
+            <w:r>
+              <w:rPr>
+                <w:rFonts w:ascii="Times New Roman" w:hAnsi="Times New Roman"/>
+                <w:b/>
+                <w:sz w:val="24"/>
+              </w:rPr>
+              <w:tab/>
+            </w:r>
           </w:p>
         </w:tc>
         <w:tc>
@@ -9836,11 +10555,8 @@
           </w:tcPr>
           <w:p>
             <w:pPr>
-              <w:numPr>
-                <w:ilvl w:val="0"/>
-                <w:numId w:val="6"/>
-              </w:numPr>
-              <w:spacing w:after="0" w:line="252" w:lineRule="auto"/>
+              <w:spacing w:after="0" w:line="252" w:lineRule="auto"/>
+              <w:ind w:left="720" w:hanging="360"/>
               <w:contextualSpacing/>
               <w:jc w:val="both"/>
               <w:rPr>
@@ -9849,6 +10565,22 @@
                 <w:sz w:val="24"/>
               </w:rPr>
             </w:pPr>
+            <w:r>
+              <w:rPr>
+                <w:rFonts w:ascii="Times New Roman" w:hAnsi="Times New Roman"/>
+                <w:b/>
+                <w:sz w:val="24"/>
+              </w:rPr>
+              <w:t>21.</w:t>
+            </w:r>
+            <w:r>
+              <w:rPr>
+                <w:rFonts w:ascii="Times New Roman" w:hAnsi="Times New Roman"/>
+                <w:b/>
+                <w:sz w:val="24"/>
+              </w:rPr>
+              <w:tab/>
+            </w:r>
           </w:p>
         </w:tc>
         <w:tc>
@@ -9926,11 +10658,8 @@
           </w:tcPr>
           <w:p>
             <w:pPr>
-              <w:numPr>
-                <w:ilvl w:val="0"/>
-                <w:numId w:val="6"/>
-              </w:numPr>
-              <w:spacing w:after="0" w:line="252" w:lineRule="auto"/>
+              <w:spacing w:after="0" w:line="252" w:lineRule="auto"/>
+              <w:ind w:left="720" w:hanging="360"/>
               <w:contextualSpacing/>
               <w:jc w:val="both"/>
               <w:rPr>
@@ -9939,6 +10668,22 @@
                 <w:sz w:val="24"/>
               </w:rPr>
             </w:pPr>
+            <w:r>
+              <w:rPr>
+                <w:rFonts w:ascii="Times New Roman" w:hAnsi="Times New Roman"/>
+                <w:b/>
+                <w:sz w:val="24"/>
+              </w:rPr>
+              <w:t>22.</w:t>
+            </w:r>
+            <w:r>
+              <w:rPr>
+                <w:rFonts w:ascii="Times New Roman" w:hAnsi="Times New Roman"/>
+                <w:b/>
+                <w:sz w:val="24"/>
+              </w:rPr>
+              <w:tab/>
+            </w:r>
           </w:p>
         </w:tc>
         <w:tc>
@@ -10016,11 +10761,8 @@
           </w:tcPr>
           <w:p>
             <w:pPr>
-              <w:numPr>
-                <w:ilvl w:val="0"/>
-                <w:numId w:val="6"/>
-              </w:numPr>
-              <w:spacing w:after="0" w:line="252" w:lineRule="auto"/>
+              <w:spacing w:after="0" w:line="252" w:lineRule="auto"/>
+              <w:ind w:left="720" w:hanging="360"/>
               <w:contextualSpacing/>
               <w:jc w:val="both"/>
               <w:rPr>
@@ -10029,6 +10771,22 @@
                 <w:sz w:val="24"/>
               </w:rPr>
             </w:pPr>
+            <w:r>
+              <w:rPr>
+                <w:rFonts w:ascii="Times New Roman" w:hAnsi="Times New Roman"/>
+                <w:b/>
+                <w:sz w:val="24"/>
+              </w:rPr>
+              <w:t>23.</w:t>
+            </w:r>
+            <w:r>
+              <w:rPr>
+                <w:rFonts w:ascii="Times New Roman" w:hAnsi="Times New Roman"/>
+                <w:b/>
+                <w:sz w:val="24"/>
+              </w:rPr>
+              <w:tab/>
+            </w:r>
           </w:p>
         </w:tc>
         <w:tc>
@@ -10106,11 +10864,8 @@
           </w:tcPr>
           <w:p>
             <w:pPr>
-              <w:numPr>
-                <w:ilvl w:val="0"/>
-                <w:numId w:val="6"/>
-              </w:numPr>
-              <w:spacing w:after="0" w:line="252" w:lineRule="auto"/>
+              <w:spacing w:after="0" w:line="252" w:lineRule="auto"/>
+              <w:ind w:left="720" w:hanging="360"/>
               <w:contextualSpacing/>
               <w:jc w:val="both"/>
               <w:rPr>
@@ -10119,6 +10874,22 @@
                 <w:sz w:val="24"/>
               </w:rPr>
             </w:pPr>
+            <w:r>
+              <w:rPr>
+                <w:rFonts w:ascii="Times New Roman" w:hAnsi="Times New Roman"/>
+                <w:b/>
+                <w:sz w:val="24"/>
+              </w:rPr>
+              <w:t>24.</w:t>
+            </w:r>
+            <w:r>
+              <w:rPr>
+                <w:rFonts w:ascii="Times New Roman" w:hAnsi="Times New Roman"/>
+                <w:b/>
+                <w:sz w:val="24"/>
+              </w:rPr>
+              <w:tab/>
+            </w:r>
           </w:p>
         </w:tc>
         <w:tc>
@@ -10196,11 +10967,8 @@
           </w:tcPr>
           <w:p>
             <w:pPr>
-              <w:numPr>
-                <w:ilvl w:val="0"/>
-                <w:numId w:val="6"/>
-              </w:numPr>
-              <w:spacing w:after="0" w:line="252" w:lineRule="auto"/>
+              <w:spacing w:after="0" w:line="252" w:lineRule="auto"/>
+              <w:ind w:left="720" w:hanging="360"/>
               <w:contextualSpacing/>
               <w:jc w:val="both"/>
               <w:rPr>
@@ -10209,6 +10977,22 @@
                 <w:sz w:val="24"/>
               </w:rPr>
             </w:pPr>
+            <w:r>
+              <w:rPr>
+                <w:rFonts w:ascii="Times New Roman" w:hAnsi="Times New Roman"/>
+                <w:b/>
+                <w:sz w:val="24"/>
+              </w:rPr>
+              <w:t>25.</w:t>
+            </w:r>
+            <w:r>
+              <w:rPr>
+                <w:rFonts w:ascii="Times New Roman" w:hAnsi="Times New Roman"/>
+                <w:b/>
+                <w:sz w:val="24"/>
+              </w:rPr>
+              <w:tab/>
+            </w:r>
           </w:p>
         </w:tc>
         <w:tc>
@@ -10286,11 +11070,8 @@
           </w:tcPr>
           <w:p>
             <w:pPr>
-              <w:numPr>
-                <w:ilvl w:val="0"/>
-                <w:numId w:val="6"/>
-              </w:numPr>
-              <w:spacing w:after="0" w:line="252" w:lineRule="auto"/>
+              <w:spacing w:after="0" w:line="252" w:lineRule="auto"/>
+              <w:ind w:left="720" w:hanging="360"/>
               <w:contextualSpacing/>
               <w:jc w:val="both"/>
               <w:rPr>
@@ -10299,6 +11080,22 @@
                 <w:sz w:val="24"/>
               </w:rPr>
             </w:pPr>
+            <w:r>
+              <w:rPr>
+                <w:rFonts w:ascii="Times New Roman" w:hAnsi="Times New Roman"/>
+                <w:b/>
+                <w:sz w:val="24"/>
+              </w:rPr>
+              <w:t>26.</w:t>
+            </w:r>
+            <w:r>
+              <w:rPr>
+                <w:rFonts w:ascii="Times New Roman" w:hAnsi="Times New Roman"/>
+                <w:b/>
+                <w:sz w:val="24"/>
+              </w:rPr>
+              <w:tab/>
+            </w:r>
           </w:p>
         </w:tc>
         <w:tc>
@@ -10376,11 +11173,8 @@
           </w:tcPr>
           <w:p>
             <w:pPr>
-              <w:numPr>
-                <w:ilvl w:val="0"/>
-                <w:numId w:val="6"/>
-              </w:numPr>
-              <w:spacing w:after="0" w:line="252" w:lineRule="auto"/>
+              <w:spacing w:after="0" w:line="252" w:lineRule="auto"/>
+              <w:ind w:left="720" w:hanging="360"/>
               <w:contextualSpacing/>
               <w:jc w:val="both"/>
               <w:rPr>
@@ -10389,6 +11183,22 @@
                 <w:sz w:val="24"/>
               </w:rPr>
             </w:pPr>
+            <w:r>
+              <w:rPr>
+                <w:rFonts w:ascii="Times New Roman" w:hAnsi="Times New Roman"/>
+                <w:b/>
+                <w:sz w:val="24"/>
+              </w:rPr>
+              <w:t>27.</w:t>
+            </w:r>
+            <w:r>
+              <w:rPr>
+                <w:rFonts w:ascii="Times New Roman" w:hAnsi="Times New Roman"/>
+                <w:b/>
+                <w:sz w:val="24"/>
+              </w:rPr>
+              <w:tab/>
+            </w:r>
           </w:p>
         </w:tc>
         <w:tc>
@@ -10466,11 +11276,8 @@
           </w:tcPr>
           <w:p>
             <w:pPr>
-              <w:numPr>
-                <w:ilvl w:val="0"/>
-                <w:numId w:val="6"/>
-              </w:numPr>
-              <w:spacing w:after="0" w:line="252" w:lineRule="auto"/>
+              <w:spacing w:after="0" w:line="252" w:lineRule="auto"/>
+              <w:ind w:left="720" w:hanging="360"/>
               <w:contextualSpacing/>
               <w:jc w:val="both"/>
               <w:rPr>
@@ -10479,6 +11286,22 @@
                 <w:sz w:val="24"/>
               </w:rPr>
             </w:pPr>
+            <w:r>
+              <w:rPr>
+                <w:rFonts w:ascii="Times New Roman" w:hAnsi="Times New Roman"/>
+                <w:b/>
+                <w:sz w:val="24"/>
+              </w:rPr>
+              <w:t>28.</w:t>
+            </w:r>
+            <w:r>
+              <w:rPr>
+                <w:rFonts w:ascii="Times New Roman" w:hAnsi="Times New Roman"/>
+                <w:b/>
+                <w:sz w:val="24"/>
+              </w:rPr>
+              <w:tab/>
+            </w:r>
           </w:p>
         </w:tc>
         <w:tc>
@@ -10535,17 +11358,8 @@
                 <w:rFonts w:ascii="Times New Roman" w:hAnsi="Times New Roman"/>
                 <w:sz w:val="24"/>
               </w:rPr>
-              <w:t xml:space="preserve">комплекс </w:t>
-            </w:r>
-            <w:proofErr w:type="spellStart"/>
-            <w:r>
-              <w:rPr>
-                <w:rFonts w:ascii="Times New Roman" w:hAnsi="Times New Roman"/>
-                <w:sz w:val="24"/>
-              </w:rPr>
-              <w:t>фотовидеофиксации</w:t>
-            </w:r>
-            <w:proofErr w:type="spellEnd"/>
+              <w:t>комплекс фотовидеофиксации</w:t>
+            </w:r>
           </w:p>
         </w:tc>
       </w:tr>
@@ -10565,11 +11379,8 @@
           </w:tcPr>
           <w:p>
             <w:pPr>
-              <w:numPr>
-                <w:ilvl w:val="0"/>
-                <w:numId w:val="6"/>
-              </w:numPr>
-              <w:spacing w:after="0" w:line="252" w:lineRule="auto"/>
+              <w:spacing w:after="0" w:line="252" w:lineRule="auto"/>
+              <w:ind w:left="720" w:hanging="360"/>
               <w:contextualSpacing/>
               <w:jc w:val="both"/>
               <w:rPr>
@@ -10578,6 +11389,22 @@
                 <w:sz w:val="24"/>
               </w:rPr>
             </w:pPr>
+            <w:r>
+              <w:rPr>
+                <w:rFonts w:ascii="Times New Roman" w:hAnsi="Times New Roman"/>
+                <w:b/>
+                <w:sz w:val="24"/>
+              </w:rPr>
+              <w:t>29.</w:t>
+            </w:r>
+            <w:r>
+              <w:rPr>
+                <w:rFonts w:ascii="Times New Roman" w:hAnsi="Times New Roman"/>
+                <w:b/>
+                <w:sz w:val="24"/>
+              </w:rPr>
+              <w:tab/>
+            </w:r>
           </w:p>
         </w:tc>
         <w:tc>
@@ -10655,11 +11482,8 @@
           </w:tcPr>
           <w:p>
             <w:pPr>
-              <w:numPr>
-                <w:ilvl w:val="0"/>
-                <w:numId w:val="6"/>
-              </w:numPr>
-              <w:spacing w:after="0" w:line="252" w:lineRule="auto"/>
+              <w:spacing w:after="0" w:line="252" w:lineRule="auto"/>
+              <w:ind w:left="720" w:hanging="360"/>
               <w:contextualSpacing/>
               <w:jc w:val="both"/>
               <w:rPr>
@@ -10668,6 +11492,22 @@
                 <w:sz w:val="24"/>
               </w:rPr>
             </w:pPr>
+            <w:r>
+              <w:rPr>
+                <w:rFonts w:ascii="Times New Roman" w:hAnsi="Times New Roman"/>
+                <w:b/>
+                <w:sz w:val="24"/>
+              </w:rPr>
+              <w:t>30.</w:t>
+            </w:r>
+            <w:r>
+              <w:rPr>
+                <w:rFonts w:ascii="Times New Roman" w:hAnsi="Times New Roman"/>
+                <w:b/>
+                <w:sz w:val="24"/>
+              </w:rPr>
+              <w:tab/>
+            </w:r>
           </w:p>
         </w:tc>
         <w:tc>
@@ -10745,11 +11585,8 @@
           </w:tcPr>
           <w:p>
             <w:pPr>
-              <w:numPr>
-                <w:ilvl w:val="0"/>
-                <w:numId w:val="6"/>
-              </w:numPr>
-              <w:spacing w:after="0" w:line="252" w:lineRule="auto"/>
+              <w:spacing w:after="0" w:line="252" w:lineRule="auto"/>
+              <w:ind w:left="720" w:hanging="360"/>
               <w:contextualSpacing/>
               <w:jc w:val="both"/>
               <w:rPr>
@@ -10758,6 +11595,22 @@
                 <w:sz w:val="24"/>
               </w:rPr>
             </w:pPr>
+            <w:r>
+              <w:rPr>
+                <w:rFonts w:ascii="Times New Roman" w:hAnsi="Times New Roman"/>
+                <w:b/>
+                <w:sz w:val="24"/>
+              </w:rPr>
+              <w:t>31.</w:t>
+            </w:r>
+            <w:r>
+              <w:rPr>
+                <w:rFonts w:ascii="Times New Roman" w:hAnsi="Times New Roman"/>
+                <w:b/>
+                <w:sz w:val="24"/>
+              </w:rPr>
+              <w:tab/>
+            </w:r>
           </w:p>
         </w:tc>
         <w:tc>
@@ -10835,11 +11688,8 @@
           </w:tcPr>
           <w:p>
             <w:pPr>
-              <w:numPr>
-                <w:ilvl w:val="0"/>
-                <w:numId w:val="6"/>
-              </w:numPr>
-              <w:spacing w:after="0" w:line="252" w:lineRule="auto"/>
+              <w:spacing w:after="0" w:line="252" w:lineRule="auto"/>
+              <w:ind w:left="720" w:hanging="360"/>
               <w:contextualSpacing/>
               <w:jc w:val="both"/>
               <w:rPr>
@@ -10848,6 +11698,22 @@
                 <w:sz w:val="24"/>
               </w:rPr>
             </w:pPr>
+            <w:r>
+              <w:rPr>
+                <w:rFonts w:ascii="Times New Roman" w:hAnsi="Times New Roman"/>
+                <w:b/>
+                <w:sz w:val="24"/>
+              </w:rPr>
+              <w:t>32.</w:t>
+            </w:r>
+            <w:r>
+              <w:rPr>
+                <w:rFonts w:ascii="Times New Roman" w:hAnsi="Times New Roman"/>
+                <w:b/>
+                <w:sz w:val="24"/>
+              </w:rPr>
+              <w:tab/>
+            </w:r>
           </w:p>
         </w:tc>
         <w:tc>
@@ -10925,11 +11791,8 @@
           </w:tcPr>
           <w:p>
             <w:pPr>
-              <w:numPr>
-                <w:ilvl w:val="0"/>
-                <w:numId w:val="6"/>
-              </w:numPr>
-              <w:spacing w:after="0" w:line="252" w:lineRule="auto"/>
+              <w:spacing w:after="0" w:line="252" w:lineRule="auto"/>
+              <w:ind w:left="720" w:hanging="360"/>
               <w:contextualSpacing/>
               <w:jc w:val="both"/>
               <w:rPr>
@@ -10938,6 +11801,22 @@
                 <w:sz w:val="24"/>
               </w:rPr>
             </w:pPr>
+            <w:r>
+              <w:rPr>
+                <w:rFonts w:ascii="Times New Roman" w:hAnsi="Times New Roman"/>
+                <w:b/>
+                <w:sz w:val="24"/>
+              </w:rPr>
+              <w:t>33.</w:t>
+            </w:r>
+            <w:r>
+              <w:rPr>
+                <w:rFonts w:ascii="Times New Roman" w:hAnsi="Times New Roman"/>
+                <w:b/>
+                <w:sz w:val="24"/>
+              </w:rPr>
+              <w:tab/>
+            </w:r>
           </w:p>
         </w:tc>
         <w:tc>
@@ -11015,11 +11894,8 @@
           </w:tcPr>
           <w:p>
             <w:pPr>
-              <w:numPr>
-                <w:ilvl w:val="0"/>
-                <w:numId w:val="6"/>
-              </w:numPr>
-              <w:spacing w:after="0" w:line="252" w:lineRule="auto"/>
+              <w:spacing w:after="0" w:line="252" w:lineRule="auto"/>
+              <w:ind w:left="720" w:hanging="360"/>
               <w:contextualSpacing/>
               <w:jc w:val="both"/>
               <w:rPr>
@@ -11028,6 +11904,22 @@
                 <w:sz w:val="24"/>
               </w:rPr>
             </w:pPr>
+            <w:r>
+              <w:rPr>
+                <w:rFonts w:ascii="Times New Roman" w:hAnsi="Times New Roman"/>
+                <w:b/>
+                <w:sz w:val="24"/>
+              </w:rPr>
+              <w:t>34.</w:t>
+            </w:r>
+            <w:r>
+              <w:rPr>
+                <w:rFonts w:ascii="Times New Roman" w:hAnsi="Times New Roman"/>
+                <w:b/>
+                <w:sz w:val="24"/>
+              </w:rPr>
+              <w:tab/>
+            </w:r>
           </w:p>
         </w:tc>
         <w:tc>
@@ -11105,11 +11997,8 @@
           </w:tcPr>
           <w:p>
             <w:pPr>
-              <w:numPr>
-                <w:ilvl w:val="0"/>
-                <w:numId w:val="6"/>
-              </w:numPr>
-              <w:spacing w:after="0" w:line="252" w:lineRule="auto"/>
+              <w:spacing w:after="0" w:line="252" w:lineRule="auto"/>
+              <w:ind w:left="720" w:hanging="360"/>
               <w:contextualSpacing/>
               <w:jc w:val="both"/>
               <w:rPr>
@@ -11118,6 +12007,22 @@
                 <w:sz w:val="24"/>
               </w:rPr>
             </w:pPr>
+            <w:r>
+              <w:rPr>
+                <w:rFonts w:ascii="Times New Roman" w:hAnsi="Times New Roman"/>
+                <w:b/>
+                <w:sz w:val="24"/>
+              </w:rPr>
+              <w:t>35.</w:t>
+            </w:r>
+            <w:r>
+              <w:rPr>
+                <w:rFonts w:ascii="Times New Roman" w:hAnsi="Times New Roman"/>
+                <w:b/>
+                <w:sz w:val="24"/>
+              </w:rPr>
+              <w:tab/>
+            </w:r>
           </w:p>
         </w:tc>
         <w:tc>
@@ -11195,11 +12100,8 @@
           </w:tcPr>
           <w:p>
             <w:pPr>
-              <w:numPr>
-                <w:ilvl w:val="0"/>
-                <w:numId w:val="6"/>
-              </w:numPr>
-              <w:spacing w:after="0" w:line="252" w:lineRule="auto"/>
+              <w:spacing w:after="0" w:line="252" w:lineRule="auto"/>
+              <w:ind w:left="720" w:hanging="360"/>
               <w:contextualSpacing/>
               <w:jc w:val="both"/>
               <w:rPr>
@@ -11208,6 +12110,22 @@
                 <w:sz w:val="24"/>
               </w:rPr>
             </w:pPr>
+            <w:r>
+              <w:rPr>
+                <w:rFonts w:ascii="Times New Roman" w:hAnsi="Times New Roman"/>
+                <w:b/>
+                <w:sz w:val="24"/>
+              </w:rPr>
+              <w:t>36.</w:t>
+            </w:r>
+            <w:r>
+              <w:rPr>
+                <w:rFonts w:ascii="Times New Roman" w:hAnsi="Times New Roman"/>
+                <w:b/>
+                <w:sz w:val="24"/>
+              </w:rPr>
+              <w:tab/>
+            </w:r>
           </w:p>
         </w:tc>
         <w:tc>
@@ -11285,11 +12203,8 @@
           </w:tcPr>
           <w:p>
             <w:pPr>
-              <w:numPr>
-                <w:ilvl w:val="0"/>
-                <w:numId w:val="6"/>
-              </w:numPr>
-              <w:spacing w:after="0" w:line="252" w:lineRule="auto"/>
+              <w:spacing w:after="0" w:line="252" w:lineRule="auto"/>
+              <w:ind w:left="720" w:hanging="360"/>
               <w:contextualSpacing/>
               <w:jc w:val="both"/>
               <w:rPr>
@@ -11298,6 +12213,22 @@
                 <w:sz w:val="24"/>
               </w:rPr>
             </w:pPr>
+            <w:r>
+              <w:rPr>
+                <w:rFonts w:ascii="Times New Roman" w:hAnsi="Times New Roman"/>
+                <w:b/>
+                <w:sz w:val="24"/>
+              </w:rPr>
+              <w:t>37.</w:t>
+            </w:r>
+            <w:r>
+              <w:rPr>
+                <w:rFonts w:ascii="Times New Roman" w:hAnsi="Times New Roman"/>
+                <w:b/>
+                <w:sz w:val="24"/>
+              </w:rPr>
+              <w:tab/>
+            </w:r>
           </w:p>
         </w:tc>
         <w:tc>
@@ -11375,11 +12306,8 @@
           </w:tcPr>
           <w:p>
             <w:pPr>
-              <w:numPr>
-                <w:ilvl w:val="0"/>
-                <w:numId w:val="6"/>
-              </w:numPr>
-              <w:spacing w:after="0" w:line="252" w:lineRule="auto"/>
+              <w:spacing w:after="0" w:line="252" w:lineRule="auto"/>
+              <w:ind w:left="720" w:hanging="360"/>
               <w:contextualSpacing/>
               <w:jc w:val="both"/>
               <w:rPr>
@@ -11388,6 +12316,22 @@
                 <w:sz w:val="24"/>
               </w:rPr>
             </w:pPr>
+            <w:r>
+              <w:rPr>
+                <w:rFonts w:ascii="Times New Roman" w:hAnsi="Times New Roman"/>
+                <w:b/>
+                <w:sz w:val="24"/>
+              </w:rPr>
+              <w:t>38.</w:t>
+            </w:r>
+            <w:r>
+              <w:rPr>
+                <w:rFonts w:ascii="Times New Roman" w:hAnsi="Times New Roman"/>
+                <w:b/>
+                <w:sz w:val="24"/>
+              </w:rPr>
+              <w:tab/>
+            </w:r>
           </w:p>
         </w:tc>
         <w:tc>
@@ -11465,11 +12409,8 @@
           </w:tcPr>
           <w:p>
             <w:pPr>
-              <w:numPr>
-                <w:ilvl w:val="0"/>
-                <w:numId w:val="6"/>
-              </w:numPr>
-              <w:spacing w:after="0" w:line="252" w:lineRule="auto"/>
+              <w:spacing w:after="0" w:line="252" w:lineRule="auto"/>
+              <w:ind w:left="720" w:hanging="360"/>
               <w:contextualSpacing/>
               <w:jc w:val="both"/>
               <w:rPr>
@@ -11478,6 +12419,22 @@
                 <w:sz w:val="24"/>
               </w:rPr>
             </w:pPr>
+            <w:r>
+              <w:rPr>
+                <w:rFonts w:ascii="Times New Roman" w:hAnsi="Times New Roman"/>
+                <w:b/>
+                <w:sz w:val="24"/>
+              </w:rPr>
+              <w:t>39.</w:t>
+            </w:r>
+            <w:r>
+              <w:rPr>
+                <w:rFonts w:ascii="Times New Roman" w:hAnsi="Times New Roman"/>
+                <w:b/>
+                <w:sz w:val="24"/>
+              </w:rPr>
+              <w:tab/>
+            </w:r>
           </w:p>
         </w:tc>
         <w:tc>
@@ -11555,11 +12512,8 @@
           </w:tcPr>
           <w:p>
             <w:pPr>
-              <w:numPr>
-                <w:ilvl w:val="0"/>
-                <w:numId w:val="6"/>
-              </w:numPr>
-              <w:spacing w:after="0" w:line="252" w:lineRule="auto"/>
+              <w:spacing w:after="0" w:line="252" w:lineRule="auto"/>
+              <w:ind w:left="720" w:hanging="360"/>
               <w:contextualSpacing/>
               <w:jc w:val="both"/>
               <w:rPr>
@@ -11568,6 +12522,22 @@
                 <w:sz w:val="24"/>
               </w:rPr>
             </w:pPr>
+            <w:r>
+              <w:rPr>
+                <w:rFonts w:ascii="Times New Roman" w:hAnsi="Times New Roman"/>
+                <w:b/>
+                <w:sz w:val="24"/>
+              </w:rPr>
+              <w:t>40.</w:t>
+            </w:r>
+            <w:r>
+              <w:rPr>
+                <w:rFonts w:ascii="Times New Roman" w:hAnsi="Times New Roman"/>
+                <w:b/>
+                <w:sz w:val="24"/>
+              </w:rPr>
+              <w:tab/>
+            </w:r>
           </w:p>
         </w:tc>
         <w:tc>
@@ -11645,11 +12615,8 @@
           </w:tcPr>
           <w:p>
             <w:pPr>
-              <w:numPr>
-                <w:ilvl w:val="0"/>
-                <w:numId w:val="6"/>
-              </w:numPr>
-              <w:spacing w:after="0" w:line="252" w:lineRule="auto"/>
+              <w:spacing w:after="0" w:line="252" w:lineRule="auto"/>
+              <w:ind w:left="720" w:hanging="360"/>
               <w:contextualSpacing/>
               <w:jc w:val="both"/>
               <w:rPr>
@@ -11658,6 +12625,22 @@
                 <w:sz w:val="24"/>
               </w:rPr>
             </w:pPr>
+            <w:r>
+              <w:rPr>
+                <w:rFonts w:ascii="Times New Roman" w:hAnsi="Times New Roman"/>
+                <w:b/>
+                <w:sz w:val="24"/>
+              </w:rPr>
+              <w:t>41.</w:t>
+            </w:r>
+            <w:r>
+              <w:rPr>
+                <w:rFonts w:ascii="Times New Roman" w:hAnsi="Times New Roman"/>
+                <w:b/>
+                <w:sz w:val="24"/>
+              </w:rPr>
+              <w:tab/>
+            </w:r>
           </w:p>
         </w:tc>
         <w:tc>
@@ -11735,11 +12718,8 @@
           </w:tcPr>
           <w:p>
             <w:pPr>
-              <w:numPr>
-                <w:ilvl w:val="0"/>
-                <w:numId w:val="6"/>
-              </w:numPr>
-              <w:spacing w:after="0" w:line="252" w:lineRule="auto"/>
+              <w:spacing w:after="0" w:line="252" w:lineRule="auto"/>
+              <w:ind w:left="720" w:hanging="360"/>
               <w:contextualSpacing/>
               <w:jc w:val="both"/>
               <w:rPr>
@@ -11748,6 +12728,22 @@
                 <w:sz w:val="24"/>
               </w:rPr>
             </w:pPr>
+            <w:r>
+              <w:rPr>
+                <w:rFonts w:ascii="Times New Roman" w:hAnsi="Times New Roman"/>
+                <w:b/>
+                <w:sz w:val="24"/>
+              </w:rPr>
+              <w:t>42.</w:t>
+            </w:r>
+            <w:r>
+              <w:rPr>
+                <w:rFonts w:ascii="Times New Roman" w:hAnsi="Times New Roman"/>
+                <w:b/>
+                <w:sz w:val="24"/>
+              </w:rPr>
+              <w:tab/>
+            </w:r>
           </w:p>
         </w:tc>
         <w:tc>
@@ -11825,11 +12821,8 @@
           </w:tcPr>
           <w:p>
             <w:pPr>
-              <w:numPr>
-                <w:ilvl w:val="0"/>
-                <w:numId w:val="6"/>
-              </w:numPr>
-              <w:spacing w:after="0" w:line="252" w:lineRule="auto"/>
+              <w:spacing w:after="0" w:line="252" w:lineRule="auto"/>
+              <w:ind w:left="720" w:hanging="360"/>
               <w:contextualSpacing/>
               <w:jc w:val="both"/>
               <w:rPr>
@@ -11838,6 +12831,22 @@
                 <w:sz w:val="24"/>
               </w:rPr>
             </w:pPr>
+            <w:r>
+              <w:rPr>
+                <w:rFonts w:ascii="Times New Roman" w:hAnsi="Times New Roman"/>
+                <w:b/>
+                <w:sz w:val="24"/>
+              </w:rPr>
+              <w:t>43.</w:t>
+            </w:r>
+            <w:r>
+              <w:rPr>
+                <w:rFonts w:ascii="Times New Roman" w:hAnsi="Times New Roman"/>
+                <w:b/>
+                <w:sz w:val="24"/>
+              </w:rPr>
+              <w:tab/>
+            </w:r>
           </w:p>
         </w:tc>
         <w:tc>
@@ -11915,11 +12924,8 @@
           </w:tcPr>
           <w:p>
             <w:pPr>
-              <w:numPr>
-                <w:ilvl w:val="0"/>
-                <w:numId w:val="6"/>
-              </w:numPr>
-              <w:spacing w:after="0" w:line="252" w:lineRule="auto"/>
+              <w:spacing w:after="0" w:line="252" w:lineRule="auto"/>
+              <w:ind w:left="720" w:hanging="360"/>
               <w:contextualSpacing/>
               <w:jc w:val="both"/>
               <w:rPr>
@@ -11928,6 +12934,22 @@
                 <w:sz w:val="24"/>
               </w:rPr>
             </w:pPr>
+            <w:r>
+              <w:rPr>
+                <w:rFonts w:ascii="Times New Roman" w:hAnsi="Times New Roman"/>
+                <w:b/>
+                <w:sz w:val="24"/>
+              </w:rPr>
+              <w:t>44.</w:t>
+            </w:r>
+            <w:r>
+              <w:rPr>
+                <w:rFonts w:ascii="Times New Roman" w:hAnsi="Times New Roman"/>
+                <w:b/>
+                <w:sz w:val="24"/>
+              </w:rPr>
+              <w:tab/>
+            </w:r>
           </w:p>
         </w:tc>
         <w:tc>
@@ -12005,11 +13027,8 @@
           </w:tcPr>
           <w:p>
             <w:pPr>
-              <w:numPr>
-                <w:ilvl w:val="0"/>
-                <w:numId w:val="6"/>
-              </w:numPr>
-              <w:spacing w:after="0" w:line="252" w:lineRule="auto"/>
+              <w:spacing w:after="0" w:line="252" w:lineRule="auto"/>
+              <w:ind w:left="720" w:hanging="360"/>
               <w:contextualSpacing/>
               <w:jc w:val="both"/>
               <w:rPr>
@@ -12018,6 +13037,22 @@
                 <w:sz w:val="24"/>
               </w:rPr>
             </w:pPr>
+            <w:r>
+              <w:rPr>
+                <w:rFonts w:ascii="Times New Roman" w:hAnsi="Times New Roman"/>
+                <w:b/>
+                <w:sz w:val="24"/>
+              </w:rPr>
+              <w:t>45.</w:t>
+            </w:r>
+            <w:r>
+              <w:rPr>
+                <w:rFonts w:ascii="Times New Roman" w:hAnsi="Times New Roman"/>
+                <w:b/>
+                <w:sz w:val="24"/>
+              </w:rPr>
+              <w:tab/>
+            </w:r>
           </w:p>
         </w:tc>
         <w:tc>
@@ -12095,11 +13130,8 @@
           </w:tcPr>
           <w:p>
             <w:pPr>
-              <w:numPr>
-                <w:ilvl w:val="0"/>
-                <w:numId w:val="6"/>
-              </w:numPr>
-              <w:spacing w:after="0" w:line="252" w:lineRule="auto"/>
+              <w:spacing w:after="0" w:line="252" w:lineRule="auto"/>
+              <w:ind w:left="720" w:hanging="360"/>
               <w:contextualSpacing/>
               <w:jc w:val="both"/>
               <w:rPr>
@@ -12108,6 +13140,22 @@
                 <w:sz w:val="24"/>
               </w:rPr>
             </w:pPr>
+            <w:r>
+              <w:rPr>
+                <w:rFonts w:ascii="Times New Roman" w:hAnsi="Times New Roman"/>
+                <w:b/>
+                <w:sz w:val="24"/>
+              </w:rPr>
+              <w:t>46.</w:t>
+            </w:r>
+            <w:r>
+              <w:rPr>
+                <w:rFonts w:ascii="Times New Roman" w:hAnsi="Times New Roman"/>
+                <w:b/>
+                <w:sz w:val="24"/>
+              </w:rPr>
+              <w:tab/>
+            </w:r>
           </w:p>
         </w:tc>
         <w:tc>
@@ -12185,11 +13233,8 @@
           </w:tcPr>
           <w:p>
             <w:pPr>
-              <w:numPr>
-                <w:ilvl w:val="0"/>
-                <w:numId w:val="6"/>
-              </w:numPr>
-              <w:spacing w:after="0" w:line="252" w:lineRule="auto"/>
+              <w:spacing w:after="0" w:line="252" w:lineRule="auto"/>
+              <w:ind w:left="720" w:hanging="360"/>
               <w:contextualSpacing/>
               <w:jc w:val="both"/>
               <w:rPr>
@@ -12198,6 +13243,22 @@
                 <w:sz w:val="24"/>
               </w:rPr>
             </w:pPr>
+            <w:r>
+              <w:rPr>
+                <w:rFonts w:ascii="Times New Roman" w:hAnsi="Times New Roman"/>
+                <w:b/>
+                <w:sz w:val="24"/>
+              </w:rPr>
+              <w:t>47.</w:t>
+            </w:r>
+            <w:r>
+              <w:rPr>
+                <w:rFonts w:ascii="Times New Roman" w:hAnsi="Times New Roman"/>
+                <w:b/>
+                <w:sz w:val="24"/>
+              </w:rPr>
+              <w:tab/>
+            </w:r>
           </w:p>
         </w:tc>
         <w:tc>
@@ -12275,11 +13336,8 @@
           </w:tcPr>
           <w:p>
             <w:pPr>
-              <w:numPr>
-                <w:ilvl w:val="0"/>
-                <w:numId w:val="6"/>
-              </w:numPr>
-              <w:spacing w:after="0" w:line="252" w:lineRule="auto"/>
+              <w:spacing w:after="0" w:line="252" w:lineRule="auto"/>
+              <w:ind w:left="720" w:hanging="360"/>
               <w:contextualSpacing/>
               <w:jc w:val="both"/>
               <w:rPr>
@@ -12288,6 +13346,22 @@
                 <w:sz w:val="24"/>
               </w:rPr>
             </w:pPr>
+            <w:r>
+              <w:rPr>
+                <w:rFonts w:ascii="Times New Roman" w:hAnsi="Times New Roman"/>
+                <w:b/>
+                <w:sz w:val="24"/>
+              </w:rPr>
+              <w:t>48.</w:t>
+            </w:r>
+            <w:r>
+              <w:rPr>
+                <w:rFonts w:ascii="Times New Roman" w:hAnsi="Times New Roman"/>
+                <w:b/>
+                <w:sz w:val="24"/>
+              </w:rPr>
+              <w:tab/>
+            </w:r>
           </w:p>
         </w:tc>
         <w:tc>
@@ -12365,11 +13439,8 @@
           </w:tcPr>
           <w:p>
             <w:pPr>
-              <w:numPr>
-                <w:ilvl w:val="0"/>
-                <w:numId w:val="6"/>
-              </w:numPr>
-              <w:spacing w:after="0" w:line="252" w:lineRule="auto"/>
+              <w:spacing w:after="0" w:line="252" w:lineRule="auto"/>
+              <w:ind w:left="720" w:hanging="360"/>
               <w:contextualSpacing/>
               <w:jc w:val="both"/>
               <w:rPr>
@@ -12378,6 +13449,22 @@
                 <w:sz w:val="24"/>
               </w:rPr>
             </w:pPr>
+            <w:r>
+              <w:rPr>
+                <w:rFonts w:ascii="Times New Roman" w:hAnsi="Times New Roman"/>
+                <w:b/>
+                <w:sz w:val="24"/>
+              </w:rPr>
+              <w:t>49.</w:t>
+            </w:r>
+            <w:r>
+              <w:rPr>
+                <w:rFonts w:ascii="Times New Roman" w:hAnsi="Times New Roman"/>
+                <w:b/>
+                <w:sz w:val="24"/>
+              </w:rPr>
+              <w:tab/>
+            </w:r>
           </w:p>
         </w:tc>
         <w:tc>
@@ -12455,11 +13542,8 @@
           </w:tcPr>
           <w:p>
             <w:pPr>
-              <w:numPr>
-                <w:ilvl w:val="0"/>
-                <w:numId w:val="6"/>
-              </w:numPr>
-              <w:spacing w:after="0" w:line="252" w:lineRule="auto"/>
+              <w:spacing w:after="0" w:line="252" w:lineRule="auto"/>
+              <w:ind w:left="720" w:hanging="360"/>
               <w:contextualSpacing/>
               <w:jc w:val="both"/>
               <w:rPr>
@@ -12468,6 +13552,22 @@
                 <w:sz w:val="24"/>
               </w:rPr>
             </w:pPr>
+            <w:r>
+              <w:rPr>
+                <w:rFonts w:ascii="Times New Roman" w:hAnsi="Times New Roman"/>
+                <w:b/>
+                <w:sz w:val="24"/>
+              </w:rPr>
+              <w:t>50.</w:t>
+            </w:r>
+            <w:r>
+              <w:rPr>
+                <w:rFonts w:ascii="Times New Roman" w:hAnsi="Times New Roman"/>
+                <w:b/>
+                <w:sz w:val="24"/>
+              </w:rPr>
+              <w:tab/>
+            </w:r>
           </w:p>
         </w:tc>
         <w:tc>
@@ -12519,7 +13619,6 @@
                 <w:sz w:val="24"/>
               </w:rPr>
             </w:pPr>
-            <w:proofErr w:type="spellStart"/>
             <w:r>
               <w:rPr>
                 <w:rFonts w:ascii="Times New Roman" w:hAnsi="Times New Roman"/>
@@ -12527,7 +13626,6 @@
               </w:rPr>
               <w:t>фотовидеофиксация</w:t>
             </w:r>
-            <w:proofErr w:type="spellEnd"/>
           </w:p>
         </w:tc>
       </w:tr>
@@ -12547,11 +13645,8 @@
           </w:tcPr>
           <w:p>
             <w:pPr>
-              <w:numPr>
-                <w:ilvl w:val="0"/>
-                <w:numId w:val="6"/>
-              </w:numPr>
-              <w:spacing w:after="0" w:line="252" w:lineRule="auto"/>
+              <w:spacing w:after="0" w:line="252" w:lineRule="auto"/>
+              <w:ind w:left="720" w:hanging="360"/>
               <w:contextualSpacing/>
               <w:jc w:val="both"/>
               <w:rPr>
@@ -12560,6 +13655,22 @@
                 <w:sz w:val="24"/>
               </w:rPr>
             </w:pPr>
+            <w:r>
+              <w:rPr>
+                <w:rFonts w:ascii="Times New Roman" w:hAnsi="Times New Roman"/>
+                <w:b/>
+                <w:sz w:val="24"/>
+              </w:rPr>
+              <w:t>51.</w:t>
+            </w:r>
+            <w:r>
+              <w:rPr>
+                <w:rFonts w:ascii="Times New Roman" w:hAnsi="Times New Roman"/>
+                <w:b/>
+                <w:sz w:val="24"/>
+              </w:rPr>
+              <w:tab/>
+            </w:r>
           </w:p>
         </w:tc>
         <w:tc>
@@ -12637,11 +13748,8 @@
           </w:tcPr>
           <w:p>
             <w:pPr>
-              <w:numPr>
-                <w:ilvl w:val="0"/>
-                <w:numId w:val="6"/>
-              </w:numPr>
-              <w:spacing w:after="0" w:line="252" w:lineRule="auto"/>
+              <w:spacing w:after="0" w:line="252" w:lineRule="auto"/>
+              <w:ind w:left="720" w:hanging="360"/>
               <w:contextualSpacing/>
               <w:jc w:val="both"/>
               <w:rPr>
@@ -12650,6 +13758,22 @@
                 <w:sz w:val="24"/>
               </w:rPr>
             </w:pPr>
+            <w:r>
+              <w:rPr>
+                <w:rFonts w:ascii="Times New Roman" w:hAnsi="Times New Roman"/>
+                <w:b/>
+                <w:sz w:val="24"/>
+              </w:rPr>
+              <w:t>52.</w:t>
+            </w:r>
+            <w:r>
+              <w:rPr>
+                <w:rFonts w:ascii="Times New Roman" w:hAnsi="Times New Roman"/>
+                <w:b/>
+                <w:sz w:val="24"/>
+              </w:rPr>
+              <w:tab/>
+            </w:r>
           </w:p>
         </w:tc>
         <w:tc>
@@ -12727,11 +13851,8 @@
           </w:tcPr>
           <w:p>
             <w:pPr>
-              <w:numPr>
-                <w:ilvl w:val="0"/>
-                <w:numId w:val="6"/>
-              </w:numPr>
-              <w:spacing w:after="0" w:line="252" w:lineRule="auto"/>
+              <w:spacing w:after="0" w:line="252" w:lineRule="auto"/>
+              <w:ind w:left="720" w:hanging="360"/>
               <w:contextualSpacing/>
               <w:jc w:val="both"/>
               <w:rPr>
@@ -12740,6 +13861,22 @@
                 <w:sz w:val="24"/>
               </w:rPr>
             </w:pPr>
+            <w:r>
+              <w:rPr>
+                <w:rFonts w:ascii="Times New Roman" w:hAnsi="Times New Roman"/>
+                <w:b/>
+                <w:sz w:val="24"/>
+              </w:rPr>
+              <w:t>53.</w:t>
+            </w:r>
+            <w:r>
+              <w:rPr>
+                <w:rFonts w:ascii="Times New Roman" w:hAnsi="Times New Roman"/>
+                <w:b/>
+                <w:sz w:val="24"/>
+              </w:rPr>
+              <w:tab/>
+            </w:r>
           </w:p>
         </w:tc>
         <w:tc>
@@ -12817,11 +13954,8 @@
           </w:tcPr>
           <w:p>
             <w:pPr>
-              <w:numPr>
-                <w:ilvl w:val="0"/>
-                <w:numId w:val="6"/>
-              </w:numPr>
-              <w:spacing w:after="0" w:line="252" w:lineRule="auto"/>
+              <w:spacing w:after="0" w:line="252" w:lineRule="auto"/>
+              <w:ind w:left="720" w:hanging="360"/>
               <w:contextualSpacing/>
               <w:jc w:val="both"/>
               <w:rPr>
@@ -12830,6 +13964,22 @@
                 <w:sz w:val="24"/>
               </w:rPr>
             </w:pPr>
+            <w:r>
+              <w:rPr>
+                <w:rFonts w:ascii="Times New Roman" w:hAnsi="Times New Roman"/>
+                <w:b/>
+                <w:sz w:val="24"/>
+              </w:rPr>
+              <w:t>54.</w:t>
+            </w:r>
+            <w:r>
+              <w:rPr>
+                <w:rFonts w:ascii="Times New Roman" w:hAnsi="Times New Roman"/>
+                <w:b/>
+                <w:sz w:val="24"/>
+              </w:rPr>
+              <w:tab/>
+            </w:r>
           </w:p>
         </w:tc>
         <w:tc>
@@ -12907,11 +14057,8 @@
           </w:tcPr>
           <w:p>
             <w:pPr>
-              <w:numPr>
-                <w:ilvl w:val="0"/>
-                <w:numId w:val="6"/>
-              </w:numPr>
-              <w:spacing w:after="0" w:line="252" w:lineRule="auto"/>
+              <w:spacing w:after="0" w:line="252" w:lineRule="auto"/>
+              <w:ind w:left="720" w:hanging="360"/>
               <w:contextualSpacing/>
               <w:jc w:val="both"/>
               <w:rPr>
@@ -12920,6 +14067,22 @@
                 <w:sz w:val="24"/>
               </w:rPr>
             </w:pPr>
+            <w:r>
+              <w:rPr>
+                <w:rFonts w:ascii="Times New Roman" w:hAnsi="Times New Roman"/>
+                <w:b/>
+                <w:sz w:val="24"/>
+              </w:rPr>
+              <w:t>55.</w:t>
+            </w:r>
+            <w:r>
+              <w:rPr>
+                <w:rFonts w:ascii="Times New Roman" w:hAnsi="Times New Roman"/>
+                <w:b/>
+                <w:sz w:val="24"/>
+              </w:rPr>
+              <w:tab/>
+            </w:r>
           </w:p>
         </w:tc>
         <w:tc>
@@ -12997,11 +14160,8 @@
           </w:tcPr>
           <w:p>
             <w:pPr>
-              <w:numPr>
-                <w:ilvl w:val="0"/>
-                <w:numId w:val="6"/>
-              </w:numPr>
-              <w:spacing w:after="0" w:line="252" w:lineRule="auto"/>
+              <w:spacing w:after="0" w:line="252" w:lineRule="auto"/>
+              <w:ind w:left="720" w:hanging="360"/>
               <w:contextualSpacing/>
               <w:jc w:val="both"/>
               <w:rPr>
@@ -13010,6 +14170,22 @@
                 <w:sz w:val="24"/>
               </w:rPr>
             </w:pPr>
+            <w:r>
+              <w:rPr>
+                <w:rFonts w:ascii="Times New Roman" w:hAnsi="Times New Roman"/>
+                <w:b/>
+                <w:sz w:val="24"/>
+              </w:rPr>
+              <w:t>56.</w:t>
+            </w:r>
+            <w:r>
+              <w:rPr>
+                <w:rFonts w:ascii="Times New Roman" w:hAnsi="Times New Roman"/>
+                <w:b/>
+                <w:sz w:val="24"/>
+              </w:rPr>
+              <w:tab/>
+            </w:r>
           </w:p>
         </w:tc>
         <w:tc>
@@ -13174,25 +14350,7 @@
                 <w:b/>
                 <w:sz w:val="24"/>
               </w:rPr>
-              <w:t xml:space="preserve">От </w:t>
-            </w:r>
-            <w:proofErr w:type="spellStart"/>
-            <w:r>
-              <w:rPr>
-                <w:rFonts w:ascii="Times New Roman" w:hAnsi="Times New Roman"/>
-                <w:b/>
-                <w:sz w:val="24"/>
-              </w:rPr>
-              <w:t>Концедента</w:t>
-            </w:r>
-            <w:proofErr w:type="spellEnd"/>
-            <w:r>
-              <w:rPr>
-                <w:rFonts w:ascii="Times New Roman" w:hAnsi="Times New Roman"/>
-                <w:b/>
-                <w:sz w:val="24"/>
-              </w:rPr>
-              <w:t>:</w:t>
+              <w:t>От Концедента:</w:t>
             </w:r>
           </w:p>
           <w:p>
@@ -13397,8 +14555,6 @@
               </w:rPr>
               <w:t>УРБАНТЕХ СЕВЕРО-ЗАПАД</w:t>
             </w:r>
-            <w:bookmarkStart w:id="4" w:name="_GoBack"/>
-            <w:bookmarkEnd w:id="4"/>
             <w:r>
               <w:rPr>
                 <w:rFonts w:ascii="Times New Roman" w:hAnsi="Times New Roman"/>
@@ -13499,7 +14655,6 @@
               </w:rPr>
               <w:t>_______________ /</w:t>
             </w:r>
-            <w:proofErr w:type="spellStart"/>
             <w:r>
               <w:rPr>
                 <w:rFonts w:ascii="Times New Roman" w:hAnsi="Times New Roman"/>
@@ -13507,7 +14662,6 @@
               </w:rPr>
               <w:t>Даварский</w:t>
             </w:r>
-            <w:proofErr w:type="spellEnd"/>
             <w:r>
               <w:rPr>
                 <w:rFonts w:ascii="Times New Roman" w:hAnsi="Times New Roman"/>
@@ -13564,7 +14718,7 @@
 </file>
 
 <file path=word/endnotes.xml><?xml version="1.0" encoding="utf-8"?>
-<w:endnotes xmlns:wpc="http://schemas.microsoft.com/office/word/2010/wordprocessingCanvas" xmlns:mc="http://schemas.openxmlformats.org/markup-compatibility/2006" xmlns:o="urn:schemas-microsoft-com:office:office" xmlns:r="http://schemas.openxmlformats.org/officeDocument/2006/relationships" xmlns:m="http://schemas.openxmlformats.org/officeDocument/2006/math" xmlns:v="urn:schemas-microsoft-com:vml" xmlns:wp14="http://schemas.microsoft.com/office/word/2010/wordprocessingDrawing" xmlns:wp="http://schemas.openxmlformats.org/drawingml/2006/wordprocessingDrawing" xmlns:w10="urn:schemas-microsoft-com:office:word" xmlns:w="http://schemas.openxmlformats.org/wordprocessingml/2006/main" xmlns:w14="http://schemas.microsoft.com/office/word/2010/wordml" xmlns:w15="http://schemas.microsoft.com/office/word/2012/wordml" xmlns:wpg="http://schemas.microsoft.com/office/word/2010/wordprocessingGroup" xmlns:wpi="http://schemas.microsoft.com/office/word/2010/wordprocessingInk" xmlns:wne="http://schemas.microsoft.com/office/word/2006/wordml" xmlns:wps="http://schemas.microsoft.com/office/word/2010/wordprocessingShape" mc:Ignorable="w14 w15 wp14">
+<w:endnotes xmlns:wpc="http://schemas.microsoft.com/office/word/2010/wordprocessingCanvas" xmlns:cx="http://schemas.microsoft.com/office/drawing/2014/chartex" xmlns:cx1="http://schemas.microsoft.com/office/drawing/2015/9/8/chartex" xmlns:cx2="http://schemas.microsoft.com/office/drawing/2015/10/21/chartex" xmlns:cx3="http://schemas.microsoft.com/office/drawing/2016/5/9/chartex" xmlns:cx4="http://schemas.microsoft.com/office/drawing/2016/5/10/chartex" xmlns:cx5="http://schemas.microsoft.com/office/drawing/2016/5/11/chartex" xmlns:cx6="http://schemas.microsoft.com/office/drawing/2016/5/12/chartex" xmlns:cx7="http://schemas.microsoft.com/office/drawing/2016/5/13/chartex" xmlns:cx8="http://schemas.microsoft.com/office/drawing/2016/5/14/chartex" xmlns:mc="http://schemas.openxmlformats.org/markup-compatibility/2006" xmlns:aink="http://schemas.microsoft.com/office/drawing/2016/ink" xmlns:am3d="http://schemas.microsoft.com/office/drawing/2017/model3d" xmlns:o="urn:schemas-microsoft-com:office:office" xmlns:oel="http://schemas.microsoft.com/office/2019/extlst" xmlns:r="http://schemas.openxmlformats.org/officeDocument/2006/relationships" xmlns:m="http://schemas.openxmlformats.org/officeDocument/2006/math" xmlns:v="urn:schemas-microsoft-com:vml" xmlns:wp14="http://schemas.microsoft.com/office/word/2010/wordprocessingDrawing" xmlns:wp="http://schemas.openxmlformats.org/drawingml/2006/wordprocessingDrawing" xmlns:w10="urn:schemas-microsoft-com:office:word" xmlns:w="http://schemas.openxmlformats.org/wordprocessingml/2006/main" xmlns:w14="http://schemas.microsoft.com/office/word/2010/wordml" xmlns:w15="http://schemas.microsoft.com/office/word/2012/wordml" xmlns:w16cex="http://schemas.microsoft.com/office/word/2018/wordml/cex" xmlns:w16cid="http://schemas.microsoft.com/office/word/2016/wordml/cid" xmlns:w16="http://schemas.microsoft.com/office/word/2018/wordml" xmlns:w16du="http://schemas.microsoft.com/office/word/2023/wordml/word16du" xmlns:w16sdtdh="http://schemas.microsoft.com/office/word/2020/wordml/sdtdatahash" xmlns:w16sdtfl="http://schemas.microsoft.com/office/word/2024/wordml/sdtformatlock" xmlns:w16se="http://schemas.microsoft.com/office/word/2015/wordml/symex" xmlns:wpg="http://schemas.microsoft.com/office/word/2010/wordprocessingGroup" xmlns:wpi="http://schemas.microsoft.com/office/word/2010/wordprocessingInk" xmlns:wne="http://schemas.microsoft.com/office/word/2006/wordml" xmlns:wps="http://schemas.microsoft.com/office/word/2010/wordprocessingShape" mc:Ignorable="w14 w15 w16se w16cid w16 w16cex w16sdtdh w16sdtfl w16du wp14">
   <w:endnote w:type="separator" w:id="-1">
     <w:p>
       <w:pPr>
@@ -13589,7 +14743,7 @@
 </file>
 
 <file path=word/footer1.xml><?xml version="1.0" encoding="utf-8"?>
-<w:ftr xmlns:wpc="http://schemas.microsoft.com/office/word/2010/wordprocessingCanvas" xmlns:mc="http://schemas.openxmlformats.org/markup-compatibility/2006" xmlns:o="urn:schemas-microsoft-com:office:office" xmlns:r="http://schemas.openxmlformats.org/officeDocument/2006/relationships" xmlns:m="http://schemas.openxmlformats.org/officeDocument/2006/math" xmlns:v="urn:schemas-microsoft-com:vml" xmlns:wp14="http://schemas.microsoft.com/office/word/2010/wordprocessingDrawing" xmlns:wp="http://schemas.openxmlformats.org/drawingml/2006/wordprocessingDrawing" xmlns:w10="urn:schemas-microsoft-com:office:word" xmlns:w="http://schemas.openxmlformats.org/wordprocessingml/2006/main" xmlns:w14="http://schemas.microsoft.com/office/word/2010/wordml" xmlns:w15="http://schemas.microsoft.com/office/word/2012/wordml" xmlns:wpg="http://schemas.microsoft.com/office/word/2010/wordprocessingGroup" xmlns:wpi="http://schemas.microsoft.com/office/word/2010/wordprocessingInk" xmlns:wne="http://schemas.microsoft.com/office/word/2006/wordml" xmlns:wps="http://schemas.microsoft.com/office/word/2010/wordprocessingShape" mc:Ignorable="w14 w15 wp14">
+<w:ftr xmlns:wpc="http://schemas.microsoft.com/office/word/2010/wordprocessingCanvas" xmlns:cx="http://schemas.microsoft.com/office/drawing/2014/chartex" xmlns:cx1="http://schemas.microsoft.com/office/drawing/2015/9/8/chartex" xmlns:cx2="http://schemas.microsoft.com/office/drawing/2015/10/21/chartex" xmlns:cx3="http://schemas.microsoft.com/office/drawing/2016/5/9/chartex" xmlns:cx4="http://schemas.microsoft.com/office/drawing/2016/5/10/chartex" xmlns:cx5="http://schemas.microsoft.com/office/drawing/2016/5/11/chartex" xmlns:cx6="http://schemas.microsoft.com/office/drawing/2016/5/12/chartex" xmlns:cx7="http://schemas.microsoft.com/office/drawing/2016/5/13/chartex" xmlns:cx8="http://schemas.microsoft.com/office/drawing/2016/5/14/chartex" xmlns:mc="http://schemas.openxmlformats.org/markup-compatibility/2006" xmlns:aink="http://schemas.microsoft.com/office/drawing/2016/ink" xmlns:am3d="http://schemas.microsoft.com/office/drawing/2017/model3d" xmlns:o="urn:schemas-microsoft-com:office:office" xmlns:oel="http://schemas.microsoft.com/office/2019/extlst" xmlns:r="http://schemas.openxmlformats.org/officeDocument/2006/relationships" xmlns:m="http://schemas.openxmlformats.org/officeDocument/2006/math" xmlns:v="urn:schemas-microsoft-com:vml" xmlns:wp14="http://schemas.microsoft.com/office/word/2010/wordprocessingDrawing" xmlns:wp="http://schemas.openxmlformats.org/drawingml/2006/wordprocessingDrawing" xmlns:w10="urn:schemas-microsoft-com:office:word" xmlns:w="http://schemas.openxmlformats.org/wordprocessingml/2006/main" xmlns:w14="http://schemas.microsoft.com/office/word/2010/wordml" xmlns:w15="http://schemas.microsoft.com/office/word/2012/wordml" xmlns:w16cex="http://schemas.microsoft.com/office/word/2018/wordml/cex" xmlns:w16cid="http://schemas.microsoft.com/office/word/2016/wordml/cid" xmlns:w16="http://schemas.microsoft.com/office/word/2018/wordml" xmlns:w16du="http://schemas.microsoft.com/office/word/2023/wordml/word16du" xmlns:w16sdtdh="http://schemas.microsoft.com/office/word/2020/wordml/sdtdatahash" xmlns:w16sdtfl="http://schemas.microsoft.com/office/word/2024/wordml/sdtformatlock" xmlns:w16se="http://schemas.microsoft.com/office/word/2015/wordml/symex" xmlns:wpg="http://schemas.microsoft.com/office/word/2010/wordprocessingGroup" xmlns:wpi="http://schemas.microsoft.com/office/word/2010/wordprocessingInk" xmlns:wne="http://schemas.microsoft.com/office/word/2006/wordml" xmlns:wps="http://schemas.microsoft.com/office/word/2010/wordprocessingShape" mc:Ignorable="w14 w15 w16se w16cid w16 w16cex w16sdtdh w16sdtfl w16du wp14">
   <w:sdt>
     <w:sdtPr>
       <w:id w:val="1338348308"/>
@@ -13635,7 +14789,7 @@
 </file>
 
 <file path=word/footnotes.xml><?xml version="1.0" encoding="utf-8"?>
-<w:footnotes xmlns:wpc="http://schemas.microsoft.com/office/word/2010/wordprocessingCanvas" xmlns:mc="http://schemas.openxmlformats.org/markup-compatibility/2006" xmlns:o="urn:schemas-microsoft-com:office:office" xmlns:r="http://schemas.openxmlformats.org/officeDocument/2006/relationships" xmlns:m="http://schemas.openxmlformats.org/officeDocument/2006/math" xmlns:v="urn:schemas-microsoft-com:vml" xmlns:wp14="http://schemas.microsoft.com/office/word/2010/wordprocessingDrawing" xmlns:wp="http://schemas.openxmlformats.org/drawingml/2006/wordprocessingDrawing" xmlns:w10="urn:schemas-microsoft-com:office:word" xmlns:w="http://schemas.openxmlformats.org/wordprocessingml/2006/main" xmlns:w14="http://schemas.microsoft.com/office/word/2010/wordml" xmlns:w15="http://schemas.microsoft.com/office/word/2012/wordml" xmlns:wpg="http://schemas.microsoft.com/office/word/2010/wordprocessingGroup" xmlns:wpi="http://schemas.microsoft.com/office/word/2010/wordprocessingInk" xmlns:wne="http://schemas.microsoft.com/office/word/2006/wordml" xmlns:wps="http://schemas.microsoft.com/office/word/2010/wordprocessingShape" mc:Ignorable="w14 w15 wp14">
+<w:footnotes xmlns:wpc="http://schemas.microsoft.com/office/word/2010/wordprocessingCanvas" xmlns:cx="http://schemas.microsoft.com/office/drawing/2014/chartex" xmlns:cx1="http://schemas.microsoft.com/office/drawing/2015/9/8/chartex" xmlns:cx2="http://schemas.microsoft.com/office/drawing/2015/10/21/chartex" xmlns:cx3="http://schemas.microsoft.com/office/drawing/2016/5/9/chartex" xmlns:cx4="http://schemas.microsoft.com/office/drawing/2016/5/10/chartex" xmlns:cx5="http://schemas.microsoft.com/office/drawing/2016/5/11/chartex" xmlns:cx6="http://schemas.microsoft.com/office/drawing/2016/5/12/chartex" xmlns:cx7="http://schemas.microsoft.com/office/drawing/2016/5/13/chartex" xmlns:cx8="http://schemas.microsoft.com/office/drawing/2016/5/14/chartex" xmlns:mc="http://schemas.openxmlformats.org/markup-compatibility/2006" xmlns:aink="http://schemas.microsoft.com/office/drawing/2016/ink" xmlns:am3d="http://schemas.microsoft.com/office/drawing/2017/model3d" xmlns:o="urn:schemas-microsoft-com:office:office" xmlns:oel="http://schemas.microsoft.com/office/2019/extlst" xmlns:r="http://schemas.openxmlformats.org/officeDocument/2006/relationships" xmlns:m="http://schemas.openxmlformats.org/officeDocument/2006/math" xmlns:v="urn:schemas-microsoft-com:vml" xmlns:wp14="http://schemas.microsoft.com/office/word/2010/wordprocessingDrawing" xmlns:wp="http://schemas.openxmlformats.org/drawingml/2006/wordprocessingDrawing" xmlns:w10="urn:schemas-microsoft-com:office:word" xmlns:w="http://schemas.openxmlformats.org/wordprocessingml/2006/main" xmlns:w14="http://schemas.microsoft.com/office/word/2010/wordml" xmlns:w15="http://schemas.microsoft.com/office/word/2012/wordml" xmlns:w16cex="http://schemas.microsoft.com/office/word/2018/wordml/cex" xmlns:w16cid="http://schemas.microsoft.com/office/word/2016/wordml/cid" xmlns:w16="http://schemas.microsoft.com/office/word/2018/wordml" xmlns:w16du="http://schemas.microsoft.com/office/word/2023/wordml/word16du" xmlns:w16sdtdh="http://schemas.microsoft.com/office/word/2020/wordml/sdtdatahash" xmlns:w16sdtfl="http://schemas.microsoft.com/office/word/2024/wordml/sdtformatlock" xmlns:w16se="http://schemas.microsoft.com/office/word/2015/wordml/symex" xmlns:wpg="http://schemas.microsoft.com/office/word/2010/wordprocessingGroup" xmlns:wpi="http://schemas.microsoft.com/office/word/2010/wordprocessingInk" xmlns:wne="http://schemas.microsoft.com/office/word/2006/wordml" xmlns:wps="http://schemas.microsoft.com/office/word/2010/wordprocessingShape" mc:Ignorable="w14 w15 w16se w16cid w16 w16cex w16sdtdh w16sdtfl w16du wp14">
   <w:footnote w:type="separator" w:id="-1">
     <w:p>
       <w:pPr>
@@ -13660,7 +14814,7 @@
 </file>
 
 <file path=word/numbering.xml><?xml version="1.0" encoding="utf-8"?>
-<w:numbering xmlns:wpc="http://schemas.microsoft.com/office/word/2010/wordprocessingCanvas" xmlns:mc="http://schemas.openxmlformats.org/markup-compatibility/2006" xmlns:o="urn:schemas-microsoft-com:office:office" xmlns:r="http://schemas.openxmlformats.org/officeDocument/2006/relationships" xmlns:m="http://schemas.openxmlformats.org/officeDocument/2006/math" xmlns:v="urn:schemas-microsoft-com:vml" xmlns:wp14="http://schemas.microsoft.com/office/word/2010/wordprocessingDrawing" xmlns:wp="http://schemas.openxmlformats.org/drawingml/2006/wordprocessingDrawing" xmlns:w10="urn:schemas-microsoft-com:office:word" xmlns:w="http://schemas.openxmlformats.org/wordprocessingml/2006/main" xmlns:w14="http://schemas.microsoft.com/office/word/2010/wordml" xmlns:w15="http://schemas.microsoft.com/office/word/2012/wordml" xmlns:wpg="http://schemas.microsoft.com/office/word/2010/wordprocessingGroup" xmlns:wpi="http://schemas.microsoft.com/office/word/2010/wordprocessingInk" xmlns:wne="http://schemas.microsoft.com/office/word/2006/wordml" xmlns:wps="http://schemas.microsoft.com/office/word/2010/wordprocessingShape" mc:Ignorable="w14 w15 wp14">
+<w:numbering xmlns:wpc="http://schemas.microsoft.com/office/word/2010/wordprocessingCanvas" xmlns:cx="http://schemas.microsoft.com/office/drawing/2014/chartex" xmlns:cx1="http://schemas.microsoft.com/office/drawing/2015/9/8/chartex" xmlns:cx2="http://schemas.microsoft.com/office/drawing/2015/10/21/chartex" xmlns:cx3="http://schemas.microsoft.com/office/drawing/2016/5/9/chartex" xmlns:cx4="http://schemas.microsoft.com/office/drawing/2016/5/10/chartex" xmlns:cx5="http://schemas.microsoft.com/office/drawing/2016/5/11/chartex" xmlns:cx6="http://schemas.microsoft.com/office/drawing/2016/5/12/chartex" xmlns:cx7="http://schemas.microsoft.com/office/drawing/2016/5/13/chartex" xmlns:cx8="http://schemas.microsoft.com/office/drawing/2016/5/14/chartex" xmlns:mc="http://schemas.openxmlformats.org/markup-compatibility/2006" xmlns:aink="http://schemas.microsoft.com/office/drawing/2016/ink" xmlns:am3d="http://schemas.microsoft.com/office/drawing/2017/model3d" xmlns:o="urn:schemas-microsoft-com:office:office" xmlns:oel="http://schemas.microsoft.com/office/2019/extlst" xmlns:r="http://schemas.openxmlformats.org/officeDocument/2006/relationships" xmlns:m="http://schemas.openxmlformats.org/officeDocument/2006/math" xmlns:v="urn:schemas-microsoft-com:vml" xmlns:wp14="http://schemas.microsoft.com/office/word/2010/wordprocessingDrawing" xmlns:wp="http://schemas.openxmlformats.org/drawingml/2006/wordprocessingDrawing" xmlns:w10="urn:schemas-microsoft-com:office:word" xmlns:w="http://schemas.openxmlformats.org/wordprocessingml/2006/main" xmlns:w14="http://schemas.microsoft.com/office/word/2010/wordml" xmlns:w15="http://schemas.microsoft.com/office/word/2012/wordml" xmlns:w16cex="http://schemas.microsoft.com/office/word/2018/wordml/cex" xmlns:w16cid="http://schemas.microsoft.com/office/word/2016/wordml/cid" xmlns:w16="http://schemas.microsoft.com/office/word/2018/wordml" xmlns:w16du="http://schemas.microsoft.com/office/word/2023/wordml/word16du" xmlns:w16sdtdh="http://schemas.microsoft.com/office/word/2020/wordml/sdtdatahash" xmlns:w16sdtfl="http://schemas.microsoft.com/office/word/2024/wordml/sdtformatlock" xmlns:w16se="http://schemas.microsoft.com/office/word/2015/wordml/symex" xmlns:wpg="http://schemas.microsoft.com/office/word/2010/wordprocessingGroup" xmlns:wpi="http://schemas.microsoft.com/office/word/2010/wordprocessingInk" xmlns:wne="http://schemas.microsoft.com/office/word/2006/wordml" xmlns:wps="http://schemas.microsoft.com/office/word/2010/wordprocessingShape" mc:Ignorable="w14 w15 w16se w16cid w16 w16cex w16sdtdh w16sdtfl w16du wp14">
   <w:abstractNum w:abstractNumId="0" w15:restartNumberingAfterBreak="0">
     <w:nsid w:val="10651BFE"/>
     <w:multiLevelType w:val="multilevel"/>
@@ -14264,32 +15418,32 @@
       </w:pPr>
     </w:lvl>
   </w:abstractNum>
-  <w:num w:numId="1">
+  <w:num w:numId="1" w16cid:durableId="1218275760">
     <w:abstractNumId w:val="4"/>
   </w:num>
-  <w:num w:numId="2">
+  <w:num w:numId="2" w16cid:durableId="2037122511">
     <w:abstractNumId w:val="0"/>
   </w:num>
-  <w:num w:numId="3">
+  <w:num w:numId="3" w16cid:durableId="501630889">
     <w:abstractNumId w:val="1"/>
   </w:num>
-  <w:num w:numId="4">
+  <w:num w:numId="4" w16cid:durableId="1855992182">
     <w:abstractNumId w:val="6"/>
   </w:num>
-  <w:num w:numId="5">
+  <w:num w:numId="5" w16cid:durableId="550044871">
     <w:abstractNumId w:val="2"/>
   </w:num>
-  <w:num w:numId="6">
+  <w:num w:numId="6" w16cid:durableId="1606647508">
     <w:abstractNumId w:val="5"/>
   </w:num>
-  <w:num w:numId="7">
+  <w:num w:numId="7" w16cid:durableId="1386224421">
     <w:abstractNumId w:val="3"/>
   </w:num>
 </w:numbering>
 </file>
 
 <file path=word/styles.xml><?xml version="1.0" encoding="utf-8"?>
-<w:styles xmlns:mc="http://schemas.openxmlformats.org/markup-compatibility/2006" xmlns:r="http://schemas.openxmlformats.org/officeDocument/2006/relationships" xmlns:w="http://schemas.openxmlformats.org/wordprocessingml/2006/main" xmlns:w14="http://schemas.microsoft.com/office/word/2010/wordml" xmlns:w15="http://schemas.microsoft.com/office/word/2012/wordml" mc:Ignorable="w14 w15">
+<w:styles xmlns:mc="http://schemas.openxmlformats.org/markup-compatibility/2006" xmlns:r="http://schemas.openxmlformats.org/officeDocument/2006/relationships" xmlns:w="http://schemas.openxmlformats.org/wordprocessingml/2006/main" xmlns:w14="http://schemas.microsoft.com/office/word/2010/wordml" xmlns:w15="http://schemas.microsoft.com/office/word/2012/wordml" xmlns:w16cex="http://schemas.microsoft.com/office/word/2018/wordml/cex" xmlns:w16cid="http://schemas.microsoft.com/office/word/2016/wordml/cid" xmlns:w16="http://schemas.microsoft.com/office/word/2018/wordml" xmlns:w16du="http://schemas.microsoft.com/office/word/2023/wordml/word16du" xmlns:w16sdtdh="http://schemas.microsoft.com/office/word/2020/wordml/sdtdatahash" xmlns:w16sdtfl="http://schemas.microsoft.com/office/word/2024/wordml/sdtformatlock" xmlns:w16se="http://schemas.microsoft.com/office/word/2015/wordml/symex" mc:Ignorable="w14 w15 w16se w16cid w16 w16cex w16sdtdh w16sdtfl w16du">
   <w:docDefaults>
     <w:rPrDefault>
       <w:rPr>
@@ -14305,7 +15459,7 @@
       </w:pPr>
     </w:pPrDefault>
   </w:docDefaults>
-  <w:latentStyles w:defLockedState="0" w:defUIPriority="99" w:defSemiHidden="0" w:defUnhideWhenUsed="0" w:defQFormat="0" w:count="371">
+  <w:latentStyles w:defLockedState="0" w:defUIPriority="99" w:defSemiHidden="0" w:defUnhideWhenUsed="0" w:defQFormat="0" w:count="376">
     <w:lsdException w:name="Normal" w:uiPriority="0" w:qFormat="1"/>
     <w:lsdException w:name="heading 1" w:uiPriority="9" w:qFormat="1"/>
     <w:lsdException w:name="heading 2" w:uiPriority="9" w:qFormat="1"/>
@@ -14676,6 +15830,11 @@
     <w:lsdException w:name="List Table 5 Dark Accent 6" w:uiPriority="50"/>
     <w:lsdException w:name="List Table 6 Colorful Accent 6" w:uiPriority="51"/>
     <w:lsdException w:name="List Table 7 Colorful Accent 6" w:uiPriority="52"/>
+    <w:lsdException w:name="Mention" w:semiHidden="1" w:unhideWhenUsed="1"/>
+    <w:lsdException w:name="Smart Hyperlink" w:semiHidden="1" w:unhideWhenUsed="1"/>
+    <w:lsdException w:name="Hashtag" w:semiHidden="1" w:unhideWhenUsed="1"/>
+    <w:lsdException w:name="Unresolved Mention" w:semiHidden="1" w:unhideWhenUsed="1"/>
+    <w:lsdException w:name="Smart Link" w:semiHidden="1" w:unhideWhenUsed="1"/>
   </w:latentStyles>
   <w:style w:type="paragraph" w:default="1" w:styleId="a">
     <w:name w:val="Normal"/>
@@ -15313,7 +16472,7 @@
     </w:rPr>
   </w:style>
   <w:style w:type="character" w:customStyle="1" w:styleId="af6">
-    <w:name w:val="Название Знак"/>
+    <w:name w:val="Заголовок Знак"/>
     <w:link w:val="af5"/>
     <w:rPr>
       <w:rFonts w:ascii="XO Thames" w:hAnsi="XO Thames"/>
